--- a/site/files/konspekt-lekciya-3.docx
+++ b/site/files/konspekt-lekciya-3.docx
@@ -430,7 +430,7 @@
               <w:rPr>
                 <w:lang w:val="ru"/>
               </w:rPr>
-              <w:t xml:space="preserve">бонусный урок и страница</w:t>
+              <w:t xml:space="preserve">бонусный урок 1 и страница</w:t>
             </w:r>
             <w:r>
               <w:rPr>
@@ -508,7 +508,7 @@
         <w:rPr>
           <w:lang w:val="ru"/>
         </w:rPr>
-        <w:t xml:space="preserve">Читать и править такие файлы удобно в бесплатном Obsidian (бонусный урок, раздел 3).</w:t>
+        <w:t xml:space="preserve">Читать и править такие файлы удобно в бесплатном Obsidian (бонусный урок 1, раздел 3).</w:t>
       </w:r>
     </w:p>
     <w:bookmarkEnd w:id="11"/>
@@ -755,7 +755,7 @@
         <w:rPr>
           <w:lang w:val="ru"/>
         </w:rPr>
-        <w:t xml:space="preserve">, подробно — в бонусном уроке.</w:t>
+        <w:t xml:space="preserve">, подробно — в бонусном уроке 1.</w:t>
       </w:r>
     </w:p>
     <w:bookmarkEnd w:id="13"/>

--- a/site/files/konspekt-lekciya-3.docx
+++ b/site/files/konspekt-lekciya-3.docx
@@ -5820,7 +5820,7 @@
       </w:r>
     </w:p>
     <w:bookmarkEnd w:id="54"/>
-    <w:bookmarkStart w:id="56" w:name="samostoyatelno"/>
+    <w:bookmarkStart w:id="57" w:name="samostoyatelno"/>
     <w:p>
       <w:pPr>
         <w:pStyle w:val="Heading2"/>
@@ -5868,14 +5868,53 @@
             <w:rStyle w:val="Hyperlink"/>
             <w:lang w:val="ru"/>
           </w:rPr>
-          <w:t xml:space="preserve">итоговый тест</w:t>
+          <w:t xml:space="preserve">тест в форме</w:t>
         </w:r>
       </w:hyperlink>
       <w:r>
         <w:rPr>
           <w:lang w:val="ru"/>
         </w:rPr>
-        <w:t xml:space="preserve">, от 44 баллов из 72 (60 %).</w:t>
+        <w:t xml:space="preserve"> </w:t>
+      </w:r>
+      <w:r>
+        <w:rPr>
+          <w:lang w:val="ru"/>
+        </w:rPr>
+        <w:t xml:space="preserve">— результат попадёт в ведомость; «сдано» — от 44 баллов</w:t>
+      </w:r>
+      <w:r>
+        <w:rPr>
+          <w:lang w:val="ru"/>
+        </w:rPr>
+        <w:t xml:space="preserve"> </w:t>
+      </w:r>
+      <w:r>
+        <w:rPr>
+          <w:lang w:val="ru"/>
+        </w:rPr>
+        <w:t xml:space="preserve">из 72 (60 %). Потренироваться —</w:t>
+      </w:r>
+      <w:r>
+        <w:rPr>
+          <w:lang w:val="ru"/>
+        </w:rPr>
+        <w:t xml:space="preserve"> </w:t>
+      </w:r>
+      <w:hyperlink r:id="rId56">
+        <w:r>
+          <w:rPr>
+            <w:rStyle w:val="Hyperlink"/>
+            <w:lang w:val="ru"/>
+          </w:rPr>
+          <w:t xml:space="preserve">тест на сайте</w:t>
+        </w:r>
+      </w:hyperlink>
+      <w:r>
+        <w:rPr>
+          <w:lang w:val="ru"/>
+        </w:rPr>
+        <w:t xml:space="preserve">.</w:t>
       </w:r>
     </w:p>
     <w:p>
@@ -6220,8 +6259,8 @@
         <w:t xml:space="preserve">студенту; задание можно проверить беседой.</w:t>
       </w:r>
     </w:p>
-    <w:bookmarkEnd w:id="56"/>
-    <w:bookmarkStart w:id="57" w:name="proverte-sebya"/>
+    <w:bookmarkEnd w:id="57"/>
+    <w:bookmarkStart w:id="58" w:name="proverte-sebya"/>
     <w:p>
       <w:pPr>
         <w:pStyle w:val="Heading2"/>
@@ -6449,8 +6488,8 @@
         <w:t xml:space="preserve">кто бы ни помогал с текстом.</w:t>
       </w:r>
     </w:p>
-    <w:bookmarkEnd w:id="57"/>
-    <w:bookmarkStart w:id="58" w:name="istochniki"/>
+    <w:bookmarkEnd w:id="58"/>
+    <w:bookmarkStart w:id="59" w:name="istochniki"/>
     <w:p>
       <w:pPr>
         <w:pStyle w:val="Heading2"/>
@@ -6642,7 +6681,7 @@
         <w:t xml:space="preserve">Maybin S. Busting the attention span myth. BBC. 2017. https://www.bbc.com/news/health-38896790</w:t>
       </w:r>
     </w:p>
-    <w:bookmarkEnd w:id="58"/>
+    <w:bookmarkEnd w:id="59"/>
     <w:sectPr>
       <w:footnotePr>
         <w:numRestart w:val="eachSect"/>

--- a/site/files/konspekt-lekciya-3.docx
+++ b/site/files/konspekt-lekciya-3.docx
@@ -5862,13 +5862,25 @@
         </w:rPr>
         <w:t xml:space="preserve"> </w:t>
       </w:r>
+      <w:r>
+        <w:rPr>
+          <w:lang w:val="ru"/>
+        </w:rPr>
+        <w:t xml:space="preserve">на сайте НГУ: итоговый тест из 10 вопросов. Проверить себя здесь — тесты</w:t>
+      </w:r>
+      <w:r>
+        <w:rPr>
+          <w:lang w:val="ru"/>
+        </w:rPr>
+        <w:t xml:space="preserve"> </w:t>
+      </w:r>
       <w:hyperlink r:id="rId55">
         <w:r>
           <w:rPr>
             <w:rStyle w:val="Hyperlink"/>
             <w:lang w:val="ru"/>
           </w:rPr>
-          <w:t xml:space="preserve">тест в форме</w:t>
+          <w:t xml:space="preserve">среднего уровня</w:t>
         </w:r>
       </w:hyperlink>
       <w:r>
@@ -5881,19 +5893,7 @@
         <w:rPr>
           <w:lang w:val="ru"/>
         </w:rPr>
-        <w:t xml:space="preserve">— результат попадёт в ведомость; «сдано» — от 44 баллов</w:t>
-      </w:r>
-      <w:r>
-        <w:rPr>
-          <w:lang w:val="ru"/>
-        </w:rPr>
-        <w:t xml:space="preserve"> </w:t>
-      </w:r>
-      <w:r>
-        <w:rPr>
-          <w:lang w:val="ru"/>
-        </w:rPr>
-        <w:t xml:space="preserve">из 72 (60 %). Потренироваться —</w:t>
+        <w:t xml:space="preserve">и</w:t>
       </w:r>
       <w:r>
         <w:rPr>
@@ -5907,7 +5907,7 @@
             <w:rStyle w:val="Hyperlink"/>
             <w:lang w:val="ru"/>
           </w:rPr>
-          <w:t xml:space="preserve">тест на сайте</w:t>
+          <w:t xml:space="preserve">повышенной сложности</w:t>
         </w:r>
       </w:hyperlink>
       <w:r>

--- a/site/files/konspekt-lekciya-3.docx
+++ b/site/files/konspekt-lekciya-3.docx
@@ -10,7 +10,7 @@
         <w:rPr>
           <w:lang w:val="ru"/>
         </w:rPr>
-        <w:t xml:space="preserve">Лекция 3. ИИ-агенты, проверка работ и выявление ИИ-контента</w:t>
+        <w:t xml:space="preserve">Лекция 3. ИИ-агенты, проверка работ, выявление ИИ-контента и карта смыслов</w:t>
       </w:r>
     </w:p>
     <w:p>
@@ -21,6 +21,53 @@
         <w:rPr>
           <w:lang w:val="ru"/>
         </w:rPr>
+        <w:t xml:space="preserve">Отправная точка неудобная: студенты пользуются ИИ, чтобы сдать вовремя, а не чтобы понять.</w:t>
+      </w:r>
+      <w:r>
+        <w:rPr>
+          <w:lang w:val="ru"/>
+        </w:rPr>
+        <w:t xml:space="preserve"> </w:t>
+      </w:r>
+      <w:r>
+        <w:rPr>
+          <w:lang w:val="ru"/>
+        </w:rPr>
+        <w:t xml:space="preserve">Если правильно встроить ИИ в упражнения, он становится инструментом, а не костылём, и студент</w:t>
+      </w:r>
+      <w:r>
+        <w:rPr>
+          <w:lang w:val="ru"/>
+        </w:rPr>
+        <w:t xml:space="preserve"> </w:t>
+      </w:r>
+      <w:r>
+        <w:rPr>
+          <w:lang w:val="ru"/>
+        </w:rPr>
+        <w:t xml:space="preserve">действительно понимает, как получено знание. Помогают методы контекст-инжиниринга</w:t>
+      </w:r>
+      <w:r>
+        <w:rPr>
+          <w:lang w:val="ru"/>
+        </w:rPr>
+        <w:t xml:space="preserve"> </w:t>
+      </w:r>
+      <w:r>
+        <w:rPr>
+          <w:lang w:val="ru"/>
+        </w:rPr>
+        <w:t xml:space="preserve">(лекция 1, раздел 5): агенты и системный слой, контекст — это аудитория, карта смыслов.</w:t>
+      </w:r>
+    </w:p>
+    <w:p>
+      <w:pPr>
+        <w:pStyle w:val="BodyText"/>
+      </w:pPr>
+      <w:r>
+        <w:rPr>
+          <w:lang w:val="ru"/>
+        </w:rPr>
         <w:t xml:space="preserve">Лекция о том, как собрать своего ИИ-помощника, проверять работы студентов быстрее</w:t>
       </w:r>
       <w:r>
@@ -33,7 +80,31 @@
         <w:rPr>
           <w:lang w:val="ru"/>
         </w:rPr>
-        <w:t xml:space="preserve">и честнее — и не обвинить студента по ошибке детектора.</w:t>
+        <w:t xml:space="preserve">и честнее — и не обвинить студента по ошибке детектора. В конце — карта смыслов:</w:t>
+      </w:r>
+      <w:r>
+        <w:rPr>
+          <w:lang w:val="ru"/>
+        </w:rPr>
+        <w:t xml:space="preserve"> </w:t>
+      </w:r>
+      <w:r>
+        <w:rPr>
+          <w:lang w:val="ru"/>
+        </w:rPr>
+        <w:t xml:space="preserve">агент-смысловик соберёт её из ваших материалов и ответов, а по ней вы напишете новый</w:t>
+      </w:r>
+      <w:r>
+        <w:rPr>
+          <w:lang w:val="ru"/>
+        </w:rPr>
+        <w:t xml:space="preserve"> </w:t>
+      </w:r>
+      <w:r>
+        <w:rPr>
+          <w:lang w:val="ru"/>
+        </w:rPr>
+        <w:t xml:space="preserve">курс и тест.</w:t>
       </w:r>
     </w:p>
     <w:bookmarkStart w:id="9" w:name="что-вы-унесёте-с-лекции"/>
@@ -135,7 +206,34 @@
         <w:rPr>
           <w:lang w:val="ru"/>
         </w:rPr>
-        <w:t xml:space="preserve">задания, которые трудно «сдать нейросетью».</w:t>
+        <w:t xml:space="preserve">задания, которые трудно «сдать нейросетью»;</w:t>
+      </w:r>
+    </w:p>
+    <w:p>
+      <w:pPr>
+        <w:pStyle w:val="Compact"/>
+        <w:numPr>
+          <w:ilvl w:val="0"/>
+          <w:numId w:val="1001"/>
+        </w:numPr>
+      </w:pPr>
+      <w:r>
+        <w:rPr>
+          <w:lang w:val="ru"/>
+        </w:rPr>
+        <w:t xml:space="preserve">карту смыслов курса из шести уровней — из текста или из интервью с агентом-смысловиком,</w:t>
+      </w:r>
+      <w:r>
+        <w:rPr>
+          <w:lang w:val="ru"/>
+        </w:rPr>
+        <w:t xml:space="preserve"> </w:t>
+      </w:r>
+      <w:r>
+        <w:rPr>
+          <w:lang w:val="ru"/>
+        </w:rPr>
+        <w:t xml:space="preserve">а по ней новый курс и тест.</w:t>
       </w:r>
     </w:p>
     <w:bookmarkEnd w:id="9"/>
@@ -223,7 +321,102 @@
         <w:rPr>
           <w:lang w:val="ru"/>
         </w:rPr>
-        <w:t xml:space="preserve">ассистент-исследователь, который помнит курс и его правила.</w:t>
+        <w:t xml:space="preserve">ассистент-исследователь, который помнит курс и его правила. Системный слой и ваши файлы</w:t>
+      </w:r>
+      <w:r>
+        <w:rPr>
+          <w:lang w:val="ru"/>
+        </w:rPr>
+        <w:t xml:space="preserve"> </w:t>
+      </w:r>
+      <w:r>
+        <w:rPr>
+          <w:lang w:val="ru"/>
+        </w:rPr>
+        <w:t xml:space="preserve">делают его ответы точнее и ближе к курсу, чем в обычном чате.</w:t>
+      </w:r>
+    </w:p>
+    <w:p>
+      <w:pPr>
+        <w:pStyle w:val="BodyText"/>
+      </w:pPr>
+      <w:r>
+        <w:rPr>
+          <w:lang w:val="ru"/>
+        </w:rPr>
+        <w:t xml:space="preserve">Для методиста это может быть агент, который адаптирует конспекты под разные уровни</w:t>
+      </w:r>
+      <w:r>
+        <w:rPr>
+          <w:lang w:val="ru"/>
+        </w:rPr>
+        <w:t xml:space="preserve"> </w:t>
+      </w:r>
+      <w:r>
+        <w:rPr>
+          <w:lang w:val="ru"/>
+        </w:rPr>
+        <w:t xml:space="preserve">подготовки и форматы занятий; для учёного — агент, который собирает литературу, сравнивает</w:t>
+      </w:r>
+      <w:r>
+        <w:rPr>
+          <w:lang w:val="ru"/>
+        </w:rPr>
+        <w:t xml:space="preserve"> </w:t>
+      </w:r>
+      <w:r>
+        <w:rPr>
+          <w:lang w:val="ru"/>
+        </w:rPr>
+        <w:t xml:space="preserve">работы коллег, помогает готовить статьи и рецензии. Цели и критерии качества в обоих</w:t>
+      </w:r>
+      <w:r>
+        <w:rPr>
+          <w:lang w:val="ru"/>
+        </w:rPr>
+        <w:t xml:space="preserve"> </w:t>
+      </w:r>
+      <w:r>
+        <w:rPr>
+          <w:lang w:val="ru"/>
+        </w:rPr>
+        <w:t xml:space="preserve">случаях задаёт человек: никто лучше вас не опишет, что в вашей работе стоит автоматизировать.</w:t>
+      </w:r>
+      <w:r>
+        <w:rPr>
+          <w:lang w:val="ru"/>
+        </w:rPr>
+        <w:t xml:space="preserve"> </w:t>
+      </w:r>
+      <w:r>
+        <w:rPr>
+          <w:lang w:val="ru"/>
+        </w:rPr>
+        <w:t xml:space="preserve">Начните с вопросов к самой модели — «Как ИИ может помочь в моей работе с…?», «Изучи</w:t>
+      </w:r>
+      <w:r>
+        <w:rPr>
+          <w:lang w:val="ru"/>
+        </w:rPr>
+        <w:t xml:space="preserve"> </w:t>
+      </w:r>
+      <w:r>
+        <w:rPr>
+          <w:lang w:val="ru"/>
+        </w:rPr>
+        <w:t xml:space="preserve">исследователей из списка X и подготовь отчёт по образцу Y» — и делайте её оппонентом</w:t>
+      </w:r>
+      <w:r>
+        <w:rPr>
+          <w:lang w:val="ru"/>
+        </w:rPr>
+        <w:t xml:space="preserve"> </w:t>
+      </w:r>
+      <w:r>
+        <w:rPr>
+          <w:lang w:val="ru"/>
+        </w:rPr>
+        <w:t xml:space="preserve">и рецензентом своих текстов.</w:t>
       </w:r>
     </w:p>
     <w:bookmarkStart w:id="11" w:name="где-собрать-агента"/>
@@ -734,7 +927,19 @@
         <w:rPr>
           <w:lang w:val="ru"/>
         </w:rPr>
-        <w:t xml:space="preserve">проверка текста на следы ИИ и редактор ИИ-штампов. Скачать и поставить — на странице</w:t>
+        <w:t xml:space="preserve">проверка текста на следы ИИ, редактор ИИ-штампов и смысловик — карта смыслов курса.</w:t>
+      </w:r>
+      <w:r>
+        <w:rPr>
+          <w:lang w:val="ru"/>
+        </w:rPr>
+        <w:t xml:space="preserve"> </w:t>
+      </w:r>
+      <w:r>
+        <w:rPr>
+          <w:lang w:val="ru"/>
+        </w:rPr>
+        <w:t xml:space="preserve">Скачать и поставить — на странице</w:t>
       </w:r>
       <w:r>
         <w:rPr>
@@ -757,6 +962,118 @@
         </w:rPr>
         <w:t xml:space="preserve">, подробно — в бонусном уроке 1.</w:t>
       </w:r>
+      <w:r>
+        <w:rPr>
+          <w:lang w:val="ru"/>
+        </w:rPr>
+        <w:t xml:space="preserve"> </w:t>
+      </w:r>
+      <w:r>
+        <w:rPr>
+          <w:lang w:val="ru"/>
+        </w:rPr>
+        <w:t xml:space="preserve">Агенты из видео лекции стали навыками: «копирайтер-универсал» —</w:t>
+      </w:r>
+      <w:r>
+        <w:rPr>
+          <w:lang w:val="ru"/>
+        </w:rPr>
+        <w:t xml:space="preserve"> </w:t>
+      </w:r>
+      <w:r>
+        <w:rPr>
+          <w:rStyle w:val="VerbatimChar"/>
+          <w:lang w:val="ru"/>
+        </w:rPr>
+        <w:t xml:space="preserve">writing-in-styles</w:t>
+      </w:r>
+      <w:r>
+        <w:rPr>
+          <w:lang w:val="ru"/>
+        </w:rPr>
+        <w:t xml:space="preserve">,</w:t>
+      </w:r>
+      <w:r>
+        <w:rPr>
+          <w:lang w:val="ru"/>
+        </w:rPr>
+        <w:t xml:space="preserve"> </w:t>
+      </w:r>
+      <w:r>
+        <w:rPr>
+          <w:lang w:val="ru"/>
+        </w:rPr>
+        <w:t xml:space="preserve">«исследователь» —</w:t>
+      </w:r>
+      <w:r>
+        <w:rPr>
+          <w:lang w:val="ru"/>
+        </w:rPr>
+        <w:t xml:space="preserve"> </w:t>
+      </w:r>
+      <w:r>
+        <w:rPr>
+          <w:rStyle w:val="VerbatimChar"/>
+          <w:lang w:val="ru"/>
+        </w:rPr>
+        <w:t xml:space="preserve">researching-literature</w:t>
+      </w:r>
+      <w:r>
+        <w:rPr>
+          <w:lang w:val="ru"/>
+        </w:rPr>
+        <w:t xml:space="preserve">, «детектор» —</w:t>
+      </w:r>
+      <w:r>
+        <w:rPr>
+          <w:lang w:val="ru"/>
+        </w:rPr>
+        <w:t xml:space="preserve"> </w:t>
+      </w:r>
+      <w:r>
+        <w:rPr>
+          <w:rStyle w:val="VerbatimChar"/>
+          <w:lang w:val="ru"/>
+        </w:rPr>
+        <w:t xml:space="preserve">spotting-ai-writing</w:t>
+      </w:r>
+      <w:r>
+        <w:rPr>
+          <w:lang w:val="ru"/>
+        </w:rPr>
+        <w:t xml:space="preserve">. Вместо</w:t>
+      </w:r>
+      <w:r>
+        <w:rPr>
+          <w:lang w:val="ru"/>
+        </w:rPr>
+        <w:t xml:space="preserve"> </w:t>
+      </w:r>
+      <w:r>
+        <w:rPr>
+          <w:lang w:val="ru"/>
+        </w:rPr>
+        <w:t xml:space="preserve">«гуманизатора» —</w:t>
+      </w:r>
+      <w:r>
+        <w:rPr>
+          <w:lang w:val="ru"/>
+        </w:rPr>
+        <w:t xml:space="preserve"> </w:t>
+      </w:r>
+      <w:r>
+        <w:rPr>
+          <w:rStyle w:val="VerbatimChar"/>
+          <w:lang w:val="ru"/>
+        </w:rPr>
+        <w:t xml:space="preserve">editing-ai-writing</w:t>
+      </w:r>
+      <w:r>
+        <w:rPr>
+          <w:lang w:val="ru"/>
+        </w:rPr>
+        <w:t xml:space="preserve">: он убирает штампы, но не обещает обмануть детектор.</w:t>
+      </w:r>
     </w:p>
     <w:bookmarkEnd w:id="13"/>
     <w:bookmarkEnd w:id="14"/>
@@ -973,7 +1290,7 @@
       </w:r>
     </w:p>
     <w:bookmarkEnd w:id="15"/>
-    <w:bookmarkStart w:id="31" w:name="vyyavlenie"/>
+    <w:bookmarkStart w:id="32" w:name="vyyavlenie"/>
     <w:p>
       <w:pPr>
         <w:pStyle w:val="Heading2"/>
@@ -2069,7 +2386,7 @@
       </w:r>
     </w:p>
     <w:bookmarkEnd w:id="28"/>
-    <w:bookmarkStart w:id="29" w:name="эксперимент-редактор-против-детектора"/>
+    <w:bookmarkStart w:id="30" w:name="эксперимент-редактор-против-детектора"/>
     <w:p>
       <w:pPr>
         <w:pStyle w:val="Heading3"/>
@@ -2172,8 +2489,88 @@
         <w:t xml:space="preserve">строится на фактах и беседе, а не на стиле.</w:t>
       </w:r>
     </w:p>
-    <w:bookmarkEnd w:id="29"/>
-    <w:bookmarkStart w:id="30" w:name="разбор-подозрительное-эссе"/>
+    <w:p>
+      <w:pPr>
+        <w:pStyle w:val="BodyText"/>
+      </w:pPr>
+      <w:r>
+        <w:rPr>
+          <w:lang w:val="ru"/>
+        </w:rPr>
+        <w:t xml:space="preserve">Есть и сервисы-«гуманизаторы» — например,</w:t>
+      </w:r>
+      <w:r>
+        <w:rPr>
+          <w:lang w:val="ru"/>
+        </w:rPr>
+        <w:t xml:space="preserve"> </w:t>
+      </w:r>
+      <w:hyperlink r:id="rId29">
+        <w:r>
+          <w:rPr>
+            <w:rStyle w:val="Hyperlink"/>
+            <w:lang w:val="ru"/>
+          </w:rPr>
+          <w:t xml:space="preserve">decopy.ai</w:t>
+        </w:r>
+      </w:hyperlink>
+      <w:r>
+        <w:rPr>
+          <w:lang w:val="ru"/>
+        </w:rPr>
+        <w:t xml:space="preserve">:</w:t>
+      </w:r>
+      <w:r>
+        <w:rPr>
+          <w:lang w:val="ru"/>
+        </w:rPr>
+        <w:t xml:space="preserve"> </w:t>
+      </w:r>
+      <w:r>
+        <w:rPr>
+          <w:lang w:val="ru"/>
+        </w:rPr>
+        <w:t xml:space="preserve">они переписывают текст так, чтобы детектор его не узнал. В лекции автор показывает такой</w:t>
+      </w:r>
+      <w:r>
+        <w:rPr>
+          <w:lang w:val="ru"/>
+        </w:rPr>
+        <w:t xml:space="preserve"> </w:t>
+      </w:r>
+      <w:r>
+        <w:rPr>
+          <w:lang w:val="ru"/>
+        </w:rPr>
+        <w:t xml:space="preserve">текст: «Короче, препод теперь должен не только сам шарить в ИИ, но и видеть, когда студент</w:t>
+      </w:r>
+      <w:r>
+        <w:rPr>
+          <w:lang w:val="ru"/>
+        </w:rPr>
+        <w:t xml:space="preserve"> </w:t>
+      </w:r>
+      <w:r>
+        <w:rPr>
+          <w:lang w:val="ru"/>
+        </w:rPr>
+        <w:t xml:space="preserve">схалтурил с его помощью…» Стиль стал «человеческим», а содержание осталось прежним. Доступность</w:t>
+      </w:r>
+      <w:r>
+        <w:rPr>
+          <w:lang w:val="ru"/>
+        </w:rPr>
+        <w:t xml:space="preserve"> </w:t>
+      </w:r>
+      <w:r>
+        <w:rPr>
+          <w:lang w:val="ru"/>
+        </w:rPr>
+        <w:t xml:space="preserve">сервиса из России и его тарифы мы не проверяли.</w:t>
+      </w:r>
+    </w:p>
+    <w:bookmarkEnd w:id="30"/>
+    <w:bookmarkStart w:id="31" w:name="разбор-подозрительное-эссе"/>
     <w:p>
       <w:pPr>
         <w:pStyle w:val="Heading3"/>
@@ -2593,9 +2990,9 @@
         <w:t xml:space="preserve">фактов для проверки нет вовсе. Беседа покажет, владеет ли студент темой.</w:t>
       </w:r>
     </w:p>
-    <w:bookmarkEnd w:id="30"/>
     <w:bookmarkEnd w:id="31"/>
-    <w:bookmarkStart w:id="40" w:name="etika"/>
+    <w:bookmarkEnd w:id="32"/>
+    <w:bookmarkStart w:id="41" w:name="etika"/>
     <w:p>
       <w:pPr>
         <w:pStyle w:val="Heading2"/>
@@ -2607,7 +3004,7 @@
         <w:t xml:space="preserve">4. Этика и правила курса</w:t>
       </w:r>
     </w:p>
-    <w:bookmarkStart w:id="32" w:name="правила-для-студентов"/>
+    <w:bookmarkStart w:id="33" w:name="правила-для-студентов"/>
     <w:p>
       <w:pPr>
         <w:pStyle w:val="Heading3"/>
@@ -2896,8 +3293,8 @@
         </w:tc>
       </w:tr>
     </w:tbl>
-    <w:bookmarkEnd w:id="32"/>
-    <w:bookmarkStart w:id="33" w:name="задания-которые-трудно-сдать-нейросетью"/>
+    <w:bookmarkEnd w:id="33"/>
+    <w:bookmarkStart w:id="34" w:name="задания-которые-трудно-сдать-нейросетью"/>
     <w:p>
       <w:pPr>
         <w:pStyle w:val="Heading3"/>
@@ -3137,8 +3534,119 @@
         <w:t xml:space="preserve">и собственный вывод, который студент отстаивает вслух.</w:t>
       </w:r>
     </w:p>
-    <w:bookmarkEnd w:id="33"/>
-    <w:bookmarkStart w:id="34" w:name="уровни-свободы-по-курсам"/>
+    <w:p>
+      <w:pPr>
+        <w:pStyle w:val="Compact"/>
+        <w:numPr>
+          <w:ilvl w:val="0"/>
+          <w:numId w:val="1006"/>
+        </w:numPr>
+      </w:pPr>
+      <w:r>
+        <w:rPr>
+          <w:b/>
+          <w:bCs/>
+          <w:lang w:val="ru"/>
+        </w:rPr>
+        <w:t xml:space="preserve">Многоуровневая диагностика.</w:t>
+      </w:r>
+      <w:r>
+        <w:rPr>
+          <w:lang w:val="ru"/>
+        </w:rPr>
+        <w:t xml:space="preserve"> </w:t>
+      </w:r>
+      <w:r>
+        <w:rPr>
+          <w:lang w:val="ru"/>
+        </w:rPr>
+        <w:t xml:space="preserve">Кроме письменной работы — обсуждение в группе, разбор</w:t>
+      </w:r>
+      <w:r>
+        <w:rPr>
+          <w:lang w:val="ru"/>
+        </w:rPr>
+        <w:t xml:space="preserve"> </w:t>
+      </w:r>
+      <w:r>
+        <w:rPr>
+          <w:lang w:val="ru"/>
+        </w:rPr>
+        <w:t xml:space="preserve">кейса, взаимное рецензирование.</w:t>
+      </w:r>
+    </w:p>
+    <w:p>
+      <w:pPr>
+        <w:pStyle w:val="Compact"/>
+        <w:numPr>
+          <w:ilvl w:val="0"/>
+          <w:numId w:val="1006"/>
+        </w:numPr>
+      </w:pPr>
+      <w:r>
+        <w:rPr>
+          <w:b/>
+          <w:bCs/>
+          <w:lang w:val="ru"/>
+        </w:rPr>
+        <w:t xml:space="preserve">Задача не на один промпт.</w:t>
+      </w:r>
+      <w:r>
+        <w:rPr>
+          <w:lang w:val="ru"/>
+        </w:rPr>
+        <w:t xml:space="preserve"> </w:t>
+      </w:r>
+      <w:r>
+        <w:rPr>
+          <w:lang w:val="ru"/>
+        </w:rPr>
+        <w:t xml:space="preserve">Многошаговый сценарий, где нужно анализировать, сводить</w:t>
+      </w:r>
+      <w:r>
+        <w:rPr>
+          <w:lang w:val="ru"/>
+        </w:rPr>
+        <w:t xml:space="preserve"> </w:t>
+      </w:r>
+      <w:r>
+        <w:rPr>
+          <w:lang w:val="ru"/>
+        </w:rPr>
+        <w:t xml:space="preserve">и сравнивать альтернативы.</w:t>
+      </w:r>
+    </w:p>
+    <w:p>
+      <w:pPr>
+        <w:pStyle w:val="Compact"/>
+        <w:numPr>
+          <w:ilvl w:val="0"/>
+          <w:numId w:val="1006"/>
+        </w:numPr>
+      </w:pPr>
+      <w:r>
+        <w:rPr>
+          <w:b/>
+          <w:bCs/>
+          <w:lang w:val="ru"/>
+        </w:rPr>
+        <w:t xml:space="preserve">Портфолио прогресса.</w:t>
+      </w:r>
+      <w:r>
+        <w:rPr>
+          <w:lang w:val="ru"/>
+        </w:rPr>
+        <w:t xml:space="preserve"> </w:t>
+      </w:r>
+      <w:r>
+        <w:rPr>
+          <w:lang w:val="ru"/>
+        </w:rPr>
+        <w:t xml:space="preserve">Черновики и версии работ за семестр: видно, как росло понимание.</w:t>
+      </w:r>
+    </w:p>
+    <w:bookmarkEnd w:id="34"/>
+    <w:bookmarkStart w:id="35" w:name="уровни-свободы-по-курсам"/>
     <w:p>
       <w:pPr>
         <w:pStyle w:val="Heading3"/>
@@ -3308,8 +3816,8 @@
         <w:t xml:space="preserve">в итоговых проектах — прозрачен, с объяснением каждого этапа.</w:t>
       </w:r>
     </w:p>
-    <w:bookmarkEnd w:id="34"/>
-    <w:bookmarkStart w:id="35" w:name="этика-преподавателя"/>
+    <w:bookmarkEnd w:id="35"/>
+    <w:bookmarkStart w:id="36" w:name="этика-преподавателя"/>
     <w:p>
       <w:pPr>
         <w:pStyle w:val="Heading3"/>
@@ -3490,8 +3998,8 @@
         <w:t xml:space="preserve">Правила пересматривайте каждый семестр — инструменты меняются быстрее.</w:t>
       </w:r>
     </w:p>
-    <w:bookmarkEnd w:id="35"/>
-    <w:bookmarkStart w:id="39" w:name="документы"/>
+    <w:bookmarkEnd w:id="36"/>
+    <w:bookmarkStart w:id="40" w:name="документы"/>
     <w:p>
       <w:pPr>
         <w:pStyle w:val="Heading3"/>
@@ -3555,7 +4063,7 @@
         </w:rPr>
         <w:t xml:space="preserve">центра при Правительстве РФ и Минэкономразвития (</w:t>
       </w:r>
-      <w:hyperlink r:id="rId36">
+      <w:hyperlink r:id="rId37">
         <w:r>
           <w:rPr>
             <w:rStyle w:val="Hyperlink"/>
@@ -3623,7 +4131,7 @@
         </w:rPr>
         <w:t xml:space="preserve">(</w:t>
       </w:r>
-      <w:hyperlink r:id="rId37">
+      <w:hyperlink r:id="rId38">
         <w:r>
           <w:rPr>
             <w:rStyle w:val="Hyperlink"/>
@@ -3703,7 +4211,7 @@
         </w:rPr>
         <w:t xml:space="preserve">(</w:t>
       </w:r>
-      <w:hyperlink r:id="rId38">
+      <w:hyperlink r:id="rId39">
         <w:r>
           <w:rPr>
             <w:rStyle w:val="Hyperlink"/>
@@ -3742,9 +4250,9 @@
         <w:t xml:space="preserve">вы проверяете работы.</w:t>
       </w:r>
     </w:p>
-    <w:bookmarkEnd w:id="39"/>
     <w:bookmarkEnd w:id="40"/>
-    <w:bookmarkStart w:id="46" w:name="praktika"/>
+    <w:bookmarkEnd w:id="41"/>
+    <w:bookmarkStart w:id="47" w:name="karta-smyslov"/>
     <w:p>
       <w:pPr>
         <w:pStyle w:val="Heading2"/>
@@ -3753,7 +4261,7 @@
         <w:rPr>
           <w:lang w:val="ru"/>
         </w:rPr>
-        <w:t xml:space="preserve">5. Практика: своя программа по отчётам об ИИ</w:t>
+        <w:t xml:space="preserve">5. Карта смыслов и агент-смысловик</w:t>
       </w:r>
     </w:p>
     <w:p>
@@ -3762,9 +4270,70 @@
       </w:pPr>
       <w:r>
         <w:rPr>
-          <w:lang w:val="ru"/>
-        </w:rPr>
-        <w:t xml:space="preserve">Два исследования, созданные людьми, — для сверки с ИИ-черновиком:</w:t>
+          <w:b/>
+          <w:bCs/>
+          <w:lang w:val="ru"/>
+        </w:rPr>
+        <w:t xml:space="preserve">Карта смыслов</w:t>
+      </w:r>
+      <w:r>
+        <w:rPr>
+          <w:lang w:val="ru"/>
+        </w:rPr>
+        <w:t xml:space="preserve"> </w:t>
+      </w:r>
+      <w:r>
+        <w:rPr>
+          <w:lang w:val="ru"/>
+        </w:rPr>
+        <w:t xml:space="preserve">— невидимая арматура текста или курса: структура, которая держит всё</w:t>
+      </w:r>
+      <w:r>
+        <w:rPr>
+          <w:lang w:val="ru"/>
+        </w:rPr>
+        <w:t xml:space="preserve"> </w:t>
+      </w:r>
+      <w:r>
+        <w:rPr>
+          <w:lang w:val="ru"/>
+        </w:rPr>
+        <w:t xml:space="preserve">«здание» материала. Она отвечает, почему курс существует, для кого он и что меняет.</w:t>
+      </w:r>
+      <w:r>
+        <w:rPr>
+          <w:lang w:val="ru"/>
+        </w:rPr>
+        <w:t xml:space="preserve"> </w:t>
+      </w:r>
+      <w:r>
+        <w:rPr>
+          <w:lang w:val="ru"/>
+        </w:rPr>
+        <w:t xml:space="preserve">По карте пишутся новые курсы, лекции, тесты и анонсы — и все они говорят об одном.</w:t>
+      </w:r>
+    </w:p>
+    <w:bookmarkStart w:id="42" w:name="auditoriya"/>
+    <w:p>
+      <w:pPr>
+        <w:pStyle w:val="Heading3"/>
+      </w:pPr>
+      <w:r>
+        <w:rPr>
+          <w:lang w:val="ru"/>
+        </w:rPr>
+        <w:t xml:space="preserve">Контекст — это аудитория</w:t>
+      </w:r>
+    </w:p>
+    <w:p>
+      <w:pPr>
+        <w:pStyle w:val="FirstParagraph"/>
+      </w:pPr>
+      <w:r>
+        <w:rPr>
+          <w:lang w:val="ru"/>
+        </w:rPr>
+        <w:t xml:space="preserve">Чем точнее в промпте описаны слушатели, тем точнее ответ. Сравните два запроса:</w:t>
       </w:r>
     </w:p>
     <w:p>
@@ -3777,10 +4346,1996 @@
       </w:pPr>
       <w:r>
         <w:rPr>
+          <w:lang w:val="ru"/>
+        </w:rPr>
+        <w:t xml:space="preserve">«Предложи 5 тем лекций по ИИ в научной работе для преподавателей»;</w:t>
+      </w:r>
+    </w:p>
+    <w:p>
+      <w:pPr>
+        <w:pStyle w:val="Compact"/>
+        <w:numPr>
+          <w:ilvl w:val="0"/>
+          <w:numId w:val="1009"/>
+        </w:numPr>
+      </w:pPr>
+      <w:r>
+        <w:rPr>
+          <w:lang w:val="ru"/>
+        </w:rPr>
+        <w:t xml:space="preserve">«Предложи 5 тем лекций по ИИ в научной работе для преподавателей ИТ-дисциплин</w:t>
+      </w:r>
+      <w:r>
+        <w:rPr>
+          <w:lang w:val="ru"/>
+        </w:rPr>
+        <w:t xml:space="preserve"> </w:t>
+      </w:r>
+      <w:r>
+        <w:rPr>
+          <w:lang w:val="ru"/>
+        </w:rPr>
+        <w:t xml:space="preserve">инженерного вуза со стажем 10–20 лет. Они понимают технический жаргон и хотят</w:t>
+      </w:r>
+      <w:r>
+        <w:rPr>
+          <w:lang w:val="ru"/>
+        </w:rPr>
+        <w:t xml:space="preserve"> </w:t>
+      </w:r>
+      <w:r>
+        <w:rPr>
+          <w:lang w:val="ru"/>
+        </w:rPr>
+        <w:t xml:space="preserve">запускать нейросети локально, без интернета».</w:t>
+      </w:r>
+    </w:p>
+    <w:p>
+      <w:pPr>
+        <w:pStyle w:val="FirstParagraph"/>
+      </w:pPr>
+      <w:r>
+        <w:rPr>
+          <w:lang w:val="ru"/>
+        </w:rPr>
+        <w:t xml:space="preserve">На второй запрос модель предложит темы про локальные модели и их проверку, а не общий</w:t>
+      </w:r>
+      <w:r>
+        <w:rPr>
+          <w:lang w:val="ru"/>
+        </w:rPr>
+        <w:t xml:space="preserve"> </w:t>
+      </w:r>
+      <w:r>
+        <w:rPr>
+          <w:lang w:val="ru"/>
+        </w:rPr>
+        <w:t xml:space="preserve">обзор. Описание аудитории — студенческий уровень карты смыслов; собрать его поможет промпт</w:t>
+      </w:r>
+      <w:r>
+        <w:rPr>
+          <w:lang w:val="ru"/>
+        </w:rPr>
+        <w:t xml:space="preserve"> </w:t>
+      </w:r>
+      <w:r>
+        <w:rPr>
+          <w:lang w:val="ru"/>
+        </w:rPr>
+        <w:t xml:space="preserve">«Портрет аудитории», подробный вариант — «Портрет аудитории — полная версия (Buyer Persona)».</w:t>
+      </w:r>
+    </w:p>
+    <w:p>
+      <w:pPr>
+        <w:pStyle w:val="BodyText"/>
+      </w:pPr>
+      <w:r>
+        <w:rPr>
           <w:b/>
           <w:bCs/>
           <w:lang w:val="ru"/>
         </w:rPr>
+        <w:t xml:space="preserve">Три описания одной аудитории — от общего к точному</w:t>
+      </w:r>
+    </w:p>
+    <w:p>
+      <w:pPr>
+        <w:pStyle w:val="Compact"/>
+        <w:numPr>
+          <w:ilvl w:val="0"/>
+          <w:numId w:val="1010"/>
+        </w:numPr>
+      </w:pPr>
+      <w:r>
+        <w:rPr>
+          <w:lang w:val="ru"/>
+        </w:rPr>
+        <w:t xml:space="preserve">«Напиши 5 идей лекций по ИИ в науке. Аудитория — преподаватели факультета информационных</w:t>
+      </w:r>
+      <w:r>
+        <w:rPr>
+          <w:lang w:val="ru"/>
+        </w:rPr>
+        <w:t xml:space="preserve"> </w:t>
+      </w:r>
+      <w:r>
+        <w:rPr>
+          <w:lang w:val="ru"/>
+        </w:rPr>
+        <w:t xml:space="preserve">технологий со стажем 10–20 лет в традиционной системе образования; понимают сложный</w:t>
+      </w:r>
+      <w:r>
+        <w:rPr>
+          <w:lang w:val="ru"/>
+        </w:rPr>
+        <w:t xml:space="preserve"> </w:t>
+      </w:r>
+      <w:r>
+        <w:rPr>
+          <w:lang w:val="ru"/>
+        </w:rPr>
+        <w:t xml:space="preserve">технический жаргон, интересуются работой с нейросетями локально, без интернета».</w:t>
+      </w:r>
+    </w:p>
+    <w:p>
+      <w:pPr>
+        <w:pStyle w:val="Compact"/>
+        <w:numPr>
+          <w:ilvl w:val="0"/>
+          <w:numId w:val="1010"/>
+        </w:numPr>
+      </w:pPr>
+      <w:r>
+        <w:rPr>
+          <w:lang w:val="ru"/>
+        </w:rPr>
+        <w:t xml:space="preserve">«Предложи 5 тем лекций по ИИ в научной работе для преподавателей ИТ-дисциплин инженерного</w:t>
+      </w:r>
+      <w:r>
+        <w:rPr>
+          <w:lang w:val="ru"/>
+        </w:rPr>
+        <w:t xml:space="preserve"> </w:t>
+      </w:r>
+      <w:r>
+        <w:rPr>
+          <w:lang w:val="ru"/>
+        </w:rPr>
+        <w:t xml:space="preserve">вуза, давно использующих традиционные языки программирования и платформы обработки данных.</w:t>
+      </w:r>
+      <w:r>
+        <w:rPr>
+          <w:lang w:val="ru"/>
+        </w:rPr>
+        <w:t xml:space="preserve"> </w:t>
+      </w:r>
+      <w:r>
+        <w:rPr>
+          <w:lang w:val="ru"/>
+        </w:rPr>
+        <w:t xml:space="preserve">Аудиторию интересуют построение, обучение и проверка нейросетей офлайн и интеграция</w:t>
+      </w:r>
+      <w:r>
+        <w:rPr>
+          <w:lang w:val="ru"/>
+        </w:rPr>
+        <w:t xml:space="preserve"> </w:t>
+      </w:r>
+      <w:r>
+        <w:rPr>
+          <w:lang w:val="ru"/>
+        </w:rPr>
+        <w:t xml:space="preserve">локальных решений с внутренними системами».</w:t>
+      </w:r>
+    </w:p>
+    <w:p>
+      <w:pPr>
+        <w:pStyle w:val="Compact"/>
+        <w:numPr>
+          <w:ilvl w:val="0"/>
+          <w:numId w:val="1010"/>
+        </w:numPr>
+      </w:pPr>
+      <w:r>
+        <w:rPr>
+          <w:lang w:val="ru"/>
+        </w:rPr>
+        <w:t xml:space="preserve">«Сгенерируй 5 идей содержательных лекций по ИИ в научных исследованиях для преподавателей</w:t>
+      </w:r>
+      <w:r>
+        <w:rPr>
+          <w:lang w:val="ru"/>
+        </w:rPr>
+        <w:t xml:space="preserve"> </w:t>
+      </w:r>
+      <w:r>
+        <w:rPr>
+          <w:lang w:val="ru"/>
+        </w:rPr>
+        <w:t xml:space="preserve">магистерских программ с глубокими знаниями математики, статистики и алгоритмов, которые</w:t>
+      </w:r>
+      <w:r>
+        <w:rPr>
+          <w:lang w:val="ru"/>
+        </w:rPr>
+        <w:t xml:space="preserve"> </w:t>
+      </w:r>
+      <w:r>
+        <w:rPr>
+          <w:lang w:val="ru"/>
+        </w:rPr>
+        <w:t xml:space="preserve">разрабатывают и анализируют локальные нейросети без облачных платформ. Особое внимание —</w:t>
+      </w:r>
+      <w:r>
+        <w:rPr>
+          <w:lang w:val="ru"/>
+        </w:rPr>
+        <w:t xml:space="preserve"> </w:t>
+      </w:r>
+      <w:r>
+        <w:rPr>
+          <w:lang w:val="ru"/>
+        </w:rPr>
+        <w:t xml:space="preserve">техническим аспектам внедрения ИИ для автоматизации научных задач и интеграции открытых</w:t>
+      </w:r>
+      <w:r>
+        <w:rPr>
+          <w:lang w:val="ru"/>
+        </w:rPr>
+        <w:t xml:space="preserve"> </w:t>
+      </w:r>
+      <w:r>
+        <w:rPr>
+          <w:lang w:val="ru"/>
+        </w:rPr>
+        <w:t xml:space="preserve">моделей».</w:t>
+      </w:r>
+    </w:p>
+    <w:p>
+      <w:pPr>
+        <w:pStyle w:val="FirstParagraph"/>
+      </w:pPr>
+      <w:r>
+        <w:rPr>
+          <w:lang w:val="ru"/>
+        </w:rPr>
+        <w:t xml:space="preserve">С каждым уточнением темы становятся конкретнее: модель отвечает той аудитории, которую</w:t>
+      </w:r>
+      <w:r>
+        <w:rPr>
+          <w:lang w:val="ru"/>
+        </w:rPr>
+        <w:t xml:space="preserve"> </w:t>
+      </w:r>
+      <w:r>
+        <w:rPr>
+          <w:lang w:val="ru"/>
+        </w:rPr>
+        <w:t xml:space="preserve">вы описали.</w:t>
+      </w:r>
+    </w:p>
+    <w:p>
+      <w:pPr>
+        <w:pStyle w:val="BodyText"/>
+      </w:pPr>
+      <w:r>
+        <w:rPr>
+          <w:lang w:val="ru"/>
+        </w:rPr>
+        <w:t xml:space="preserve">Когда аудитория понятна, модель может предложить для неё и новый курс, клуб или сервис —</w:t>
+      </w:r>
+      <w:r>
+        <w:rPr>
+          <w:lang w:val="ru"/>
+        </w:rPr>
+        <w:t xml:space="preserve"> </w:t>
+      </w:r>
+      <w:r>
+        <w:rPr>
+          <w:lang w:val="ru"/>
+        </w:rPr>
+        <w:t xml:space="preserve">промпт «Концепция нового продукта или курса для знакомой аудитории». Карта смыслов плюс</w:t>
+      </w:r>
+      <w:r>
+        <w:rPr>
+          <w:lang w:val="ru"/>
+        </w:rPr>
+        <w:t xml:space="preserve"> </w:t>
+      </w:r>
+      <w:r>
+        <w:rPr>
+          <w:lang w:val="ru"/>
+        </w:rPr>
+        <w:t xml:space="preserve">такая концепция дают и план продвижения — например, контент-план для канала кафедры.</w:t>
+      </w:r>
+    </w:p>
+    <w:bookmarkEnd w:id="42"/>
+    <w:bookmarkStart w:id="44" w:name="шесть-уровней"/>
+    <w:p>
+      <w:pPr>
+        <w:pStyle w:val="Heading3"/>
+      </w:pPr>
+      <w:r>
+        <w:rPr>
+          <w:lang w:val="ru"/>
+        </w:rPr>
+        <w:t xml:space="preserve">Шесть уровней</w:t>
+      </w:r>
+    </w:p>
+    <w:p>
+      <w:pPr>
+        <w:pStyle w:val="FirstParagraph"/>
+      </w:pPr>
+      <w:r>
+        <w:rPr>
+          <w:lang w:val="ru"/>
+        </w:rPr>
+        <w:t xml:space="preserve">Карта пришла в образование из копирайтинга, поэтому вопросы уровней здесь переведены</w:t>
+      </w:r>
+      <w:r>
+        <w:rPr>
+          <w:lang w:val="ru"/>
+        </w:rPr>
+        <w:t xml:space="preserve"> </w:t>
+      </w:r>
+      <w:r>
+        <w:rPr>
+          <w:lang w:val="ru"/>
+        </w:rPr>
+        <w:t xml:space="preserve">на язык преподавателя — и учитывают, что у студентов уже есть ИИ.</w:t>
+      </w:r>
+    </w:p>
+    <w:tbl>
+      <w:tblPr>
+        <w:tblStyle w:val="Table"/>
+        <w:tblW w:type="pct" w:w="5000"/>
+        <w:tblLayout w:type="fixed"/>
+        <w:tblLook w:firstRow="1" w:lastRow="0" w:firstColumn="0" w:lastColumn="0" w:noHBand="0" w:noVBand="0" w:val="0020"/>
+      </w:tblPr>
+      <w:tblGrid>
+        <w:gridCol w:w="2640"/>
+        <w:gridCol w:w="2640"/>
+        <w:gridCol w:w="2640"/>
+      </w:tblGrid>
+      <w:tr>
+        <w:trPr>
+          <w:tblHeader w:val="on"/>
+        </w:trPr>
+        <w:tc>
+          <w:tcPr/>
+          <w:p>
+            <w:pPr>
+              <w:pStyle w:val="Compact"/>
+            </w:pPr>
+            <w:r>
+              <w:rPr>
+                <w:lang w:val="ru"/>
+              </w:rPr>
+              <w:t xml:space="preserve">Уровень</w:t>
+            </w:r>
+          </w:p>
+        </w:tc>
+        <w:tc>
+          <w:tcPr/>
+          <w:p>
+            <w:pPr>
+              <w:pStyle w:val="Compact"/>
+            </w:pPr>
+            <w:r>
+              <w:rPr>
+                <w:lang w:val="ru"/>
+              </w:rPr>
+              <w:t xml:space="preserve">Вопрос</w:t>
+            </w:r>
+          </w:p>
+        </w:tc>
+        <w:tc>
+          <w:tcPr/>
+          <w:p>
+            <w:pPr>
+              <w:pStyle w:val="Compact"/>
+            </w:pPr>
+            <w:r>
+              <w:rPr>
+                <w:lang w:val="ru"/>
+              </w:rPr>
+              <w:t xml:space="preserve">Что даёт курсу</w:t>
+            </w:r>
+          </w:p>
+        </w:tc>
+      </w:tr>
+      <w:tr>
+        <w:tc>
+          <w:tcPr/>
+          <w:p>
+            <w:pPr>
+              <w:pStyle w:val="Compact"/>
+            </w:pPr>
+            <w:r>
+              <w:rPr>
+                <w:lang w:val="ru"/>
+              </w:rPr>
+              <w:t xml:space="preserve">Рациональный</w:t>
+            </w:r>
+          </w:p>
+        </w:tc>
+        <w:tc>
+          <w:tcPr/>
+          <w:p>
+            <w:pPr>
+              <w:pStyle w:val="Compact"/>
+            </w:pPr>
+            <w:r>
+              <w:rPr>
+                <w:lang w:val="ru"/>
+              </w:rPr>
+              <w:t xml:space="preserve">что студент сможет сделать после курса — действием, которое можно проверить; что сам, а что вместе с ИИ</w:t>
+            </w:r>
+          </w:p>
+        </w:tc>
+        <w:tc>
+          <w:tcPr/>
+          <w:p>
+            <w:pPr>
+              <w:pStyle w:val="Compact"/>
+            </w:pPr>
+            <w:r>
+              <w:rPr>
+                <w:lang w:val="ru"/>
+              </w:rPr>
+              <w:t xml:space="preserve">результаты обучения, задания, тест</w:t>
+            </w:r>
+          </w:p>
+        </w:tc>
+      </w:tr>
+      <w:tr>
+        <w:tc>
+          <w:tcPr/>
+          <w:p>
+            <w:pPr>
+              <w:pStyle w:val="Compact"/>
+            </w:pPr>
+            <w:r>
+              <w:rPr>
+                <w:lang w:val="ru"/>
+              </w:rPr>
+              <w:t xml:space="preserve">Эмоциональный</w:t>
+            </w:r>
+          </w:p>
+        </w:tc>
+        <w:tc>
+          <w:tcPr/>
+          <w:p>
+            <w:pPr>
+              <w:pStyle w:val="Compact"/>
+            </w:pPr>
+            <w:r>
+              <w:rPr>
+                <w:lang w:val="ru"/>
+              </w:rPr>
+              <w:t xml:space="preserve">что студент чувствует на пути: интерес, тревогу, скуку, момент «понял!»</w:t>
+            </w:r>
+          </w:p>
+        </w:tc>
+        <w:tc>
+          <w:tcPr/>
+          <w:p>
+            <w:pPr>
+              <w:pStyle w:val="Compact"/>
+            </w:pPr>
+            <w:r>
+              <w:rPr>
+                <w:lang w:val="ru"/>
+              </w:rPr>
+              <w:t xml:space="preserve">вовлечение, поддержку в трудных местах</w:t>
+            </w:r>
+          </w:p>
+        </w:tc>
+      </w:tr>
+      <w:tr>
+        <w:tc>
+          <w:tcPr/>
+          <w:p>
+            <w:pPr>
+              <w:pStyle w:val="Compact"/>
+            </w:pPr>
+            <w:r>
+              <w:rPr>
+                <w:lang w:val="ru"/>
+              </w:rPr>
+              <w:t xml:space="preserve">Авторский</w:t>
+            </w:r>
+          </w:p>
+        </w:tc>
+        <w:tc>
+          <w:tcPr/>
+          <w:p>
+            <w:pPr>
+              <w:pStyle w:val="Compact"/>
+            </w:pPr>
+            <w:r>
+              <w:rPr>
+                <w:lang w:val="ru"/>
+              </w:rPr>
+              <w:t xml:space="preserve">почему курс ведёте именно вы: опыт, исследования, ваш взгляд на предмет</w:t>
+            </w:r>
+          </w:p>
+        </w:tc>
+        <w:tc>
+          <w:tcPr/>
+          <w:p>
+            <w:pPr>
+              <w:pStyle w:val="Compact"/>
+            </w:pPr>
+            <w:r>
+              <w:rPr>
+                <w:lang w:val="ru"/>
+              </w:rPr>
+              <w:t xml:space="preserve">авторскую позицию, свои примеры, тон</w:t>
+            </w:r>
+          </w:p>
+        </w:tc>
+      </w:tr>
+      <w:tr>
+        <w:tc>
+          <w:tcPr/>
+          <w:p>
+            <w:pPr>
+              <w:pStyle w:val="Compact"/>
+            </w:pPr>
+            <w:r>
+              <w:rPr>
+                <w:lang w:val="ru"/>
+              </w:rPr>
+              <w:t xml:space="preserve">Студенческий (клиентский)</w:t>
+            </w:r>
+          </w:p>
+        </w:tc>
+        <w:tc>
+          <w:tcPr/>
+          <w:p>
+            <w:pPr>
+              <w:pStyle w:val="Compact"/>
+            </w:pPr>
+            <w:r>
+              <w:rPr>
+                <w:lang w:val="ru"/>
+              </w:rPr>
+              <w:t xml:space="preserve">с чем приходят студенты, где ошибаются, какие понятия даются трудно</w:t>
+            </w:r>
+          </w:p>
+        </w:tc>
+        <w:tc>
+          <w:tcPr/>
+          <w:p>
+            <w:pPr>
+              <w:pStyle w:val="Compact"/>
+            </w:pPr>
+            <w:r>
+              <w:rPr>
+                <w:lang w:val="ru"/>
+              </w:rPr>
+              <w:t xml:space="preserve">входной уровень, разбор трудных мест, неверные варианты в тестах</w:t>
+            </w:r>
+          </w:p>
+        </w:tc>
+      </w:tr>
+      <w:tr>
+        <w:tc>
+          <w:tcPr/>
+          <w:p>
+            <w:pPr>
+              <w:pStyle w:val="Compact"/>
+            </w:pPr>
+            <w:r>
+              <w:rPr>
+                <w:lang w:val="ru"/>
+              </w:rPr>
+              <w:t xml:space="preserve">Контекстный</w:t>
+            </w:r>
+          </w:p>
+        </w:tc>
+        <w:tc>
+          <w:tcPr/>
+          <w:p>
+            <w:pPr>
+              <w:pStyle w:val="Compact"/>
+            </w:pPr>
+            <w:r>
+              <w:rPr>
+                <w:lang w:val="ru"/>
+              </w:rPr>
+              <w:t xml:space="preserve">почему это важно сейчас: что меняется в профессии и науке, что в дисциплине изменил ИИ</w:t>
+            </w:r>
+          </w:p>
+        </w:tc>
+        <w:tc>
+          <w:tcPr/>
+          <w:p>
+            <w:pPr>
+              <w:pStyle w:val="Compact"/>
+            </w:pPr>
+            <w:r>
+              <w:rPr>
+                <w:lang w:val="ru"/>
+              </w:rPr>
+              <w:t xml:space="preserve">свежие кейсы, правила работы с ИИ, задания</w:t>
+            </w:r>
+          </w:p>
+        </w:tc>
+      </w:tr>
+      <w:tr>
+        <w:tc>
+          <w:tcPr/>
+          <w:p>
+            <w:pPr>
+              <w:pStyle w:val="Compact"/>
+            </w:pPr>
+            <w:r>
+              <w:rPr>
+                <w:lang w:val="ru"/>
+              </w:rPr>
+              <w:t xml:space="preserve">Ценностный</w:t>
+            </w:r>
+          </w:p>
+        </w:tc>
+        <w:tc>
+          <w:tcPr/>
+          <w:p>
+            <w:pPr>
+              <w:pStyle w:val="Compact"/>
+            </w:pPr>
+            <w:r>
+              <w:rPr>
+                <w:lang w:val="ru"/>
+              </w:rPr>
+              <w:t xml:space="preserve">каким специалистом и человеком курс помогает стать</w:t>
+            </w:r>
+          </w:p>
+        </w:tc>
+        <w:tc>
+          <w:tcPr/>
+          <w:p>
+            <w:pPr>
+              <w:pStyle w:val="Compact"/>
+            </w:pPr>
+            <w:r>
+              <w:rPr>
+                <w:lang w:val="ru"/>
+              </w:rPr>
+              <w:t xml:space="preserve">компетенции программы, критерии оценки, этику</w:t>
+            </w:r>
+          </w:p>
+        </w:tc>
+      </w:tr>
+    </w:tbl>
+    <w:p>
+      <w:pPr>
+        <w:pStyle w:val="BodyText"/>
+      </w:pPr>
+      <w:r>
+        <w:rPr>
+          <w:lang w:val="ru"/>
+        </w:rPr>
+        <w:t xml:space="preserve">Карта ложится на обратное проектирование курса (Wiggins, McTighe): сначала результаты —</w:t>
+      </w:r>
+      <w:r>
+        <w:rPr>
+          <w:lang w:val="ru"/>
+        </w:rPr>
+        <w:t xml:space="preserve"> </w:t>
+      </w:r>
+      <w:r>
+        <w:rPr>
+          <w:lang w:val="ru"/>
+        </w:rPr>
+        <w:t xml:space="preserve">рациональный и ценностный уровни. Потом доказательства, что результаты достигнуты: задания</w:t>
+      </w:r>
+      <w:r>
+        <w:rPr>
+          <w:lang w:val="ru"/>
+        </w:rPr>
+        <w:t xml:space="preserve"> </w:t>
+      </w:r>
+      <w:r>
+        <w:rPr>
+          <w:lang w:val="ru"/>
+        </w:rPr>
+        <w:t xml:space="preserve">и тест, а неверные варианты подсказывает студенческий уровень. И только потом план</w:t>
+      </w:r>
+      <w:r>
+        <w:rPr>
+          <w:lang w:val="ru"/>
+        </w:rPr>
+        <w:t xml:space="preserve"> </w:t>
+      </w:r>
+      <w:r>
+        <w:rPr>
+          <w:lang w:val="ru"/>
+        </w:rPr>
+        <w:t xml:space="preserve">занятий — эмоциональный и контекстный уровни: чем вовлечь и на каких свежих кейсах учить.</w:t>
+      </w:r>
+    </w:p>
+    <w:p>
+      <w:pPr>
+        <w:pStyle w:val="BodyText"/>
+      </w:pPr>
+      <w:r>
+        <w:rPr>
+          <w:b/>
+          <w:bCs/>
+          <w:lang w:val="ru"/>
+        </w:rPr>
+        <w:t xml:space="preserve">Какой должна быть карта.</w:t>
+      </w:r>
+      <w:r>
+        <w:rPr>
+          <w:lang w:val="ru"/>
+        </w:rPr>
+        <w:t xml:space="preserve"> </w:t>
+      </w:r>
+      <w:r>
+        <w:rPr>
+          <w:lang w:val="ru"/>
+        </w:rPr>
+        <w:t xml:space="preserve">Тезисы конкретны: «студенты путают корреляцию</w:t>
+      </w:r>
+      <w:r>
+        <w:rPr>
+          <w:lang w:val="ru"/>
+        </w:rPr>
+        <w:t xml:space="preserve"> </w:t>
+      </w:r>
+      <w:r>
+        <w:rPr>
+          <w:lang w:val="ru"/>
+        </w:rPr>
+        <w:t xml:space="preserve">и причинность», а не «развивать мышление». У каждого тезиса понятно, откуда он: из</w:t>
+      </w:r>
+      <w:r>
+        <w:rPr>
+          <w:lang w:val="ru"/>
+        </w:rPr>
+        <w:t xml:space="preserve"> </w:t>
+      </w:r>
+      <w:r>
+        <w:rPr>
+          <w:lang w:val="ru"/>
+        </w:rPr>
+        <w:t xml:space="preserve">документов, из ваших ответов или это догадка, которую надо проверить. В карте есть ваши</w:t>
+      </w:r>
+      <w:r>
+        <w:rPr>
+          <w:lang w:val="ru"/>
+        </w:rPr>
+        <w:t xml:space="preserve"> </w:t>
+      </w:r>
+      <w:r>
+        <w:rPr>
+          <w:lang w:val="ru"/>
+        </w:rPr>
+        <w:t xml:space="preserve">слова. И она помещается на страницу — 3–5 тезисов на уровень.</w:t>
+      </w:r>
+    </w:p>
+    <w:p>
+      <w:pPr>
+        <w:pStyle w:val="BodyText"/>
+      </w:pPr>
+      <w:r>
+        <w:rPr>
+          <w:lang w:val="ru"/>
+        </w:rPr>
+        <w:t xml:space="preserve">В ИТ похожая пара известна под другими именами: рациональный уровень — функциональные</w:t>
+      </w:r>
+      <w:r>
+        <w:rPr>
+          <w:lang w:val="ru"/>
+        </w:rPr>
+        <w:t xml:space="preserve"> </w:t>
+      </w:r>
+      <w:r>
+        <w:rPr>
+          <w:lang w:val="ru"/>
+        </w:rPr>
+        <w:t xml:space="preserve">требования, эмоциональный — нефункциональные, например удобство и надёжность.</w:t>
+      </w:r>
+    </w:p>
+    <w:p>
+      <w:pPr>
+        <w:pStyle w:val="BodyText"/>
+      </w:pPr>
+      <w:r>
+        <w:rPr>
+          <w:lang w:val="ru"/>
+        </w:rPr>
+        <w:t xml:space="preserve">Нарисованная карта нагляднее списка:</w:t>
+      </w:r>
+      <w:r>
+        <w:rPr>
+          <w:lang w:val="ru"/>
+        </w:rPr>
+        <w:t xml:space="preserve"> </w:t>
+      </w:r>
+      <w:hyperlink r:id="rId43">
+        <w:r>
+          <w:rPr>
+            <w:rStyle w:val="Hyperlink"/>
+            <w:lang w:val="ru"/>
+          </w:rPr>
+          <w:t xml:space="preserve">Xmind</w:t>
+        </w:r>
+      </w:hyperlink>
+      <w:r>
+        <w:rPr>
+          <w:lang w:val="ru"/>
+        </w:rPr>
+        <w:t xml:space="preserve"> </w:t>
+      </w:r>
+      <w:r>
+        <w:rPr>
+          <w:lang w:val="ru"/>
+        </w:rPr>
+        <w:t xml:space="preserve">и похожие сервисы</w:t>
+      </w:r>
+      <w:r>
+        <w:rPr>
+          <w:lang w:val="ru"/>
+        </w:rPr>
+        <w:t xml:space="preserve"> </w:t>
+      </w:r>
+      <w:r>
+        <w:rPr>
+          <w:lang w:val="ru"/>
+        </w:rPr>
+        <w:t xml:space="preserve">строят схему из списка.</w:t>
+      </w:r>
+    </w:p>
+    <w:bookmarkEnd w:id="44"/>
+    <w:bookmarkStart w:id="45" w:name="karta-iz-teksta"/>
+    <w:p>
+      <w:pPr>
+        <w:pStyle w:val="Heading3"/>
+      </w:pPr>
+      <w:r>
+        <w:rPr>
+          <w:lang w:val="ru"/>
+        </w:rPr>
+        <w:t xml:space="preserve">Карта из готового текста</w:t>
+      </w:r>
+    </w:p>
+    <w:p>
+      <w:pPr>
+        <w:pStyle w:val="Compact"/>
+        <w:numPr>
+          <w:ilvl w:val="0"/>
+          <w:numId w:val="1011"/>
+        </w:numPr>
+      </w:pPr>
+      <w:r>
+        <w:rPr>
+          <w:b/>
+          <w:bCs/>
+          <w:lang w:val="ru"/>
+        </w:rPr>
+        <w:t xml:space="preserve">Извлечь.</w:t>
+      </w:r>
+      <w:r>
+        <w:rPr>
+          <w:lang w:val="ru"/>
+        </w:rPr>
+        <w:t xml:space="preserve"> </w:t>
+      </w:r>
+      <w:r>
+        <w:rPr>
+          <w:lang w:val="ru"/>
+        </w:rPr>
+        <w:t xml:space="preserve">Дайте модели свой текст — программу, лекцию, статью — с промптом</w:t>
+      </w:r>
+      <w:r>
+        <w:rPr>
+          <w:lang w:val="ru"/>
+        </w:rPr>
+        <w:t xml:space="preserve"> </w:t>
+      </w:r>
+      <w:r>
+        <w:rPr>
+          <w:lang w:val="ru"/>
+        </w:rPr>
+        <w:t xml:space="preserve">«ИИ-смысловик». Для чужого текста — анонса, программы коллег — подойдёт «ИИ-лингвист».</w:t>
+      </w:r>
+    </w:p>
+    <w:p>
+      <w:pPr>
+        <w:pStyle w:val="Compact"/>
+        <w:numPr>
+          <w:ilvl w:val="0"/>
+          <w:numId w:val="1011"/>
+        </w:numPr>
+      </w:pPr>
+      <w:r>
+        <w:rPr>
+          <w:b/>
+          <w:bCs/>
+          <w:lang w:val="ru"/>
+        </w:rPr>
+        <w:t xml:space="preserve">Поправить.</w:t>
+      </w:r>
+      <w:r>
+        <w:rPr>
+          <w:lang w:val="ru"/>
+        </w:rPr>
+        <w:t xml:space="preserve"> </w:t>
+      </w:r>
+      <w:r>
+        <w:rPr>
+          <w:lang w:val="ru"/>
+        </w:rPr>
+        <w:t xml:space="preserve">Уберите чужие смыслы, добавьте свои, особенно авторские и студенческие.</w:t>
+      </w:r>
+    </w:p>
+    <w:p>
+      <w:pPr>
+        <w:pStyle w:val="Compact"/>
+        <w:numPr>
+          <w:ilvl w:val="0"/>
+          <w:numId w:val="1011"/>
+        </w:numPr>
+      </w:pPr>
+      <w:r>
+        <w:rPr>
+          <w:b/>
+          <w:bCs/>
+          <w:lang w:val="ru"/>
+        </w:rPr>
+        <w:t xml:space="preserve">Писать по карте.</w:t>
+      </w:r>
+      <w:r>
+        <w:rPr>
+          <w:lang w:val="ru"/>
+        </w:rPr>
+        <w:t xml:space="preserve"> </w:t>
+      </w:r>
+      <w:r>
+        <w:rPr>
+          <w:lang w:val="ru"/>
+        </w:rPr>
+        <w:t xml:space="preserve">Анонс курса, вступление к лекции, пост в канал кафедры — с опорой</w:t>
+      </w:r>
+      <w:r>
+        <w:rPr>
+          <w:lang w:val="ru"/>
+        </w:rPr>
+        <w:t xml:space="preserve"> </w:t>
+      </w:r>
+      <w:r>
+        <w:rPr>
+          <w:lang w:val="ru"/>
+        </w:rPr>
+        <w:t xml:space="preserve">на два-три смысла разных уровней (промпт «Текст по карте смыслов»). Для разминки автор</w:t>
+      </w:r>
+      <w:r>
+        <w:rPr>
+          <w:lang w:val="ru"/>
+        </w:rPr>
+        <w:t xml:space="preserve"> </w:t>
+      </w:r>
+      <w:r>
+        <w:rPr>
+          <w:lang w:val="ru"/>
+        </w:rPr>
+        <w:t xml:space="preserve">курса просит так: «Теперь как опытный копирайтер напиши эссе про мой курс, пиши как</w:t>
+      </w:r>
+      <w:r>
+        <w:rPr>
+          <w:lang w:val="ru"/>
+        </w:rPr>
+        <w:t xml:space="preserve"> </w:t>
+      </w:r>
+      <w:r>
+        <w:rPr>
+          <w:lang w:val="ru"/>
+        </w:rPr>
+        <w:t xml:space="preserve">академик после 100 граммов виски — интеллектуально, немного развязно, опирайся строго</w:t>
+      </w:r>
+      <w:r>
+        <w:rPr>
+          <w:lang w:val="ru"/>
+        </w:rPr>
+        <w:t xml:space="preserve"> </w:t>
+      </w:r>
+      <w:r>
+        <w:rPr>
+          <w:lang w:val="ru"/>
+        </w:rPr>
+        <w:t xml:space="preserve">на карту смыслов — до 3000 знаков в стиле поста в Telegram».</w:t>
+      </w:r>
+    </w:p>
+    <w:p>
+      <w:pPr>
+        <w:pStyle w:val="FirstParagraph"/>
+      </w:pPr>
+      <w:r>
+        <w:rPr>
+          <w:lang w:val="ru"/>
+        </w:rPr>
+        <w:t xml:space="preserve">Такая карта видит только то, что написано в тексте. Зачем вы ведёте курс, где спотыкаются</w:t>
+      </w:r>
+      <w:r>
+        <w:rPr>
+          <w:lang w:val="ru"/>
+        </w:rPr>
+        <w:t xml:space="preserve"> </w:t>
+      </w:r>
+      <w:r>
+        <w:rPr>
+          <w:lang w:val="ru"/>
+        </w:rPr>
+        <w:t xml:space="preserve">ваши студенты, какими словами вы объясняете трудное — этого в программе нет.</w:t>
+      </w:r>
+    </w:p>
+    <w:bookmarkEnd w:id="45"/>
+    <w:bookmarkStart w:id="46" w:name="smyslovik"/>
+    <w:p>
+      <w:pPr>
+        <w:pStyle w:val="Heading3"/>
+      </w:pPr>
+      <w:r>
+        <w:rPr>
+          <w:lang w:val="ru"/>
+        </w:rPr>
+        <w:t xml:space="preserve">Агент-смысловик: карта из интервью</w:t>
+      </w:r>
+    </w:p>
+    <w:p>
+      <w:pPr>
+        <w:pStyle w:val="FirstParagraph"/>
+      </w:pPr>
+      <w:r>
+        <w:rPr>
+          <w:b/>
+          <w:bCs/>
+          <w:lang w:val="ru"/>
+        </w:rPr>
+        <w:t xml:space="preserve">Агент-смысловик</w:t>
+      </w:r>
+      <w:r>
+        <w:rPr>
+          <w:lang w:val="ru"/>
+        </w:rPr>
+        <w:t xml:space="preserve"> </w:t>
+      </w:r>
+      <w:r>
+        <w:rPr>
+          <w:lang w:val="ru"/>
+        </w:rPr>
+        <w:t xml:space="preserve">достаёт эти смыслы интервью: задаёт вопросы по одному, сверяет ответы</w:t>
+      </w:r>
+      <w:r>
+        <w:rPr>
+          <w:lang w:val="ru"/>
+        </w:rPr>
+        <w:t xml:space="preserve"> </w:t>
+      </w:r>
+      <w:r>
+        <w:rPr>
+          <w:lang w:val="ru"/>
+        </w:rPr>
+        <w:t xml:space="preserve">с вашими старыми материалами и собирает карту смыслов курса.</w:t>
+      </w:r>
+    </w:p>
+    <w:p>
+      <w:pPr>
+        <w:pStyle w:val="Compact"/>
+        <w:numPr>
+          <w:ilvl w:val="0"/>
+          <w:numId w:val="1012"/>
+        </w:numPr>
+      </w:pPr>
+      <w:r>
+        <w:rPr>
+          <w:b/>
+          <w:bCs/>
+          <w:lang w:val="ru"/>
+        </w:rPr>
+        <w:t xml:space="preserve">Соберите материалы курса</w:t>
+      </w:r>
+      <w:r>
+        <w:rPr>
+          <w:lang w:val="ru"/>
+        </w:rPr>
+        <w:t xml:space="preserve">: рабочую программу, одну-две лекции, тест, анонс, частые</w:t>
+      </w:r>
+      <w:r>
+        <w:rPr>
+          <w:lang w:val="ru"/>
+        </w:rPr>
+        <w:t xml:space="preserve"> </w:t>
+      </w:r>
+      <w:r>
+        <w:rPr>
+          <w:lang w:val="ru"/>
+        </w:rPr>
+        <w:t xml:space="preserve">вопросы студентов. Без персональных данных — фамилий и работ с именами не прикладывайте.</w:t>
+      </w:r>
+    </w:p>
+    <w:p>
+      <w:pPr>
+        <w:pStyle w:val="Compact"/>
+        <w:numPr>
+          <w:ilvl w:val="0"/>
+          <w:numId w:val="1012"/>
+        </w:numPr>
+      </w:pPr>
+      <w:r>
+        <w:rPr>
+          <w:b/>
+          <w:bCs/>
+          <w:lang w:val="ru"/>
+        </w:rPr>
+        <w:t xml:space="preserve">Запустите промпт «Агент-смысловик: интервью и карта смыслов курса»</w:t>
+      </w:r>
+      <w:r>
+        <w:rPr>
+          <w:lang w:val="ru"/>
+        </w:rPr>
+        <w:t xml:space="preserve"> </w:t>
+      </w:r>
+      <w:r>
+        <w:rPr>
+          <w:lang w:val="ru"/>
+        </w:rPr>
+        <w:t xml:space="preserve">и приложите</w:t>
+      </w:r>
+      <w:r>
+        <w:rPr>
+          <w:lang w:val="ru"/>
+        </w:rPr>
+        <w:t xml:space="preserve"> </w:t>
+      </w:r>
+      <w:r>
+        <w:rPr>
+          <w:lang w:val="ru"/>
+        </w:rPr>
+        <w:t xml:space="preserve">материалы. Агент прочитает их и задаст 10–15 вопросов, по одному, начиная с уровней,</w:t>
+      </w:r>
+      <w:r>
+        <w:rPr>
+          <w:lang w:val="ru"/>
+        </w:rPr>
+        <w:t xml:space="preserve"> </w:t>
+      </w:r>
+      <w:r>
+        <w:rPr>
+          <w:lang w:val="ru"/>
+        </w:rPr>
+        <w:t xml:space="preserve">которых в материалах нет. Где может, он опирается на материалы: «В программе главный</w:t>
+      </w:r>
+      <w:r>
+        <w:rPr>
+          <w:lang w:val="ru"/>
+        </w:rPr>
+        <w:t xml:space="preserve"> </w:t>
+      </w:r>
+      <w:r>
+        <w:rPr>
+          <w:lang w:val="ru"/>
+        </w:rPr>
+        <w:t xml:space="preserve">результат — расчёт нагрузок. Для вас это главное?»</w:t>
+      </w:r>
+    </w:p>
+    <w:p>
+      <w:pPr>
+        <w:pStyle w:val="Compact"/>
+        <w:numPr>
+          <w:ilvl w:val="0"/>
+          <w:numId w:val="1012"/>
+        </w:numPr>
+      </w:pPr>
+      <w:r>
+        <w:rPr>
+          <w:b/>
+          <w:bCs/>
+          <w:lang w:val="ru"/>
+        </w:rPr>
+        <w:t xml:space="preserve">Получите карту.</w:t>
+      </w:r>
+      <w:r>
+        <w:rPr>
+          <w:lang w:val="ru"/>
+        </w:rPr>
+        <w:t xml:space="preserve"> </w:t>
+      </w:r>
+      <w:r>
+        <w:rPr>
+          <w:lang w:val="ru"/>
+        </w:rPr>
+        <w:t xml:space="preserve">У каждого смысла — пометка, откуда он: (материалы), (ответ) или</w:t>
+      </w:r>
+      <w:r>
+        <w:rPr>
+          <w:lang w:val="ru"/>
+        </w:rPr>
+        <w:t xml:space="preserve"> </w:t>
+      </w:r>
+      <w:r>
+        <w:rPr>
+          <w:lang w:val="ru"/>
+        </w:rPr>
+        <w:t xml:space="preserve">(проверить). Отдельно — ваши слова и обороты и расхождения: где материалы говорят одно,</w:t>
+      </w:r>
+      <w:r>
+        <w:rPr>
+          <w:lang w:val="ru"/>
+        </w:rPr>
+        <w:t xml:space="preserve"> </w:t>
+      </w:r>
+      <w:r>
+        <w:rPr>
+          <w:lang w:val="ru"/>
+        </w:rPr>
+        <w:t xml:space="preserve">а вы — другое.</w:t>
+      </w:r>
+    </w:p>
+    <w:p>
+      <w:pPr>
+        <w:pStyle w:val="Compact"/>
+        <w:numPr>
+          <w:ilvl w:val="0"/>
+          <w:numId w:val="1012"/>
+        </w:numPr>
+      </w:pPr>
+      <w:r>
+        <w:rPr>
+          <w:b/>
+          <w:bCs/>
+          <w:lang w:val="ru"/>
+        </w:rPr>
+        <w:t xml:space="preserve">Поправьте карту и сохраните в файл</w:t>
+      </w:r>
+      <w:r>
+        <w:rPr>
+          <w:lang w:val="ru"/>
+        </w:rPr>
+        <w:t xml:space="preserve">, например</w:t>
+      </w:r>
+      <w:r>
+        <w:rPr>
+          <w:lang w:val="ru"/>
+        </w:rPr>
+        <w:t xml:space="preserve"> </w:t>
+      </w:r>
+      <w:r>
+        <w:rPr>
+          <w:rStyle w:val="VerbatimChar"/>
+          <w:lang w:val="ru"/>
+        </w:rPr>
+        <w:t xml:space="preserve">karta-smyslov-&lt;курс&gt;.md</w:t>
+      </w:r>
+      <w:r>
+        <w:rPr>
+          <w:lang w:val="ru"/>
+        </w:rPr>
+        <w:t xml:space="preserve">. Интервью</w:t>
+      </w:r>
+      <w:r>
+        <w:rPr>
+          <w:lang w:val="ru"/>
+        </w:rPr>
+        <w:t xml:space="preserve"> </w:t>
+      </w:r>
+      <w:r>
+        <w:rPr>
+          <w:lang w:val="ru"/>
+        </w:rPr>
+        <w:t xml:space="preserve">занимает около часа, а файлом вы пользуетесь дальше во всей работе с курсом.</w:t>
+      </w:r>
+    </w:p>
+    <w:p>
+      <w:pPr>
+        <w:pStyle w:val="Compact"/>
+        <w:numPr>
+          <w:ilvl w:val="0"/>
+          <w:numId w:val="1012"/>
+        </w:numPr>
+      </w:pPr>
+      <w:r>
+        <w:rPr>
+          <w:b/>
+          <w:bCs/>
+          <w:lang w:val="ru"/>
+        </w:rPr>
+        <w:t xml:space="preserve">Работайте по карте.</w:t>
+      </w:r>
+      <w:r>
+        <w:rPr>
+          <w:lang w:val="ru"/>
+        </w:rPr>
+        <w:t xml:space="preserve"> </w:t>
+      </w:r>
+      <w:r>
+        <w:rPr>
+          <w:lang w:val="ru"/>
+        </w:rPr>
+        <w:t xml:space="preserve">Приложите файл к новому чату и возьмите нужный промпт:</w:t>
+      </w:r>
+      <w:r>
+        <w:rPr>
+          <w:lang w:val="ru"/>
+        </w:rPr>
+        <w:t xml:space="preserve"> </w:t>
+      </w:r>
+      <w:r>
+        <w:rPr>
+          <w:lang w:val="ru"/>
+        </w:rPr>
+        <w:t xml:space="preserve">«Новый курс по карте смыслов» — для другой аудитории или формата; «Тест по карте</w:t>
+      </w:r>
+      <w:r>
+        <w:rPr>
+          <w:lang w:val="ru"/>
+        </w:rPr>
+        <w:t xml:space="preserve"> </w:t>
+      </w:r>
+      <w:r>
+        <w:rPr>
+          <w:lang w:val="ru"/>
+        </w:rPr>
+        <w:t xml:space="preserve">смыслов» — с ключом и типичными ошибками студентов в неверных вариантах; «Текст по карте</w:t>
+      </w:r>
+      <w:r>
+        <w:rPr>
+          <w:lang w:val="ru"/>
+        </w:rPr>
+        <w:t xml:space="preserve"> </w:t>
+      </w:r>
+      <w:r>
+        <w:rPr>
+          <w:lang w:val="ru"/>
+        </w:rPr>
+        <w:t xml:space="preserve">смыслов» — для анонса.</w:t>
+      </w:r>
+    </w:p>
+    <w:p>
+      <w:pPr>
+        <w:pStyle w:val="Compact"/>
+        <w:numPr>
+          <w:ilvl w:val="0"/>
+          <w:numId w:val="1012"/>
+        </w:numPr>
+      </w:pPr>
+      <w:r>
+        <w:rPr>
+          <w:b/>
+          <w:bCs/>
+          <w:lang w:val="ru"/>
+        </w:rPr>
+        <w:t xml:space="preserve">Сделайте смысловика постоянным</w:t>
+      </w:r>
+      <w:r>
+        <w:rPr>
+          <w:lang w:val="ru"/>
+        </w:rPr>
+        <w:t xml:space="preserve">: промпт «Смысловик курса — системный слой» и файл</w:t>
+      </w:r>
+      <w:r>
+        <w:rPr>
+          <w:lang w:val="ru"/>
+        </w:rPr>
+        <w:t xml:space="preserve"> </w:t>
+      </w:r>
+      <w:r>
+        <w:rPr>
+          <w:lang w:val="ru"/>
+        </w:rPr>
+        <w:t xml:space="preserve">карты — в проект, если он есть в вашем тарифе, или первым сообщением в новом чате.</w:t>
+      </w:r>
+    </w:p>
+    <w:p>
+      <w:pPr>
+        <w:pStyle w:val="FirstParagraph"/>
+      </w:pPr>
+      <w:r>
+        <w:rPr>
+          <w:lang w:val="ru"/>
+        </w:rPr>
+        <w:t xml:space="preserve">Материалы показывают, что вы преподаёте; интервью добавляет, зачем и для кого. Расхождения</w:t>
+      </w:r>
+      <w:r>
+        <w:rPr>
+          <w:lang w:val="ru"/>
+        </w:rPr>
+        <w:t xml:space="preserve"> </w:t>
+      </w:r>
+      <w:r>
+        <w:rPr>
+          <w:lang w:val="ru"/>
+        </w:rPr>
+        <w:t xml:space="preserve">между ними — первое, что стоит обновить в курсе.</w:t>
+      </w:r>
+    </w:p>
+    <w:p>
+      <w:pPr>
+        <w:pStyle w:val="BodyText"/>
+      </w:pPr>
+      <w:r>
+        <w:rPr>
+          <w:lang w:val="ru"/>
+        </w:rPr>
+        <w:t xml:space="preserve">Если вы ставите навыки, то же самое делает навык</w:t>
+      </w:r>
+      <w:r>
+        <w:rPr>
+          <w:lang w:val="ru"/>
+        </w:rPr>
+        <w:t xml:space="preserve"> </w:t>
+      </w:r>
+      <w:r>
+        <w:rPr>
+          <w:rStyle w:val="VerbatimChar"/>
+          <w:lang w:val="ru"/>
+        </w:rPr>
+        <w:t xml:space="preserve">mapping-course-meanings</w:t>
+      </w:r>
+      <w:r>
+        <w:rPr>
+          <w:lang w:val="ru"/>
+        </w:rPr>
+        <w:t xml:space="preserve"> </w:t>
+      </w:r>
+      <w:r>
+        <w:rPr>
+          <w:lang w:val="ru"/>
+        </w:rPr>
+        <w:t xml:space="preserve">со страницы</w:t>
+      </w:r>
+      <w:r>
+        <w:rPr>
+          <w:lang w:val="ru"/>
+        </w:rPr>
+        <w:t xml:space="preserve"> </w:t>
+      </w:r>
+      <w:hyperlink r:id="rId10">
+        <w:r>
+          <w:rPr>
+            <w:rStyle w:val="Hyperlink"/>
+            <w:lang w:val="ru"/>
+          </w:rPr>
+          <w:t xml:space="preserve">«Навыки»</w:t>
+        </w:r>
+      </w:hyperlink>
+      <w:r>
+        <w:rPr>
+          <w:lang w:val="ru"/>
+        </w:rPr>
+        <w:t xml:space="preserve">: в нём банк вопросов, шаблон карты и готовый пример.</w:t>
+      </w:r>
+    </w:p>
+    <w:p>
+      <w:pPr>
+        <w:pStyle w:val="BodyText"/>
+      </w:pPr>
+      <w:r>
+        <w:rPr>
+          <w:b/>
+          <w:bCs/>
+          <w:lang w:val="ru"/>
+        </w:rPr>
+        <w:t xml:space="preserve">Пример: карта смыслов этого курса</w:t>
+      </w:r>
+    </w:p>
+    <w:p>
+      <w:pPr>
+        <w:pStyle w:val="BodyText"/>
+      </w:pPr>
+      <w:r>
+        <w:rPr>
+          <w:lang w:val="ru"/>
+        </w:rPr>
+        <w:t xml:space="preserve">Карта собрана для первых потоков 2025 года и обновлена в 2026-м: курс вырос, сервисы</w:t>
+      </w:r>
+      <w:r>
+        <w:rPr>
+          <w:lang w:val="ru"/>
+        </w:rPr>
+        <w:t xml:space="preserve"> </w:t>
+      </w:r>
+      <w:r>
+        <w:rPr>
+          <w:lang w:val="ru"/>
+        </w:rPr>
+        <w:t xml:space="preserve">сменились, смыслы уточнились. По ней видно, как карта держит курс: темы лекций вышли</w:t>
+      </w:r>
+      <w:r>
+        <w:rPr>
+          <w:lang w:val="ru"/>
+        </w:rPr>
+        <w:t xml:space="preserve"> </w:t>
+      </w:r>
+      <w:r>
+        <w:rPr>
+          <w:lang w:val="ru"/>
+        </w:rPr>
+        <w:t xml:space="preserve">из рационального уровня, практика на своих материалах — из студенческого, тон «ИИ —</w:t>
+      </w:r>
+      <w:r>
+        <w:rPr>
+          <w:lang w:val="ru"/>
+        </w:rPr>
+        <w:t xml:space="preserve"> </w:t>
+      </w:r>
+      <w:r>
+        <w:rPr>
+          <w:lang w:val="ru"/>
+        </w:rPr>
+        <w:t xml:space="preserve">партнёр, а не угроза» — из эмоционального.</w:t>
+      </w:r>
+    </w:p>
+    <w:p>
+      <w:pPr>
+        <w:pStyle w:val="BodyText"/>
+      </w:pPr>
+      <w:r>
+        <w:rPr>
+          <w:b/>
+          <w:bCs/>
+          <w:lang w:val="ru"/>
+        </w:rPr>
+        <w:t xml:space="preserve">Рациональный.</w:t>
+      </w:r>
+      <w:r>
+        <w:rPr>
+          <w:lang w:val="ru"/>
+        </w:rPr>
+        <w:t xml:space="preserve"> </w:t>
+      </w:r>
+      <w:r>
+        <w:rPr>
+          <w:lang w:val="ru"/>
+        </w:rPr>
+        <w:t xml:space="preserve">Научить коллег пользоваться нейросетями в учебной и исследовательской</w:t>
+      </w:r>
+      <w:r>
+        <w:rPr>
+          <w:lang w:val="ru"/>
+        </w:rPr>
+        <w:t xml:space="preserve"> </w:t>
+      </w:r>
+      <w:r>
+        <w:rPr>
+          <w:lang w:val="ru"/>
+        </w:rPr>
+        <w:t xml:space="preserve">работе, знать их возможности и ограничения. После курса преподаватель пишет промпт</w:t>
+      </w:r>
+      <w:r>
+        <w:rPr>
+          <w:lang w:val="ru"/>
+        </w:rPr>
+        <w:t xml:space="preserve"> </w:t>
+      </w:r>
+      <w:r>
+        <w:rPr>
+          <w:lang w:val="ru"/>
+        </w:rPr>
+        <w:t xml:space="preserve">по формуле и проверяет ответ; адаптирует материал под три уровня; собирает агента</w:t>
+      </w:r>
+      <w:r>
+        <w:rPr>
+          <w:lang w:val="ru"/>
+        </w:rPr>
+        <w:t xml:space="preserve"> </w:t>
+      </w:r>
+      <w:r>
+        <w:rPr>
+          <w:lang w:val="ru"/>
+        </w:rPr>
+        <w:t xml:space="preserve">из системного слоя и своих файлов; проверяет работы по критериям и не верит детектору</w:t>
+      </w:r>
+      <w:r>
+        <w:rPr>
+          <w:lang w:val="ru"/>
+        </w:rPr>
+        <w:t xml:space="preserve"> </w:t>
+      </w:r>
+      <w:r>
+        <w:rPr>
+          <w:lang w:val="ru"/>
+        </w:rPr>
+        <w:t xml:space="preserve">на слово; собирает карту смыслов своего курса и пишет по ней. Всё — в бесплатных сервисах,</w:t>
+      </w:r>
+      <w:r>
+        <w:rPr>
+          <w:lang w:val="ru"/>
+        </w:rPr>
+        <w:t xml:space="preserve"> </w:t>
+      </w:r>
+      <w:r>
+        <w:rPr>
+          <w:lang w:val="ru"/>
+        </w:rPr>
+        <w:t xml:space="preserve">доступных из России.</w:t>
+      </w:r>
+    </w:p>
+    <w:p>
+      <w:pPr>
+        <w:pStyle w:val="BodyText"/>
+      </w:pPr>
+      <w:r>
+        <w:rPr>
+          <w:b/>
+          <w:bCs/>
+          <w:lang w:val="ru"/>
+        </w:rPr>
+        <w:t xml:space="preserve">Эмоциональный.</w:t>
+      </w:r>
+      <w:r>
+        <w:rPr>
+          <w:lang w:val="ru"/>
+        </w:rPr>
+        <w:t xml:space="preserve"> </w:t>
+      </w:r>
+      <w:r>
+        <w:rPr>
+          <w:lang w:val="ru"/>
+        </w:rPr>
+        <w:t xml:space="preserve">Снять страх перед технологиями и «ИИ меня заменит», вдохновить</w:t>
+      </w:r>
+      <w:r>
+        <w:rPr>
+          <w:lang w:val="ru"/>
+        </w:rPr>
+        <w:t xml:space="preserve"> </w:t>
+      </w:r>
+      <w:r>
+        <w:rPr>
+          <w:lang w:val="ru"/>
+        </w:rPr>
+        <w:t xml:space="preserve">на эксперименты. Промпт-инжиниринг — путь к профессиональному росту: меньше рутины, больше</w:t>
+      </w:r>
+      <w:r>
+        <w:rPr>
+          <w:lang w:val="ru"/>
+        </w:rPr>
+        <w:t xml:space="preserve"> </w:t>
+      </w:r>
+      <w:r>
+        <w:rPr>
+          <w:lang w:val="ru"/>
+        </w:rPr>
+        <w:t xml:space="preserve">авторитета преподавателя. ИИ — партнёр, а не угроза; решаю, проверяю и правлю я.</w:t>
+      </w:r>
+    </w:p>
+    <w:p>
+      <w:pPr>
+        <w:pStyle w:val="BodyText"/>
+      </w:pPr>
+      <w:r>
+        <w:rPr>
+          <w:b/>
+          <w:bCs/>
+          <w:lang w:val="ru"/>
+        </w:rPr>
+        <w:t xml:space="preserve">Авторский.</w:t>
+      </w:r>
+      <w:r>
+        <w:rPr>
+          <w:lang w:val="ru"/>
+        </w:rPr>
+        <w:t xml:space="preserve"> </w:t>
+      </w:r>
+      <w:r>
+        <w:rPr>
+          <w:lang w:val="ru"/>
+        </w:rPr>
+        <w:t xml:space="preserve">Новая эра образования, где преподаватель — архитектор интеллектуальной среды.</w:t>
+      </w:r>
+      <w:r>
+        <w:rPr>
+          <w:lang w:val="ru"/>
+        </w:rPr>
+        <w:t xml:space="preserve"> </w:t>
+      </w:r>
+      <w:r>
+        <w:rPr>
+          <w:lang w:val="ru"/>
+        </w:rPr>
+        <w:t xml:space="preserve">Миссия — помочь освоить инструменты, которые дают преимущество в профессии и в науке,</w:t>
+      </w:r>
+      <w:r>
+        <w:rPr>
+          <w:lang w:val="ru"/>
+        </w:rPr>
+        <w:t xml:space="preserve"> </w:t>
+      </w:r>
+      <w:r>
+        <w:rPr>
+          <w:lang w:val="ru"/>
+        </w:rPr>
+        <w:t xml:space="preserve">и показать, как сделать курс одновременно авторским и подогнанным под аудиторию. Опыт —</w:t>
+      </w:r>
+      <w:r>
+        <w:rPr>
+          <w:lang w:val="ru"/>
+        </w:rPr>
+        <w:t xml:space="preserve"> </w:t>
+      </w:r>
+      <w:r>
+        <w:rPr>
+          <w:lang w:val="ru"/>
+        </w:rPr>
+        <w:t xml:space="preserve">свои методики и внедрение ИИ в рабочие процессы НГУ; сайт, промпты, навыки и тесты курса</w:t>
+      </w:r>
+      <w:r>
+        <w:rPr>
+          <w:lang w:val="ru"/>
+        </w:rPr>
+        <w:t xml:space="preserve"> </w:t>
+      </w:r>
+      <w:r>
+        <w:rPr>
+          <w:lang w:val="ru"/>
+        </w:rPr>
+        <w:t xml:space="preserve">открыты — их можно брать за образец.</w:t>
+      </w:r>
+    </w:p>
+    <w:p>
+      <w:pPr>
+        <w:pStyle w:val="BodyText"/>
+      </w:pPr>
+      <w:r>
+        <w:rPr>
+          <w:b/>
+          <w:bCs/>
+          <w:lang w:val="ru"/>
+        </w:rPr>
+        <w:t xml:space="preserve">Студенческий (слушатели — коллеги).</w:t>
+      </w:r>
+      <w:r>
+        <w:rPr>
+          <w:lang w:val="ru"/>
+        </w:rPr>
+        <w:t xml:space="preserve"> </w:t>
+      </w:r>
+      <w:r>
+        <w:rPr>
+          <w:lang w:val="ru"/>
+        </w:rPr>
+        <w:t xml:space="preserve">«Хочу писать промпты так, чтобы ответы были</w:t>
+      </w:r>
+      <w:r>
+        <w:rPr>
+          <w:lang w:val="ru"/>
+        </w:rPr>
+        <w:t xml:space="preserve"> </w:t>
+      </w:r>
+      <w:r>
+        <w:rPr>
+          <w:lang w:val="ru"/>
+        </w:rPr>
+        <w:t xml:space="preserve">полезными, а не формальными». «Хочу снять часть рутины: отчёты, задания, конспекты».</w:t>
+      </w:r>
+      <w:r>
+        <w:rPr>
+          <w:lang w:val="ru"/>
+        </w:rPr>
+        <w:t xml:space="preserve"> </w:t>
+      </w:r>
+      <w:r>
+        <w:rPr>
+          <w:lang w:val="ru"/>
+        </w:rPr>
+        <w:t xml:space="preserve">«Как внедрять ИИ законно и с пользой для обучения, без плагиата и „иишных заготовок“».</w:t>
+      </w:r>
+      <w:r>
+        <w:rPr>
+          <w:lang w:val="ru"/>
+        </w:rPr>
+        <w:t xml:space="preserve"> </w:t>
+      </w:r>
+      <w:r>
+        <w:rPr>
+          <w:lang w:val="ru"/>
+        </w:rPr>
+        <w:t xml:space="preserve">Опыт разный — от «ни разу не пробовал» до «пользуюсь каждый день, а ответы пустые»;</w:t>
+      </w:r>
+      <w:r>
+        <w:rPr>
+          <w:lang w:val="ru"/>
+        </w:rPr>
+        <w:t xml:space="preserve"> </w:t>
+      </w:r>
+      <w:r>
+        <w:rPr>
+          <w:lang w:val="ru"/>
+        </w:rPr>
+        <w:t xml:space="preserve">времени мало.</w:t>
+      </w:r>
+    </w:p>
+    <w:p>
+      <w:pPr>
+        <w:pStyle w:val="BodyText"/>
+      </w:pPr>
+      <w:r>
+        <w:rPr>
+          <w:b/>
+          <w:bCs/>
+          <w:lang w:val="ru"/>
+        </w:rPr>
+        <w:t xml:space="preserve">Контекстный.</w:t>
+      </w:r>
+      <w:r>
+        <w:rPr>
+          <w:lang w:val="ru"/>
+        </w:rPr>
+        <w:t xml:space="preserve"> </w:t>
+      </w:r>
+      <w:r>
+        <w:rPr>
+          <w:lang w:val="ru"/>
+        </w:rPr>
+        <w:t xml:space="preserve">Образование догоняет бизнес по темпам внедрения ИИ. Требования к цифровой</w:t>
+      </w:r>
+      <w:r>
+        <w:rPr>
+          <w:lang w:val="ru"/>
+        </w:rPr>
+        <w:t xml:space="preserve"> </w:t>
+      </w:r>
+      <w:r>
+        <w:rPr>
+          <w:lang w:val="ru"/>
+        </w:rPr>
+        <w:t xml:space="preserve">грамотности преподавателей выросли — университету важно держать марку. Дистанционные</w:t>
+      </w:r>
+      <w:r>
+        <w:rPr>
+          <w:lang w:val="ru"/>
+        </w:rPr>
+        <w:t xml:space="preserve"> </w:t>
+      </w:r>
+      <w:r>
+        <w:rPr>
+          <w:lang w:val="ru"/>
+        </w:rPr>
+        <w:t xml:space="preserve">форматы требуют новых подходов к материалам и к оценке работ. Студенты уже пользуются ИИ:</w:t>
+      </w:r>
+      <w:r>
+        <w:rPr>
+          <w:lang w:val="ru"/>
+        </w:rPr>
+        <w:t xml:space="preserve"> </w:t>
+      </w:r>
+      <w:r>
+        <w:rPr>
+          <w:lang w:val="ru"/>
+        </w:rPr>
+        <w:t xml:space="preserve">вопрос не «пользуются ли», а «как»; детекторы ошибаются, поэтому меняются задания и проверка.</w:t>
+      </w:r>
+    </w:p>
+    <w:p>
+      <w:pPr>
+        <w:pStyle w:val="BodyText"/>
+      </w:pPr>
+      <w:r>
+        <w:rPr>
+          <w:b/>
+          <w:bCs/>
+          <w:lang w:val="ru"/>
+        </w:rPr>
+        <w:t xml:space="preserve">Ценностный.</w:t>
+      </w:r>
+      <w:r>
+        <w:rPr>
+          <w:lang w:val="ru"/>
+        </w:rPr>
+        <w:t xml:space="preserve"> </w:t>
+      </w:r>
+      <w:r>
+        <w:rPr>
+          <w:lang w:val="ru"/>
+        </w:rPr>
+        <w:t xml:space="preserve">Автономия — самостоятельность в цифровой среде. Признание — владение ИИ</w:t>
+      </w:r>
+      <w:r>
+        <w:rPr>
+          <w:lang w:val="ru"/>
+        </w:rPr>
+        <w:t xml:space="preserve"> </w:t>
+      </w:r>
+      <w:r>
+        <w:rPr>
+          <w:lang w:val="ru"/>
+        </w:rPr>
+        <w:t xml:space="preserve">делает преподавателя и курс конкурентоспособными. Рост — постоянное обучение как норма.</w:t>
+      </w:r>
+      <w:r>
+        <w:rPr>
+          <w:lang w:val="ru"/>
+        </w:rPr>
+        <w:t xml:space="preserve"> </w:t>
+      </w:r>
+      <w:r>
+        <w:rPr>
+          <w:lang w:val="ru"/>
+        </w:rPr>
+        <w:t xml:space="preserve">Честность — понятные правила работы с ИИ для себя и для студентов.</w:t>
+      </w:r>
+    </w:p>
+    <w:p>
+      <w:pPr>
+        <w:pStyle w:val="BodyText"/>
+      </w:pPr>
+      <w:r>
+        <w:rPr>
+          <w:b/>
+          <w:bCs/>
+          <w:lang w:val="ru"/>
+        </w:rPr>
+        <w:t xml:space="preserve">Слова автора.</w:t>
+      </w:r>
+      <w:r>
+        <w:rPr>
+          <w:lang w:val="ru"/>
+        </w:rPr>
+        <w:t xml:space="preserve"> </w:t>
+      </w:r>
+      <w:r>
+        <w:rPr>
+          <w:lang w:val="ru"/>
+        </w:rPr>
+        <w:t xml:space="preserve">«ИИ не заменит людей, но это сделают люди с навыками управления</w:t>
+      </w:r>
+      <w:r>
+        <w:rPr>
+          <w:lang w:val="ru"/>
+        </w:rPr>
+        <w:t xml:space="preserve"> </w:t>
+      </w:r>
+      <w:r>
+        <w:rPr>
+          <w:lang w:val="ru"/>
+        </w:rPr>
+        <w:t xml:space="preserve">ИИ — учитесь уже сегодня».</w:t>
+      </w:r>
+    </w:p>
+    <w:bookmarkEnd w:id="46"/>
+    <w:bookmarkEnd w:id="47"/>
+    <w:bookmarkStart w:id="53" w:name="praktika"/>
+    <w:p>
+      <w:pPr>
+        <w:pStyle w:val="Heading2"/>
+      </w:pPr>
+      <w:r>
+        <w:rPr>
+          <w:lang w:val="ru"/>
+        </w:rPr>
+        <w:t xml:space="preserve">6. Практика: своя программа по отчётам об ИИ</w:t>
+      </w:r>
+    </w:p>
+    <w:p>
+      <w:pPr>
+        <w:pStyle w:val="FirstParagraph"/>
+      </w:pPr>
+      <w:r>
+        <w:rPr>
+          <w:lang w:val="ru"/>
+        </w:rPr>
+        <w:t xml:space="preserve">Два исследования, созданные людьми, — для сверки с ИИ-черновиком:</w:t>
+      </w:r>
+    </w:p>
+    <w:p>
+      <w:pPr>
+        <w:pStyle w:val="Compact"/>
+        <w:numPr>
+          <w:ilvl w:val="0"/>
+          <w:numId w:val="1013"/>
+        </w:numPr>
+      </w:pPr>
+      <w:r>
+        <w:rPr>
+          <w:b/>
+          <w:bCs/>
+          <w:lang w:val="ru"/>
+        </w:rPr>
         <w:t xml:space="preserve">Stanford AI Index</w:t>
       </w:r>
       <w:r>
@@ -3801,7 +6356,7 @@
         </w:rPr>
         <w:t xml:space="preserve"> </w:t>
       </w:r>
-      <w:hyperlink r:id="rId41">
+      <w:hyperlink r:id="rId48">
         <w:r>
           <w:rPr>
             <w:rStyle w:val="Hyperlink"/>
@@ -3822,7 +6377,7 @@
         </w:rPr>
         <w:t xml:space="preserve"> </w:t>
       </w:r>
-      <w:hyperlink r:id="rId42">
+      <w:hyperlink r:id="rId49">
         <w:r>
           <w:rPr>
             <w:rStyle w:val="Hyperlink"/>
@@ -3843,7 +6398,7 @@
         <w:pStyle w:val="Compact"/>
         <w:numPr>
           <w:ilvl w:val="0"/>
-          <w:numId w:val="1009"/>
+          <w:numId w:val="1013"/>
         </w:numPr>
       </w:pPr>
       <w:r>
@@ -3866,7 +6421,7 @@
         </w:rPr>
         <w:t xml:space="preserve">(</w:t>
       </w:r>
-      <w:hyperlink r:id="rId43">
+      <w:hyperlink r:id="rId50">
         <w:r>
           <w:rPr>
             <w:rStyle w:val="Hyperlink"/>
@@ -3912,6 +6467,100 @@
       </w:pPr>
       <w:r>
         <w:rPr>
+          <w:lang w:val="ru"/>
+        </w:rPr>
+        <w:t xml:space="preserve">Выводы статьи (сверено по тексту, 10.10.2026): 1500 работников и 52 эксперта по ИИ оценили</w:t>
+      </w:r>
+      <w:r>
+        <w:rPr>
+          <w:lang w:val="ru"/>
+        </w:rPr>
+        <w:t xml:space="preserve"> </w:t>
+      </w:r>
+      <w:r>
+        <w:rPr>
+          <w:lang w:val="ru"/>
+        </w:rPr>
+        <w:t xml:space="preserve">844 задачи 104 профессий США. Чаще всего работники хотят уровень H3 — равное партнёрство</w:t>
+      </w:r>
+      <w:r>
+        <w:rPr>
+          <w:lang w:val="ru"/>
+        </w:rPr>
+        <w:t xml:space="preserve"> </w:t>
+      </w:r>
+      <w:r>
+        <w:rPr>
+          <w:lang w:val="ru"/>
+        </w:rPr>
+        <w:t xml:space="preserve">человека и агента: так в 45,2 % профессий (с. 3). В 47,5 % задач работники хотят участвовать</w:t>
+      </w:r>
+      <w:r>
+        <w:rPr>
+          <w:lang w:val="ru"/>
+        </w:rPr>
+        <w:t xml:space="preserve"> </w:t>
+      </w:r>
+      <w:r>
+        <w:rPr>
+          <w:lang w:val="ru"/>
+        </w:rPr>
+        <w:t xml:space="preserve">больше, чем эксперты считают технически необходимым (с. 11). Задачи делятся на четыре зоны:</w:t>
+      </w:r>
+      <w:r>
+        <w:rPr>
+          <w:lang w:val="ru"/>
+        </w:rPr>
+        <w:t xml:space="preserve"> </w:t>
+      </w:r>
+      <w:r>
+        <w:rPr>
+          <w:lang w:val="ru"/>
+        </w:rPr>
+        <w:t xml:space="preserve">«зелёный свет» и «красный свет» автоматизации, зона возможностей для разработки и низкий</w:t>
+      </w:r>
+      <w:r>
+        <w:rPr>
+          <w:lang w:val="ru"/>
+        </w:rPr>
+        <w:t xml:space="preserve"> </w:t>
+      </w:r>
+      <w:r>
+        <w:rPr>
+          <w:lang w:val="ru"/>
+        </w:rPr>
+        <w:t xml:space="preserve">приоритет. Ценность навыков смещается от обработки информации к общению и организации работы.</w:t>
+      </w:r>
+    </w:p>
+    <w:p>
+      <w:pPr>
+        <w:pStyle w:val="BodyText"/>
+      </w:pPr>
+      <w:r>
+        <w:rPr>
+          <w:lang w:val="ru"/>
+        </w:rPr>
+        <w:t xml:space="preserve">Читать отчёты помогают ИИ-агенты: перевод на русский, тезисы по теме учебного процесса,</w:t>
+      </w:r>
+      <w:r>
+        <w:rPr>
+          <w:lang w:val="ru"/>
+        </w:rPr>
+        <w:t xml:space="preserve"> </w:t>
+      </w:r>
+      <w:r>
+        <w:rPr>
+          <w:lang w:val="ru"/>
+        </w:rPr>
+        <w:t xml:space="preserve">методы, которые стоит включить в программы НГУ.</w:t>
+      </w:r>
+    </w:p>
+    <w:p>
+      <w:pPr>
+        <w:pStyle w:val="BodyText"/>
+      </w:pPr>
+      <w:r>
+        <w:rPr>
           <w:b/>
           <w:bCs/>
           <w:lang w:val="ru"/>
@@ -3936,7 +6585,7 @@
         </w:rPr>
         <w:t xml:space="preserve"> </w:t>
       </w:r>
-      <w:hyperlink r:id="rId44">
+      <w:hyperlink r:id="rId51">
         <w:r>
           <w:rPr>
             <w:rStyle w:val="Hyperlink"/>
@@ -4024,7 +6673,7 @@
         <w:pStyle w:val="Compact"/>
         <w:numPr>
           <w:ilvl w:val="0"/>
-          <w:numId w:val="1010"/>
+          <w:numId w:val="1014"/>
         </w:numPr>
       </w:pPr>
       <w:r>
@@ -4051,7 +6700,7 @@
         </w:rPr>
         <w:t xml:space="preserve"> </w:t>
       </w:r>
-      <w:hyperlink r:id="rId45">
+      <w:hyperlink r:id="rId52">
         <w:r>
           <w:rPr>
             <w:rStyle w:val="Hyperlink"/>
@@ -4078,7 +6727,7 @@
         <w:pStyle w:val="Compact"/>
         <w:numPr>
           <w:ilvl w:val="0"/>
-          <w:numId w:val="1010"/>
+          <w:numId w:val="1014"/>
         </w:numPr>
       </w:pPr>
       <w:r>
@@ -4143,7 +6792,7 @@
         <w:pStyle w:val="Compact"/>
         <w:numPr>
           <w:ilvl w:val="0"/>
-          <w:numId w:val="1010"/>
+          <w:numId w:val="1014"/>
         </w:numPr>
       </w:pPr>
       <w:r>
@@ -4165,8 +6814,8 @@
         <w:t xml:space="preserve">у каждого первоисточника — то ли это число.</w:t>
       </w:r>
     </w:p>
-    <w:bookmarkEnd w:id="46"/>
-    <w:bookmarkStart w:id="53" w:name="kto-avtor"/>
+    <w:bookmarkEnd w:id="53"/>
+    <w:bookmarkStart w:id="60" w:name="kto-avtor"/>
     <w:p>
       <w:pPr>
         <w:pStyle w:val="Heading2"/>
@@ -4175,7 +6824,7 @@
         <w:rPr>
           <w:lang w:val="ru"/>
         </w:rPr>
-        <w:t xml:space="preserve">6. Кто автор статьи — ИИ или человек?</w:t>
+        <w:t xml:space="preserve">7. Кто автор статьи — ИИ или человек?</w:t>
       </w:r>
     </w:p>
     <w:p>
@@ -4194,7 +6843,7 @@
         </w:rPr>
         <w:t xml:space="preserve"> </w:t>
       </w:r>
-      <w:hyperlink r:id="rId44">
+      <w:hyperlink r:id="rId51">
         <w:r>
           <w:rPr>
             <w:rStyle w:val="Hyperlink"/>
@@ -4233,7 +6882,7 @@
         <w:pStyle w:val="Compact"/>
         <w:numPr>
           <w:ilvl w:val="0"/>
-          <w:numId w:val="1011"/>
+          <w:numId w:val="1015"/>
         </w:numPr>
       </w:pPr>
       <w:r>
@@ -4262,7 +6911,7 @@
         <w:pStyle w:val="Compact"/>
         <w:numPr>
           <w:ilvl w:val="0"/>
-          <w:numId w:val="1011"/>
+          <w:numId w:val="1015"/>
         </w:numPr>
       </w:pPr>
       <w:r>
@@ -4333,7 +6982,7 @@
         </w:rPr>
         <w:t xml:space="preserve"> </w:t>
       </w:r>
-      <w:hyperlink r:id="rId47">
+      <w:hyperlink r:id="rId54">
         <w:r>
           <w:rPr>
             <w:rStyle w:val="Hyperlink"/>
@@ -4360,7 +7009,7 @@
         </w:rPr>
         <w:t xml:space="preserve"> </w:t>
       </w:r>
-      <w:hyperlink r:id="rId48">
+      <w:hyperlink r:id="rId55">
         <w:r>
           <w:rPr>
             <w:rStyle w:val="Hyperlink"/>
@@ -4381,7 +7030,7 @@
         </w:rPr>
         <w:t xml:space="preserve"> </w:t>
       </w:r>
-      <w:hyperlink r:id="rId49">
+      <w:hyperlink r:id="rId56">
         <w:r>
           <w:rPr>
             <w:rStyle w:val="Hyperlink"/>
@@ -4402,7 +7051,7 @@
         </w:rPr>
         <w:t xml:space="preserve"> </w:t>
       </w:r>
-      <w:hyperlink r:id="rId50">
+      <w:hyperlink r:id="rId57">
         <w:r>
           <w:rPr>
             <w:rStyle w:val="Hyperlink"/>
@@ -4435,7 +7084,7 @@
         </w:rPr>
         <w:t xml:space="preserve"> </w:t>
       </w:r>
-      <w:hyperlink r:id="rId51">
+      <w:hyperlink r:id="rId58">
         <w:r>
           <w:rPr>
             <w:rStyle w:val="Hyperlink"/>
@@ -4456,7 +7105,7 @@
         </w:rPr>
         <w:t xml:space="preserve"> </w:t>
       </w:r>
-      <w:hyperlink r:id="rId52">
+      <w:hyperlink r:id="rId59">
         <w:r>
           <w:rPr>
             <w:rStyle w:val="Hyperlink"/>
@@ -4563,7 +7212,7 @@
         <w:pStyle w:val="Compact"/>
         <w:numPr>
           <w:ilvl w:val="0"/>
-          <w:numId w:val="1012"/>
+          <w:numId w:val="1016"/>
         </w:numPr>
       </w:pPr>
       <w:r>
@@ -4604,7 +7253,7 @@
         <w:pStyle w:val="Compact"/>
         <w:numPr>
           <w:ilvl w:val="0"/>
-          <w:numId w:val="1012"/>
+          <w:numId w:val="1016"/>
         </w:numPr>
       </w:pPr>
       <w:r>
@@ -4645,7 +7294,7 @@
         <w:pStyle w:val="Compact"/>
         <w:numPr>
           <w:ilvl w:val="0"/>
-          <w:numId w:val="1012"/>
+          <w:numId w:val="1016"/>
         </w:numPr>
       </w:pPr>
       <w:r>
@@ -4674,7 +7323,7 @@
         <w:pStyle w:val="Compact"/>
         <w:numPr>
           <w:ilvl w:val="0"/>
-          <w:numId w:val="1012"/>
+          <w:numId w:val="1016"/>
         </w:numPr>
       </w:pPr>
       <w:r>
@@ -4715,7 +7364,7 @@
         <w:pStyle w:val="Compact"/>
         <w:numPr>
           <w:ilvl w:val="0"/>
-          <w:numId w:val="1012"/>
+          <w:numId w:val="1016"/>
         </w:numPr>
       </w:pPr>
       <w:r>
@@ -4756,7 +7405,7 @@
         <w:pStyle w:val="Compact"/>
         <w:numPr>
           <w:ilvl w:val="0"/>
-          <w:numId w:val="1012"/>
+          <w:numId w:val="1016"/>
         </w:numPr>
       </w:pPr>
       <w:r>
@@ -4946,8 +7595,8 @@
         <w:t xml:space="preserve">разработчиков спутника «Цюэцяо», проверено 28.09.2026.</w:t>
       </w:r>
     </w:p>
-    <w:bookmarkEnd w:id="53"/>
-    <w:bookmarkStart w:id="54" w:name="promty"/>
+    <w:bookmarkEnd w:id="60"/>
+    <w:bookmarkStart w:id="61" w:name="promty"/>
     <w:p>
       <w:pPr>
         <w:pStyle w:val="Heading2"/>
@@ -4993,7 +7642,7 @@
           <w:rStyle w:val="VerbatimChar"/>
           <w:lang w:val="ru"/>
         </w:rPr>
-        <w:t xml:space="preserve">Ты — академический ассистент преподавателя дисциплины «[ДИСЦИПЛИНА]»: помогаешь с научными текстами, конспектами, методическими материалами и перепиской со студентами и коллегами.</w:t>
+        <w:t xml:space="preserve">Ты — академический ассистент преподавателя дисциплины «[ДИСЦИПЛИНА]»: помогаешь с научными текстами, образовательным дизайном, конспектами, методическими материалами и перепиской со студентами и коллегами, проверяешь логику рассуждений.</w:t>
       </w:r>
       <w:r>
         <w:br/>
@@ -5199,6 +7848,16 @@
         </w:rPr>
         <w:t xml:space="preserve">Если у термина в разных школах разные определения — укажи это.</w:t>
       </w:r>
+      <w:r>
+        <w:br/>
+      </w:r>
+      <w:r>
+        <w:rPr>
+          <w:rStyle w:val="VerbatimChar"/>
+          <w:lang w:val="ru"/>
+        </w:rPr>
+        <w:t xml:space="preserve">Для иноязычной области (например, китайской чайной посуды) — название в русской транскрипции, оригинальное написание и русский перевод.</w:t>
+      </w:r>
     </w:p>
     <w:p>
       <w:pPr>
@@ -5819,19 +8478,6 @@
         <w:t xml:space="preserve">Предложи: формулировку задания; этапы и сроки; критерии оценки; 5 вопросов для устной защиты.</w:t>
       </w:r>
     </w:p>
-    <w:bookmarkEnd w:id="54"/>
-    <w:bookmarkStart w:id="57" w:name="samostoyatelno"/>
-    <w:p>
-      <w:pPr>
-        <w:pStyle w:val="Heading2"/>
-      </w:pPr>
-      <w:r>
-        <w:rPr>
-          <w:lang w:val="ru"/>
-        </w:rPr>
-        <w:t xml:space="preserve">Самостоятельная практика</w:t>
-      </w:r>
-    </w:p>
     <w:p>
       <w:pPr>
         <w:pStyle w:val="FirstParagraph"/>
@@ -5842,6 +8488,1195 @@
           <w:bCs/>
           <w:lang w:val="ru"/>
         </w:rPr>
+        <w:t xml:space="preserve">Промпт: ИИ-смысловик: карта смыслов учебного материала.</w:t>
+      </w:r>
+      <w:r>
+        <w:rPr>
+          <w:lang w:val="ru"/>
+        </w:rPr>
+        <w:t xml:space="preserve"> </w:t>
+      </w:r>
+      <w:r>
+        <w:rPr>
+          <w:lang w:val="ru"/>
+        </w:rPr>
+        <w:t xml:space="preserve">Когда: проектируете лекцию или курс и хотите найти его смысловую опору.</w:t>
+      </w:r>
+    </w:p>
+    <w:p>
+      <w:pPr>
+        <w:pStyle w:val="SourceCode"/>
+      </w:pPr>
+      <w:r>
+        <w:rPr>
+          <w:rStyle w:val="VerbatimChar"/>
+          <w:lang w:val="ru"/>
+        </w:rPr>
+        <w:t xml:space="preserve">Вы — преподаватель и автор, который хочет, чтобы знания стали живыми и запомнились.</w:t>
+      </w:r>
+      <w:r>
+        <w:br/>
+      </w:r>
+      <w:r>
+        <w:rPr>
+          <w:rStyle w:val="VerbatimChar"/>
+          <w:lang w:val="ru"/>
+        </w:rPr>
+        <w:t xml:space="preserve">Проведите смысловую распаковку текста ниже по шести уровням:</w:t>
+      </w:r>
+      <w:r>
+        <w:br/>
+      </w:r>
+      <w:r>
+        <w:rPr>
+          <w:rStyle w:val="VerbatimChar"/>
+          <w:lang w:val="ru"/>
+        </w:rPr>
+        <w:t xml:space="preserve">1. Рациональный — что студент сможет сделать после этого материала: действия, которые можно проверить; что сам, а что вместе с ИИ.</w:t>
+      </w:r>
+      <w:r>
+        <w:br/>
+      </w:r>
+      <w:r>
+        <w:rPr>
+          <w:rStyle w:val="VerbatimChar"/>
+          <w:lang w:val="ru"/>
+        </w:rPr>
+        <w:t xml:space="preserve">2. Эмоциональный — что студент чувствует на пути: интерес, тревогу, скуку, момент «понял!» — и как это использовать для вовлечения.</w:t>
+      </w:r>
+      <w:r>
+        <w:br/>
+      </w:r>
+      <w:r>
+        <w:rPr>
+          <w:rStyle w:val="VerbatimChar"/>
+          <w:lang w:val="ru"/>
+        </w:rPr>
+        <w:t xml:space="preserve">3. Авторский — зачем эта тема мне как преподавателю, чему я учу «между строк».</w:t>
+      </w:r>
+      <w:r>
+        <w:br/>
+      </w:r>
+      <w:r>
+        <w:rPr>
+          <w:rStyle w:val="VerbatimChar"/>
+          <w:lang w:val="ru"/>
+        </w:rPr>
+        <w:t xml:space="preserve">4. Студенческий — с чем приходит студент, где ошибается, какие понятия ему даются трудно.</w:t>
+      </w:r>
+      <w:r>
+        <w:br/>
+      </w:r>
+      <w:r>
+        <w:rPr>
+          <w:rStyle w:val="VerbatimChar"/>
+          <w:lang w:val="ru"/>
+        </w:rPr>
+        <w:t xml:space="preserve">5. Контекстный — почему тема важна сейчас: что меняется в профессии и науке, что в ней изменил ИИ.</w:t>
+      </w:r>
+      <w:r>
+        <w:br/>
+      </w:r>
+      <w:r>
+        <w:rPr>
+          <w:rStyle w:val="VerbatimChar"/>
+          <w:lang w:val="ru"/>
+        </w:rPr>
+        <w:t xml:space="preserve">6. Ценностный — каким специалистом и человеком тема помогает стать.</w:t>
+      </w:r>
+      <w:r>
+        <w:br/>
+      </w:r>
+      <w:r>
+        <w:rPr>
+          <w:rStyle w:val="VerbatimChar"/>
+          <w:lang w:val="ru"/>
+        </w:rPr>
+        <w:t xml:space="preserve">По каждому уровню — 2–4 абзаца живого текста, затем краткие тезисы для плана лекции, учебных целей и вопросов к тесту.</w:t>
+      </w:r>
+      <w:r>
+        <w:br/>
+      </w:r>
+      <w:r>
+        <w:rPr>
+          <w:rStyle w:val="VerbatimChar"/>
+          <w:lang w:val="ru"/>
+        </w:rPr>
+        <w:t xml:space="preserve">Пример тезисов: рационально — «Метод XYZ даёт стабильные результаты при малом объёме данных»; эмоционально — «Тема вызывает у студентов страх ошибки — встроить поддерживающий элемент»; студенчески — «Большинство путают понятия A и B — разъяснить на примерах».</w:t>
+      </w:r>
+      <w:r>
+        <w:br/>
+      </w:r>
+      <w:r>
+        <w:rPr>
+          <w:rStyle w:val="VerbatimChar"/>
+          <w:lang w:val="ru"/>
+        </w:rPr>
+        <w:t xml:space="preserve">Фокус — не на пересказе, а на понимании: какие смыслы вы хотите передать. Чего в тексте нет, не додумывайте: отметьте «проверить у автора».</w:t>
+      </w:r>
+      <w:r>
+        <w:br/>
+      </w:r>
+      <w:r>
+        <w:rPr>
+          <w:rStyle w:val="VerbatimChar"/>
+          <w:lang w:val="ru"/>
+        </w:rPr>
+        <w:t xml:space="preserve">Текст: [ВСТАВЬТЕ ТЕКСТ]</w:t>
+      </w:r>
+    </w:p>
+    <w:p>
+      <w:pPr>
+        <w:pStyle w:val="FirstParagraph"/>
+      </w:pPr>
+      <w:r>
+        <w:rPr>
+          <w:b/>
+          <w:bCs/>
+          <w:lang w:val="ru"/>
+        </w:rPr>
+        <w:t xml:space="preserve">Промпт: ИИ-лингвист: карта смыслов любого текста.</w:t>
+      </w:r>
+      <w:r>
+        <w:rPr>
+          <w:lang w:val="ru"/>
+        </w:rPr>
+        <w:t xml:space="preserve"> </w:t>
+      </w:r>
+      <w:r>
+        <w:rPr>
+          <w:lang w:val="ru"/>
+        </w:rPr>
+        <w:t xml:space="preserve">Когда: нужно понять, на чём держится чужой текст, анонс или программа.</w:t>
+      </w:r>
+    </w:p>
+    <w:p>
+      <w:pPr>
+        <w:pStyle w:val="SourceCode"/>
+      </w:pPr>
+      <w:r>
+        <w:rPr>
+          <w:rStyle w:val="VerbatimChar"/>
+          <w:lang w:val="ru"/>
+        </w:rPr>
+        <w:t xml:space="preserve">Ты — аналитик смыслового позиционирования, который расшифровывает глубинные слои коммуникации. Проведи многомерный анализ текста ниже и извлеки карту смыслов по шести измерениям. Задача — не пересказать, а выявить скрытые закономерности, мотивы и ценностные основания.</w:t>
+      </w:r>
+      <w:r>
+        <w:br/>
+      </w:r>
+      <w:r>
+        <w:rPr>
+          <w:rStyle w:val="VerbatimChar"/>
+          <w:lang w:val="ru"/>
+        </w:rPr>
+        <w:t xml:space="preserve">1. Рациональное измерение. Функциональное ядро: какие задачи решает продукт или курс, как он работает, какие результаты можно измерить, какие технологии и методы использует. Без абстракций — то, что можно проверить.</w:t>
+      </w:r>
+      <w:r>
+        <w:br/>
+      </w:r>
+      <w:r>
+        <w:rPr>
+          <w:rStyle w:val="VerbatimChar"/>
+          <w:lang w:val="ru"/>
+        </w:rPr>
+        <w:t xml:space="preserve">2. Эмоциональное измерение. Какие чувства вызывает текст, через какие состояния проводит аудиторию, какие страхи снимает, какие надежды формирует.</w:t>
+      </w:r>
+      <w:r>
+        <w:br/>
+      </w:r>
+      <w:r>
+        <w:rPr>
+          <w:rStyle w:val="VerbatimChar"/>
+          <w:lang w:val="ru"/>
+        </w:rPr>
+        <w:t xml:space="preserve">3. Авторское измерение. Зачем создан продукт помимо выгоды: миссия и философия автора, его история и основания. Ищи подлинную внутреннюю мотивацию.</w:t>
+      </w:r>
+      <w:r>
+        <w:br/>
+      </w:r>
+      <w:r>
+        <w:rPr>
+          <w:rStyle w:val="VerbatimChar"/>
+          <w:lang w:val="ru"/>
+        </w:rPr>
+        <w:t xml:space="preserve">4. Клиентское измерение. Истинные, а не заявленные мотивы аудитории: боли и разочарования, прежний опыт и причины неудач, барьеры на пути к цели. Выходи за рамки демографии — к психографии.</w:t>
+      </w:r>
+      <w:r>
+        <w:br/>
+      </w:r>
+      <w:r>
+        <w:rPr>
+          <w:rStyle w:val="VerbatimChar"/>
+          <w:lang w:val="ru"/>
+        </w:rPr>
+        <w:t xml:space="preserve">5. Контекстуальное измерение. Почему это важно именно сейчас: тренды в обществе и отрасли, технологические и экономические сдвиги.</w:t>
+      </w:r>
+      <w:r>
+        <w:br/>
+      </w:r>
+      <w:r>
+        <w:rPr>
+          <w:rStyle w:val="VerbatimChar"/>
+          <w:lang w:val="ru"/>
+        </w:rPr>
+        <w:t xml:space="preserve">6. Ценностное измерение. Какие базовые потребности закрывает: автономия, безопасность, принадлежность, самореализация, признание.</w:t>
+      </w:r>
+      <w:r>
+        <w:br/>
+      </w:r>
+      <w:r>
+        <w:rPr>
+          <w:rStyle w:val="VerbatimChar"/>
+          <w:lang w:val="ru"/>
+        </w:rPr>
+        <w:t xml:space="preserve">Формат: раздел на каждое измерение, 3–5 ёмких абзацев; в конце — неочевидные связи между измерениями.</w:t>
+      </w:r>
+      <w:r>
+        <w:br/>
+      </w:r>
+      <w:r>
+        <w:rPr>
+          <w:rStyle w:val="VerbatimChar"/>
+          <w:lang w:val="ru"/>
+        </w:rPr>
+        <w:t xml:space="preserve">Критерии качества: глубина важнее пересказа; не цитируй текст — синтезируй; пиши аналитично, языком маркетинга, психологии и социологии. Чего в тексте нет — не додумывай, отметь «проверить».</w:t>
+      </w:r>
+      <w:r>
+        <w:br/>
+      </w:r>
+      <w:r>
+        <w:rPr>
+          <w:rStyle w:val="VerbatimChar"/>
+          <w:lang w:val="ru"/>
+        </w:rPr>
+        <w:t xml:space="preserve">Текст: [ВСТАВЬТЕ ТЕКСТ]</w:t>
+      </w:r>
+    </w:p>
+    <w:p>
+      <w:pPr>
+        <w:pStyle w:val="FirstParagraph"/>
+      </w:pPr>
+      <w:r>
+        <w:rPr>
+          <w:b/>
+          <w:bCs/>
+          <w:lang w:val="ru"/>
+        </w:rPr>
+        <w:t xml:space="preserve">Промпт: Портрет аудитории.</w:t>
+      </w:r>
+      <w:r>
+        <w:rPr>
+          <w:lang w:val="ru"/>
+        </w:rPr>
+        <w:t xml:space="preserve"> </w:t>
+      </w:r>
+      <w:r>
+        <w:rPr>
+          <w:lang w:val="ru"/>
+        </w:rPr>
+        <w:t xml:space="preserve">Когда: нужно понять студентов курса перед картой смыслов или анонсом.</w:t>
+      </w:r>
+    </w:p>
+    <w:p>
+      <w:pPr>
+        <w:pStyle w:val="SourceCode"/>
+      </w:pPr>
+      <w:r>
+        <w:rPr>
+          <w:rStyle w:val="VerbatimChar"/>
+          <w:lang w:val="ru"/>
+        </w:rPr>
+        <w:t xml:space="preserve">Ты — исследователь аудитории. Составь таблицу-портрет студентов курса «[КУРС]»</w:t>
+      </w:r>
+      <w:r>
+        <w:br/>
+      </w:r>
+      <w:r>
+        <w:rPr>
+          <w:rStyle w:val="VerbatimChar"/>
+          <w:lang w:val="ru"/>
+        </w:rPr>
+        <w:t xml:space="preserve">([НАПРАВЛЕНИЕ, КУРС ОБУЧЕНИЯ]).</w:t>
+      </w:r>
+      <w:r>
+        <w:br/>
+      </w:r>
+      <w:r>
+        <w:rPr>
+          <w:rStyle w:val="VerbatimChar"/>
+          <w:lang w:val="ru"/>
+        </w:rPr>
+        <w:t xml:space="preserve">Столбцы: признак — описание — как это учесть в курсе.</w:t>
+      </w:r>
+      <w:r>
+        <w:br/>
+      </w:r>
+      <w:r>
+        <w:rPr>
+          <w:rStyle w:val="VerbatimChar"/>
+          <w:lang w:val="ru"/>
+        </w:rPr>
+        <w:t xml:space="preserve">Признаки: подготовка к курсу; трудности в теме; чего боятся; что их раздражает на занятиях; что радует и вовлекает; где берут информацию; какие темы им интересны; зачем курс в их будущей профессии; частые ошибки и путаница в понятиях; вопросы, которые они задают чаще всего.</w:t>
+      </w:r>
+      <w:r>
+        <w:br/>
+      </w:r>
+      <w:r>
+        <w:rPr>
+          <w:rStyle w:val="VerbatimChar"/>
+          <w:lang w:val="ru"/>
+        </w:rPr>
+        <w:t xml:space="preserve">Где нужны сведения, которых у тебя нет, — пиши «уточнить у преподавателя», не придумывай.</w:t>
+      </w:r>
+    </w:p>
+    <w:p>
+      <w:pPr>
+        <w:pStyle w:val="FirstParagraph"/>
+      </w:pPr>
+      <w:r>
+        <w:rPr>
+          <w:b/>
+          <w:bCs/>
+          <w:lang w:val="ru"/>
+        </w:rPr>
+        <w:t xml:space="preserve">Промпт: Портрет аудитории — полная версия (Buyer Persona).</w:t>
+      </w:r>
+      <w:r>
+        <w:rPr>
+          <w:lang w:val="ru"/>
+        </w:rPr>
+        <w:t xml:space="preserve"> </w:t>
+      </w:r>
+      <w:r>
+        <w:rPr>
+          <w:lang w:val="ru"/>
+        </w:rPr>
+        <w:t xml:space="preserve">Когда: нужен подробный портрет слушателей курса или покупателей продукта.</w:t>
+      </w:r>
+    </w:p>
+    <w:p>
+      <w:pPr>
+        <w:pStyle w:val="SourceCode"/>
+      </w:pPr>
+      <w:r>
+        <w:rPr>
+          <w:rStyle w:val="VerbatimChar"/>
+          <w:lang w:val="ru"/>
+        </w:rPr>
+        <w:t xml:space="preserve">Ты — специалист по исследованию аудитории.</w:t>
+      </w:r>
+      <w:r>
+        <w:br/>
+      </w:r>
+      <w:r>
+        <w:rPr>
+          <w:rStyle w:val="VerbatimChar"/>
+          <w:lang w:val="ru"/>
+        </w:rPr>
+        <w:t xml:space="preserve">Создай таблицу Buyer Persona для аудитории [ХАРАКТЕРИСТИКА АУДИТОРИИ] применительно к [ПРОДУКТ ИЛИ КУРС]. Если дан только продукт — сначала определи по нему аудиторию.</w:t>
+      </w:r>
+      <w:r>
+        <w:br/>
+      </w:r>
+      <w:r>
+        <w:rPr>
+          <w:rStyle w:val="VerbatimChar"/>
+          <w:lang w:val="ru"/>
+        </w:rPr>
+        <w:t xml:space="preserve">Столбцы: атрибут — описание — дополнительная информация — как это использовать; в каждом столбце — по 3 варианта.</w:t>
+      </w:r>
+      <w:r>
+        <w:br/>
+      </w:r>
+      <w:r>
+        <w:rPr>
+          <w:rStyle w:val="VerbatimChar"/>
+          <w:lang w:val="ru"/>
+        </w:rPr>
+        <w:t xml:space="preserve">Атрибуты: 1) социально-демографические характеристики; 2) боли; 3) задачи; 4) глобальные мечты; 5) страхи; 6) что раздражает и сердит; 7) что впечатляет и радует; 8) жизненные ценности; 9) манера общения; 10) где потребляет информацию; 11) топ интересующих тем; 12) какую роль в жизни играет продукт; 13) насколько аудитория знает о продукте; 14) решает рационально или эмоционально; 15) кто принимает решение о покупке или записи; 16) критерии выбора; 17) возражения; 18) ключевые сообщения.</w:t>
+      </w:r>
+      <w:r>
+        <w:br/>
+      </w:r>
+      <w:r>
+        <w:rPr>
+          <w:rStyle w:val="VerbatimChar"/>
+          <w:lang w:val="ru"/>
+        </w:rPr>
+        <w:t xml:space="preserve">Опирайся на лучшие мировые образцы Buyer Persona. Где нужны сведения, которых у тебя нет, — пиши «уточнить», не придумывай.</w:t>
+      </w:r>
+    </w:p>
+    <w:p>
+      <w:pPr>
+        <w:pStyle w:val="FirstParagraph"/>
+      </w:pPr>
+      <w:r>
+        <w:rPr>
+          <w:b/>
+          <w:bCs/>
+          <w:lang w:val="ru"/>
+        </w:rPr>
+        <w:t xml:space="preserve">Промпт: Концепция нового продукта или курса для знакомой аудитории.</w:t>
+      </w:r>
+      <w:r>
+        <w:rPr>
+          <w:lang w:val="ru"/>
+        </w:rPr>
+        <w:t xml:space="preserve"> </w:t>
+      </w:r>
+      <w:r>
+        <w:rPr>
+          <w:lang w:val="ru"/>
+        </w:rPr>
+        <w:t xml:space="preserve">Когда: аудитория понятна — нужна идея нового курса, клуба или сервиса.</w:t>
+      </w:r>
+    </w:p>
+    <w:p>
+      <w:pPr>
+        <w:pStyle w:val="SourceCode"/>
+      </w:pPr>
+      <w:r>
+        <w:rPr>
+          <w:rStyle w:val="VerbatimChar"/>
+          <w:lang w:val="ru"/>
+        </w:rPr>
+        <w:t xml:space="preserve">Ты — продуктолог мирового уровня с опытом создания востребованных продуктов в самых разных нишах.</w:t>
+      </w:r>
+      <w:r>
+        <w:br/>
+      </w:r>
+      <w:r>
+        <w:rPr>
+          <w:rStyle w:val="VerbatimChar"/>
+          <w:lang w:val="ru"/>
+        </w:rPr>
+        <w:t xml:space="preserve">Задача — разработать новый продукт для [ОРГАНИЗАЦИЯ, например: «онлайн-школа по финансовой грамотности с аудиторией 12 000 подписчиков» или «кафедра, которая ведёт курс для первокурсников»].</w:t>
+      </w:r>
+      <w:r>
+        <w:br/>
+      </w:r>
+      <w:r>
+        <w:rPr>
+          <w:rStyle w:val="VerbatimChar"/>
+          <w:lang w:val="ru"/>
+        </w:rPr>
+        <w:t xml:space="preserve">Целевая аудитория: [ОПИСАНИЕ, например: «люди 25–40 лет со средним доходом, которые хотят навести порядок в личных финансах»].</w:t>
+      </w:r>
+      <w:r>
+        <w:br/>
+      </w:r>
+      <w:r>
+        <w:rPr>
+          <w:rStyle w:val="VerbatimChar"/>
+          <w:lang w:val="ru"/>
+        </w:rPr>
+        <w:t xml:space="preserve">Продукт должен быть практичным, ценным для аудитории и масштабируемым.</w:t>
+      </w:r>
+      <w:r>
+        <w:br/>
+      </w:r>
+      <w:r>
+        <w:rPr>
+          <w:rStyle w:val="VerbatimChar"/>
+          <w:lang w:val="ru"/>
+        </w:rPr>
+        <w:t xml:space="preserve">Сформируй базовую концепцию: 1) название; 2) формат — онлайн-курс, подписка, клуб, сервис, физический продукт или другой; 3) краткое описание; 4) основная идея — ключевое отличие и главная польза; 5) ценность для пользователя; 6) какие проблемы и задачи решает; 7) минимальный жизнеспособный продукт — что нужно на старте; 8) план развития на 6 месяцев; 9) примерная цена; 10) три варианта названия; 11) пять сообщений для продвижения.</w:t>
+      </w:r>
+      <w:r>
+        <w:br/>
+      </w:r>
+      <w:r>
+        <w:rPr>
+          <w:rStyle w:val="VerbatimChar"/>
+          <w:lang w:val="ru"/>
+        </w:rPr>
+        <w:t xml:space="preserve">Будь оригинален, опирайся на реальные боли и поведение аудитории; применяй продуктовое мышление, Customer Development и дизайн-мышление. Пиши структурно и конкретно, без общих слов.</w:t>
+      </w:r>
+      <w:r>
+        <w:br/>
+      </w:r>
+      <w:r>
+        <w:rPr>
+          <w:rStyle w:val="VerbatimChar"/>
+          <w:lang w:val="ru"/>
+        </w:rPr>
+        <w:t xml:space="preserve">В конце предложи следующий шаг для запуска: интервью с аудиторией, проверка спроса, сбор предзаявок, страница курса.</w:t>
+      </w:r>
+    </w:p>
+    <w:p>
+      <w:pPr>
+        <w:pStyle w:val="FirstParagraph"/>
+      </w:pPr>
+      <w:r>
+        <w:rPr>
+          <w:b/>
+          <w:bCs/>
+          <w:lang w:val="ru"/>
+        </w:rPr>
+        <w:t xml:space="preserve">Промпт: Агент-смысловик: интервью и карта смыслов курса.</w:t>
+      </w:r>
+      <w:r>
+        <w:rPr>
+          <w:lang w:val="ru"/>
+        </w:rPr>
+        <w:t xml:space="preserve"> </w:t>
+      </w:r>
+      <w:r>
+        <w:rPr>
+          <w:lang w:val="ru"/>
+        </w:rPr>
+        <w:t xml:space="preserve">Когда: хотите собрать карту смыслов своего курса из старых материалов и своих ответов.</w:t>
+      </w:r>
+    </w:p>
+    <w:p>
+      <w:pPr>
+        <w:pStyle w:val="SourceCode"/>
+      </w:pPr>
+      <w:r>
+        <w:rPr>
+          <w:rStyle w:val="VerbatimChar"/>
+          <w:lang w:val="ru"/>
+        </w:rPr>
+        <w:t xml:space="preserve">Ты — агент-смысловик: методист, который помогает преподавателю найти смыслы его курса и собрать карту смыслов по шести уровням.</w:t>
+      </w:r>
+      <w:r>
+        <w:br/>
+      </w:r>
+      <w:r>
+        <w:rPr>
+          <w:rStyle w:val="VerbatimChar"/>
+          <w:lang w:val="ru"/>
+        </w:rPr>
+        <w:t xml:space="preserve">Уровни карты:</w:t>
+      </w:r>
+      <w:r>
+        <w:br/>
+      </w:r>
+      <w:r>
+        <w:rPr>
+          <w:rStyle w:val="VerbatimChar"/>
+          <w:lang w:val="ru"/>
+        </w:rPr>
+        <w:t xml:space="preserve">1. Рациональный — что студент сможет сделать после курса: действия, которые можно проверить; что сам, а что вместе с ИИ.</w:t>
+      </w:r>
+      <w:r>
+        <w:br/>
+      </w:r>
+      <w:r>
+        <w:rPr>
+          <w:rStyle w:val="VerbatimChar"/>
+          <w:lang w:val="ru"/>
+        </w:rPr>
+        <w:t xml:space="preserve">2. Эмоциональный — что студент чувствует на пути: интерес, тревогу, скуку, момент «понял!».</w:t>
+      </w:r>
+      <w:r>
+        <w:br/>
+      </w:r>
+      <w:r>
+        <w:rPr>
+          <w:rStyle w:val="VerbatimChar"/>
+          <w:lang w:val="ru"/>
+        </w:rPr>
+        <w:t xml:space="preserve">3. Авторский — почему курс ведёт именно этот преподаватель: опыт, исследования, его взгляд на предмет.</w:t>
+      </w:r>
+      <w:r>
+        <w:br/>
+      </w:r>
+      <w:r>
+        <w:rPr>
+          <w:rStyle w:val="VerbatimChar"/>
+          <w:lang w:val="ru"/>
+        </w:rPr>
+        <w:t xml:space="preserve">4. Студенческий — с чем приходят студенты, где ошибаются, какие понятия даются трудно.</w:t>
+      </w:r>
+      <w:r>
+        <w:br/>
+      </w:r>
+      <w:r>
+        <w:rPr>
+          <w:rStyle w:val="VerbatimChar"/>
+          <w:lang w:val="ru"/>
+        </w:rPr>
+        <w:t xml:space="preserve">5. Контекстный — почему это важно сейчас: что меняется в профессии и науке, что в дисциплине изменил ИИ.</w:t>
+      </w:r>
+      <w:r>
+        <w:br/>
+      </w:r>
+      <w:r>
+        <w:rPr>
+          <w:rStyle w:val="VerbatimChar"/>
+          <w:lang w:val="ru"/>
+        </w:rPr>
+        <w:t xml:space="preserve">6. Ценностный — каким специалистом и человеком курс помогает стать.</w:t>
+      </w:r>
+      <w:r>
+        <w:br/>
+      </w:r>
+      <w:r>
+        <w:rPr>
+          <w:rStyle w:val="VerbatimChar"/>
+          <w:lang w:val="ru"/>
+        </w:rPr>
+        <w:t xml:space="preserve">Курс: «[НАЗВАНИЕ КУРСА]», [АУДИТОРИЯ: направление и курс обучения или слушатели].</w:t>
+      </w:r>
+      <w:r>
+        <w:br/>
+      </w:r>
+      <w:r>
+        <w:rPr>
+          <w:rStyle w:val="VerbatimChar"/>
+          <w:lang w:val="ru"/>
+        </w:rPr>
+        <w:t xml:space="preserve">Приложены материалы курса: [ЧТО ПРИЛОЖЕНО: программа, лекции, тест, анонс].</w:t>
+      </w:r>
+      <w:r>
+        <w:br/>
+      </w:r>
+      <w:r>
+        <w:br/>
+      </w:r>
+      <w:r>
+        <w:rPr>
+          <w:rStyle w:val="VerbatimChar"/>
+          <w:lang w:val="ru"/>
+        </w:rPr>
+        <w:t xml:space="preserve">Порядок работы:</w:t>
+      </w:r>
+      <w:r>
+        <w:br/>
+      </w:r>
+      <w:r>
+        <w:rPr>
+          <w:rStyle w:val="VerbatimChar"/>
+          <w:lang w:val="ru"/>
+        </w:rPr>
+        <w:t xml:space="preserve">1. Прочитай материалы. В 5–7 строках перескажи, что из них понятно о курсе, и назови уровни карты, которых в них не хватает.</w:t>
+      </w:r>
+      <w:r>
+        <w:br/>
+      </w:r>
+      <w:r>
+        <w:rPr>
+          <w:rStyle w:val="VerbatimChar"/>
+          <w:lang w:val="ru"/>
+        </w:rPr>
+        <w:t xml:space="preserve">2. Проведи интервью: 10–15 вопросов, строго по одному. Дождись моего ответа, прежде чем задать следующий вопрос.</w:t>
+      </w:r>
+      <w:r>
+        <w:br/>
+      </w:r>
+      <w:r>
+        <w:rPr>
+          <w:rStyle w:val="VerbatimChar"/>
+          <w:lang w:val="ru"/>
+        </w:rPr>
+        <w:t xml:space="preserve">3. Начни с уровней, которых нет в материалах: обычно это авторский, студенческий и эмоциональный. Где можешь, опирайся на материалы: «В программе главный результат — … Для вас это главное?»</w:t>
+      </w:r>
+      <w:r>
+        <w:br/>
+      </w:r>
+      <w:r>
+        <w:rPr>
+          <w:rStyle w:val="VerbatimChar"/>
+          <w:lang w:val="ru"/>
+        </w:rPr>
+        <w:t xml:space="preserve">4. Если ответ короткий или общий — задай один уточняющий вопрос: попроси пример, случай со студентами, слова, которыми я объясняю трудное.</w:t>
+      </w:r>
+      <w:r>
+        <w:br/>
+      </w:r>
+      <w:r>
+        <w:rPr>
+          <w:rStyle w:val="VerbatimChar"/>
+          <w:lang w:val="ru"/>
+        </w:rPr>
+        <w:t xml:space="preserve">5. Не подсказывай ответы и не оценивай их. Не додумывай за меня: чего нет ни в материалах, ни в ответах, помечай «проверить».</w:t>
+      </w:r>
+      <w:r>
+        <w:br/>
+      </w:r>
+      <w:r>
+        <w:rPr>
+          <w:rStyle w:val="VerbatimChar"/>
+          <w:lang w:val="ru"/>
+        </w:rPr>
+        <w:t xml:space="preserve">6. Когда вопросы кончатся или я напишу «хватит», собери карту.</w:t>
+      </w:r>
+      <w:r>
+        <w:br/>
+      </w:r>
+      <w:r>
+        <w:br/>
+      </w:r>
+      <w:r>
+        <w:rPr>
+          <w:rStyle w:val="VerbatimChar"/>
+          <w:lang w:val="ru"/>
+        </w:rPr>
+        <w:t xml:space="preserve">Формат карты:</w:t>
+      </w:r>
+      <w:r>
+        <w:br/>
+      </w:r>
+      <w:r>
+        <w:rPr>
+          <w:rStyle w:val="VerbatimChar"/>
+          <w:lang w:val="ru"/>
+        </w:rPr>
+        <w:t xml:space="preserve">— по каждому из шести уровней 3–5 тезисов, каждый одной строкой; после тезиса — источник в скобках: (материалы), (ответ) или (проверить);</w:t>
+      </w:r>
+      <w:r>
+        <w:br/>
+      </w:r>
+      <w:r>
+        <w:rPr>
+          <w:rStyle w:val="VerbatimChar"/>
+          <w:lang w:val="ru"/>
+        </w:rPr>
+        <w:t xml:space="preserve">— «Слова автора»: мои выражения и обороты из ответов, дословно;</w:t>
+      </w:r>
+      <w:r>
+        <w:br/>
+      </w:r>
+      <w:r>
+        <w:rPr>
+          <w:rStyle w:val="VerbatimChar"/>
+          <w:lang w:val="ru"/>
+        </w:rPr>
+        <w:t xml:space="preserve">— «Расхождения»: где материалы говорят одно, а ответы — другое;</w:t>
+      </w:r>
+      <w:r>
+        <w:br/>
+      </w:r>
+      <w:r>
+        <w:rPr>
+          <w:rStyle w:val="VerbatimChar"/>
+          <w:lang w:val="ru"/>
+        </w:rPr>
+        <w:t xml:space="preserve">— «Пробелы»: что осталось неясным;</w:t>
+      </w:r>
+      <w:r>
+        <w:br/>
+      </w:r>
+      <w:r>
+        <w:rPr>
+          <w:rStyle w:val="VerbatimChar"/>
+          <w:lang w:val="ru"/>
+        </w:rPr>
+        <w:t xml:space="preserve">— в конце — три первых шага: что обновить в курсе.</w:t>
+      </w:r>
+      <w:r>
+        <w:br/>
+      </w:r>
+      <w:r>
+        <w:rPr>
+          <w:rStyle w:val="VerbatimChar"/>
+          <w:lang w:val="ru"/>
+        </w:rPr>
+        <w:t xml:space="preserve">Оформи карту как файл Markdown: я сохраню его и буду прикладывать к новым чатам.</w:t>
+      </w:r>
+      <w:r>
+        <w:br/>
+      </w:r>
+      <w:r>
+        <w:rPr>
+          <w:rStyle w:val="VerbatimChar"/>
+          <w:lang w:val="ru"/>
+        </w:rPr>
+        <w:t xml:space="preserve">Персональные данные студентов не используй, даже если они попадутся в материалах.</w:t>
+      </w:r>
+    </w:p>
+    <w:p>
+      <w:pPr>
+        <w:pStyle w:val="FirstParagraph"/>
+      </w:pPr>
+      <w:r>
+        <w:rPr>
+          <w:b/>
+          <w:bCs/>
+          <w:lang w:val="ru"/>
+        </w:rPr>
+        <w:t xml:space="preserve">Промпт: Смысловик курса — системный слой для проекта или первого сообщения.</w:t>
+      </w:r>
+      <w:r>
+        <w:rPr>
+          <w:lang w:val="ru"/>
+        </w:rPr>
+        <w:t xml:space="preserve"> </w:t>
+      </w:r>
+      <w:r>
+        <w:rPr>
+          <w:lang w:val="ru"/>
+        </w:rPr>
+        <w:t xml:space="preserve">Когда: карта готова, и помощник должен всегда работать по ней.</w:t>
+      </w:r>
+    </w:p>
+    <w:p>
+      <w:pPr>
+        <w:pStyle w:val="SourceCode"/>
+      </w:pPr>
+      <w:r>
+        <w:rPr>
+          <w:rStyle w:val="VerbatimChar"/>
+          <w:lang w:val="ru"/>
+        </w:rPr>
+        <w:t xml:space="preserve">Ты — смысловик курса «[НАЗВАНИЕ КУРСА]». Карта смыслов курса приложена файлом — это главный источник: всё, что ты пишешь для курса, опирается на её тезисы.</w:t>
+      </w:r>
+      <w:r>
+        <w:br/>
+      </w:r>
+      <w:r>
+        <w:rPr>
+          <w:rStyle w:val="VerbatimChar"/>
+          <w:lang w:val="ru"/>
+        </w:rPr>
+        <w:t xml:space="preserve">Режимы — я называю их в начале запроса:</w:t>
+      </w:r>
+      <w:r>
+        <w:br/>
+      </w:r>
+      <w:r>
+        <w:rPr>
+          <w:rStyle w:val="VerbatimChar"/>
+          <w:lang w:val="ru"/>
+        </w:rPr>
+        <w:t xml:space="preserve">— «интервью» — 5–7 вопросов, строго по одному, о том, что в карте помечено «проверить» или записано в пробелах;</w:t>
+      </w:r>
+      <w:r>
+        <w:br/>
+      </w:r>
+      <w:r>
+        <w:rPr>
+          <w:rStyle w:val="VerbatimChar"/>
+          <w:lang w:val="ru"/>
+        </w:rPr>
+        <w:t xml:space="preserve">— «обнови карту» — внеси в карту мои новые ответы и материалы, сохрани пометки источников и покажи, что изменилось;</w:t>
+      </w:r>
+      <w:r>
+        <w:br/>
+      </w:r>
+      <w:r>
+        <w:rPr>
+          <w:rStyle w:val="VerbatimChar"/>
+          <w:lang w:val="ru"/>
+        </w:rPr>
+        <w:t xml:space="preserve">— «курс по карте» — план нового курса или модуля для аудитории, которую я назову;</w:t>
+      </w:r>
+      <w:r>
+        <w:br/>
+      </w:r>
+      <w:r>
+        <w:rPr>
+          <w:rStyle w:val="VerbatimChar"/>
+          <w:lang w:val="ru"/>
+        </w:rPr>
+        <w:t xml:space="preserve">— «тест по карте» — тест с ключом: каждый вопрос проверяет тезис карты;</w:t>
+      </w:r>
+      <w:r>
+        <w:br/>
+      </w:r>
+      <w:r>
+        <w:rPr>
+          <w:rStyle w:val="VerbatimChar"/>
+          <w:lang w:val="ru"/>
+        </w:rPr>
+        <w:t xml:space="preserve">— «текст по карте» — анонс, пост или вступление на 2–3 смысла разных уровней, с моими словами из карты.</w:t>
+      </w:r>
+      <w:r>
+        <w:br/>
+      </w:r>
+      <w:r>
+        <w:rPr>
+          <w:rStyle w:val="VerbatimChar"/>
+          <w:lang w:val="ru"/>
+        </w:rPr>
+        <w:t xml:space="preserve">Если для ответа нужен смысл, которого в карте нет, — так и скажи и предложи вопрос, чтобы его добавить. Объясняя выбор, ссылайся на тезисы карты. Никаких персональных данных студентов.</w:t>
+      </w:r>
+    </w:p>
+    <w:p>
+      <w:pPr>
+        <w:pStyle w:val="FirstParagraph"/>
+      </w:pPr>
+      <w:r>
+        <w:rPr>
+          <w:b/>
+          <w:bCs/>
+          <w:lang w:val="ru"/>
+        </w:rPr>
+        <w:t xml:space="preserve">Промпт: Новый курс по карте смыслов.</w:t>
+      </w:r>
+      <w:r>
+        <w:rPr>
+          <w:lang w:val="ru"/>
+        </w:rPr>
+        <w:t xml:space="preserve"> </w:t>
+      </w:r>
+      <w:r>
+        <w:rPr>
+          <w:lang w:val="ru"/>
+        </w:rPr>
+        <w:t xml:space="preserve">Когда: на основе старого курса нужен новый — для другой аудитории, объёма или формата.</w:t>
+      </w:r>
+    </w:p>
+    <w:p>
+      <w:pPr>
+        <w:pStyle w:val="SourceCode"/>
+      </w:pPr>
+      <w:r>
+        <w:rPr>
+          <w:rStyle w:val="VerbatimChar"/>
+          <w:lang w:val="ru"/>
+        </w:rPr>
+        <w:t xml:space="preserve">Ты — методист. Карта смыслов моего курса приложена. На её основе спроектируй новый курс «[НАЗВАНИЕ ИЛИ ТЕМА]» для [НОВАЯ АУДИТОРИЯ]; объём — [ЧАСЫ ИЛИ НЕДЕЛИ], формат — [ОЧНО, ОНЛАЙН, СМЕШАННО].</w:t>
+      </w:r>
+      <w:r>
+        <w:br/>
+      </w:r>
+      <w:r>
+        <w:rPr>
+          <w:rStyle w:val="VerbatimChar"/>
+          <w:lang w:val="ru"/>
+        </w:rPr>
+        <w:t xml:space="preserve">Иди в порядке обратного проектирования: результаты — проверка — занятия.</w:t>
+      </w:r>
+      <w:r>
+        <w:br/>
+      </w:r>
+      <w:r>
+        <w:rPr>
+          <w:rStyle w:val="VerbatimChar"/>
+          <w:lang w:val="ru"/>
+        </w:rPr>
+        <w:t xml:space="preserve">1. Цель курса и 3–5 результатов обучения — проверяемыми действиями, из рационального и ценностного уровней карты.</w:t>
+      </w:r>
+      <w:r>
+        <w:br/>
+      </w:r>
+      <w:r>
+        <w:rPr>
+          <w:rStyle w:val="VerbatimChar"/>
+          <w:lang w:val="ru"/>
+        </w:rPr>
+        <w:t xml:space="preserve">2. Как проверить каждый результат: задание или вопрос; неверные пути решения — из студенческого уровня.</w:t>
+      </w:r>
+      <w:r>
+        <w:br/>
+      </w:r>
+      <w:r>
+        <w:rPr>
+          <w:rStyle w:val="VerbatimChar"/>
+          <w:lang w:val="ru"/>
+        </w:rPr>
+        <w:t xml:space="preserve">3. Таблица модулей: модуль — результат — тезисы карты — форма практики — что студент делает сам, а что вместе с ИИ.</w:t>
+      </w:r>
+      <w:r>
+        <w:br/>
+      </w:r>
+      <w:r>
+        <w:rPr>
+          <w:rStyle w:val="VerbatimChar"/>
+          <w:lang w:val="ru"/>
+        </w:rPr>
+        <w:t xml:space="preserve">4. Для каждого модуля — одна трудность студентов из студенческого уровня карты и как её снять.</w:t>
+      </w:r>
+      <w:r>
+        <w:br/>
+      </w:r>
+      <w:r>
+        <w:rPr>
+          <w:rStyle w:val="VerbatimChar"/>
+          <w:lang w:val="ru"/>
+        </w:rPr>
+        <w:t xml:space="preserve">5. Вступление к курсу на 5–7 предложений: эмоциональный и авторский уровни, мои слова из карты.</w:t>
+      </w:r>
+      <w:r>
+        <w:br/>
+      </w:r>
+      <w:r>
+        <w:rPr>
+          <w:rStyle w:val="VerbatimChar"/>
+          <w:lang w:val="ru"/>
+        </w:rPr>
+        <w:t xml:space="preserve">6. Если для новой аудитории в карте чего-то не хватает, не придумывай: выпиши, что уточнить, с пометкой «вне карты».</w:t>
+      </w:r>
+    </w:p>
+    <w:p>
+      <w:pPr>
+        <w:pStyle w:val="FirstParagraph"/>
+      </w:pPr>
+      <w:r>
+        <w:rPr>
+          <w:b/>
+          <w:bCs/>
+          <w:lang w:val="ru"/>
+        </w:rPr>
+        <w:t xml:space="preserve">Промпт: Тест по карте смыслов.</w:t>
+      </w:r>
+      <w:r>
+        <w:rPr>
+          <w:lang w:val="ru"/>
+        </w:rPr>
+        <w:t xml:space="preserve"> </w:t>
+      </w:r>
+      <w:r>
+        <w:rPr>
+          <w:lang w:val="ru"/>
+        </w:rPr>
+        <w:t xml:space="preserve">Когда: нужен тест, который проверяет главное в курсе, а не мелочи.</w:t>
+      </w:r>
+    </w:p>
+    <w:p>
+      <w:pPr>
+        <w:pStyle w:val="SourceCode"/>
+      </w:pPr>
+      <w:r>
+        <w:rPr>
+          <w:rStyle w:val="VerbatimChar"/>
+          <w:lang w:val="ru"/>
+        </w:rPr>
+        <w:t xml:space="preserve">Ты — составитель тестов. Карта смыслов моего курса приложена. Составь тест по теме «[ТЕМА]» для [АУДИТОРИЯ]: [ЧИСЛО И ВИДЫ ВОПРОСОВ, например: 7 с выбором ответа и 3 на сопоставление].</w:t>
+      </w:r>
+      <w:r>
+        <w:br/>
+      </w:r>
+      <w:r>
+        <w:rPr>
+          <w:rStyle w:val="VerbatimChar"/>
+          <w:lang w:val="ru"/>
+        </w:rPr>
+        <w:t xml:space="preserve">Правила:</w:t>
+      </w:r>
+      <w:r>
+        <w:br/>
+      </w:r>
+      <w:r>
+        <w:rPr>
+          <w:rStyle w:val="VerbatimChar"/>
+          <w:lang w:val="ru"/>
+        </w:rPr>
+        <w:t xml:space="preserve">— каждый вопрос проверяет тезис рационального уровня карты — понимание и применение, а не определения, которые модель выдаст за секунду;</w:t>
+      </w:r>
+      <w:r>
+        <w:br/>
+      </w:r>
+      <w:r>
+        <w:rPr>
+          <w:rStyle w:val="VerbatimChar"/>
+          <w:lang w:val="ru"/>
+        </w:rPr>
+        <w:t xml:space="preserve">— неверные варианты берутся из студенческого уровня: типичные ошибки и путаница в понятиях, а не очевидная чепуха;</w:t>
+      </w:r>
+      <w:r>
+        <w:br/>
+      </w:r>
+      <w:r>
+        <w:rPr>
+          <w:rStyle w:val="VerbatimChar"/>
+          <w:lang w:val="ru"/>
+        </w:rPr>
+        <w:t xml:space="preserve">— хотя бы два вопроса — ситуации из контекстного уровня: где это встретится в профессии.</w:t>
+      </w:r>
+      <w:r>
+        <w:br/>
+      </w:r>
+      <w:r>
+        <w:rPr>
+          <w:rStyle w:val="VerbatimChar"/>
+          <w:lang w:val="ru"/>
+        </w:rPr>
+        <w:t xml:space="preserve">В ключе к каждому вопросу: верный ответ; какой тезис карты он проверяет; какую ошибку ловит каждый неверный вариант.</w:t>
+      </w:r>
+      <w:r>
+        <w:br/>
+      </w:r>
+      <w:r>
+        <w:rPr>
+          <w:rStyle w:val="VerbatimChar"/>
+          <w:lang w:val="ru"/>
+        </w:rPr>
+        <w:t xml:space="preserve">Если тезиса для вопроса в карте не хватает — пометь вопрос «вне карты».</w:t>
+      </w:r>
+    </w:p>
+    <w:p>
+      <w:pPr>
+        <w:pStyle w:val="FirstParagraph"/>
+      </w:pPr>
+      <w:r>
+        <w:rPr>
+          <w:b/>
+          <w:bCs/>
+          <w:lang w:val="ru"/>
+        </w:rPr>
+        <w:t xml:space="preserve">Промпт: Текст по карте смыслов.</w:t>
+      </w:r>
+      <w:r>
+        <w:rPr>
+          <w:lang w:val="ru"/>
+        </w:rPr>
+        <w:t xml:space="preserve"> </w:t>
+      </w:r>
+      <w:r>
+        <w:rPr>
+          <w:lang w:val="ru"/>
+        </w:rPr>
+        <w:t xml:space="preserve">Когда: карта готова, нужен анонс, пост или вступление.</w:t>
+      </w:r>
+    </w:p>
+    <w:p>
+      <w:pPr>
+        <w:pStyle w:val="SourceCode"/>
+      </w:pPr>
+      <w:r>
+        <w:rPr>
+          <w:rStyle w:val="VerbatimChar"/>
+          <w:lang w:val="ru"/>
+        </w:rPr>
+        <w:t xml:space="preserve">Ты — копирайтер. Напиши [ЧТО: пост для канала кафедры до 2000 знаков / вступление к лекции / анонс курса] на тему «[ТЕМА]».</w:t>
+      </w:r>
+      <w:r>
+        <w:br/>
+      </w:r>
+      <w:r>
+        <w:rPr>
+          <w:rStyle w:val="VerbatimChar"/>
+          <w:lang w:val="ru"/>
+        </w:rPr>
+        <w:t xml:space="preserve">Опирайся на приложенную карту смыслов: используй 2–3 рациональных смысла, 2–3 эмоциональных и авторский акцент — мои любимые слова и обороты: [СЛОВА АВТОРА].</w:t>
+      </w:r>
+      <w:r>
+        <w:br/>
+      </w:r>
+      <w:r>
+        <w:rPr>
+          <w:rStyle w:val="VerbatimChar"/>
+          <w:lang w:val="ru"/>
+        </w:rPr>
+        <w:t xml:space="preserve">Стиль: [СТИЛЬ]. Без канцелярита и штампов.</w:t>
+      </w:r>
+    </w:p>
+    <w:bookmarkEnd w:id="61"/>
+    <w:bookmarkStart w:id="64" w:name="samostoyatelno"/>
+    <w:p>
+      <w:pPr>
+        <w:pStyle w:val="Heading2"/>
+      </w:pPr>
+      <w:r>
+        <w:rPr>
+          <w:lang w:val="ru"/>
+        </w:rPr>
+        <w:t xml:space="preserve">Самостоятельная практика</w:t>
+      </w:r>
+    </w:p>
+    <w:p>
+      <w:pPr>
+        <w:pStyle w:val="FirstParagraph"/>
+      </w:pPr>
+      <w:r>
+        <w:rPr>
+          <w:b/>
+          <w:bCs/>
+          <w:lang w:val="ru"/>
+        </w:rPr>
         <w:t xml:space="preserve">Время:</w:t>
       </w:r>
       <w:r>
@@ -5854,7 +9689,7 @@
         <w:rPr>
           <w:lang w:val="ru"/>
         </w:rPr>
-        <w:t xml:space="preserve">около 6 часов. Практика — для вас: ничего отправлять не нужно. Зачёт по курсу —</w:t>
+        <w:t xml:space="preserve">около 8 часов. Практика — для вас: ничего отправлять не нужно. Зачёт по курсу —</w:t>
       </w:r>
       <w:r>
         <w:rPr>
@@ -5874,7 +9709,7 @@
         </w:rPr>
         <w:t xml:space="preserve"> </w:t>
       </w:r>
-      <w:hyperlink r:id="rId55">
+      <w:hyperlink r:id="rId62">
         <w:r>
           <w:rPr>
             <w:rStyle w:val="Hyperlink"/>
@@ -5901,7 +9736,7 @@
         </w:rPr>
         <w:t xml:space="preserve"> </w:t>
       </w:r>
-      <w:hyperlink r:id="rId56">
+      <w:hyperlink r:id="rId63">
         <w:r>
           <w:rPr>
             <w:rStyle w:val="Hyperlink"/>
@@ -5922,7 +9757,7 @@
         <w:pStyle w:val="Compact"/>
         <w:numPr>
           <w:ilvl w:val="0"/>
-          <w:numId w:val="1013"/>
+          <w:numId w:val="1017"/>
         </w:numPr>
       </w:pPr>
       <w:r>
@@ -5987,7 +9822,7 @@
         <w:pStyle w:val="Compact"/>
         <w:numPr>
           <w:ilvl w:val="0"/>
-          <w:numId w:val="1013"/>
+          <w:numId w:val="1017"/>
         </w:numPr>
       </w:pPr>
       <w:r>
@@ -6016,7 +9851,7 @@
         </w:rPr>
         <w:t xml:space="preserve"> </w:t>
       </w:r>
-      <w:hyperlink r:id="rId44">
+      <w:hyperlink r:id="rId51">
         <w:r>
           <w:rPr>
             <w:rStyle w:val="Hyperlink"/>
@@ -6092,7 +9927,7 @@
         <w:pStyle w:val="Compact"/>
         <w:numPr>
           <w:ilvl w:val="0"/>
-          <w:numId w:val="1013"/>
+          <w:numId w:val="1017"/>
         </w:numPr>
       </w:pPr>
       <w:r>
@@ -6133,7 +9968,7 @@
         <w:pStyle w:val="Compact"/>
         <w:numPr>
           <w:ilvl w:val="0"/>
-          <w:numId w:val="1013"/>
+          <w:numId w:val="1017"/>
         </w:numPr>
       </w:pPr>
       <w:r>
@@ -6174,7 +10009,7 @@
         <w:pStyle w:val="Compact"/>
         <w:numPr>
           <w:ilvl w:val="0"/>
-          <w:numId w:val="1013"/>
+          <w:numId w:val="1017"/>
         </w:numPr>
       </w:pPr>
       <w:r>
@@ -6183,322 +10018,67 @@
           <w:bCs/>
           <w:lang w:val="ru"/>
         </w:rPr>
-        <w:t xml:space="preserve">По желанию:</w:t>
-      </w:r>
-      <w:r>
-        <w:rPr>
-          <w:lang w:val="ru"/>
-        </w:rPr>
-        <w:t xml:space="preserve"> </w:t>
-      </w:r>
-      <w:r>
-        <w:rPr>
-          <w:lang w:val="ru"/>
-        </w:rPr>
-        <w:t xml:space="preserve">упражнение из раздела 5 — сверьте с отчётами проект программы,</w:t>
-      </w:r>
-      <w:r>
-        <w:rPr>
-          <w:lang w:val="ru"/>
-        </w:rPr>
-        <w:t xml:space="preserve"> </w:t>
-      </w:r>
-      <w:r>
-        <w:rPr>
-          <w:lang w:val="ru"/>
-        </w:rPr>
-        <w:t xml:space="preserve">написанный ИИ, и соберите свою программу по предмету.</w:t>
-      </w:r>
-    </w:p>
-    <w:p>
-      <w:pPr>
-        <w:pStyle w:val="FirstParagraph"/>
-      </w:pPr>
-      <w:r>
-        <w:rPr>
-          <w:b/>
-          <w:bCs/>
-          <w:lang w:val="ru"/>
-        </w:rPr>
-        <w:t xml:space="preserve">Как понять, что получилось:</w:t>
-      </w:r>
-      <w:r>
-        <w:rPr>
-          <w:lang w:val="ru"/>
-        </w:rPr>
-        <w:t xml:space="preserve"> </w:t>
-      </w:r>
-      <w:r>
-        <w:rPr>
-          <w:lang w:val="ru"/>
-        </w:rPr>
-        <w:t xml:space="preserve">агент действительно отвечает по вашим материалам — видно по</w:t>
-      </w:r>
-      <w:r>
-        <w:rPr>
-          <w:lang w:val="ru"/>
-        </w:rPr>
-        <w:t xml:space="preserve"> </w:t>
-      </w:r>
-      <w:r>
-        <w:rPr>
-          <w:lang w:val="ru"/>
-        </w:rPr>
-        <w:t xml:space="preserve">сравнению; в разборе текста нет «процента ИИ», есть цитаты и вопросы; правила понятны</w:t>
-      </w:r>
-      <w:r>
-        <w:rPr>
-          <w:lang w:val="ru"/>
-        </w:rPr>
-        <w:t xml:space="preserve"> </w:t>
-      </w:r>
-      <w:r>
-        <w:rPr>
-          <w:lang w:val="ru"/>
-        </w:rPr>
-        <w:t xml:space="preserve">студенту; задание можно проверить беседой.</w:t>
-      </w:r>
-    </w:p>
-    <w:bookmarkEnd w:id="57"/>
-    <w:bookmarkStart w:id="58" w:name="proverte-sebya"/>
-    <w:p>
-      <w:pPr>
-        <w:pStyle w:val="Heading2"/>
-      </w:pPr>
-      <w:r>
-        <w:rPr>
-          <w:lang w:val="ru"/>
-        </w:rPr>
-        <w:t xml:space="preserve">Проверьте себя</w:t>
-      </w:r>
-    </w:p>
-    <w:p>
-      <w:pPr>
-        <w:pStyle w:val="FirstParagraph"/>
-      </w:pPr>
-      <w:r>
-        <w:rPr>
-          <w:b/>
-          <w:bCs/>
-          <w:lang w:val="ru"/>
-        </w:rPr>
-        <w:t xml:space="preserve">Можно ли обвинить студента по результату детектора ИИ?</w:t>
-      </w:r>
-    </w:p>
-    <w:p>
-      <w:pPr>
-        <w:pStyle w:val="BodyText"/>
-      </w:pPr>
-      <w:r>
-        <w:rPr>
-          <w:lang w:val="ru"/>
-        </w:rPr>
-        <w:t xml:space="preserve">Нет. Детекторы заметно ошибаются: собственный классификатор OpenAI распознавал лишь 26 %</w:t>
-      </w:r>
-      <w:r>
-        <w:rPr>
-          <w:lang w:val="ru"/>
-        </w:rPr>
-        <w:t xml:space="preserve"> </w:t>
-      </w:r>
-      <w:r>
-        <w:rPr>
-          <w:lang w:val="ru"/>
-        </w:rPr>
-        <w:t xml:space="preserve">ИИ-текстов, а семь детекторов в исследовании Liang и др. пометили как ИИ в среднем 61,3 %</w:t>
-      </w:r>
-      <w:r>
-        <w:rPr>
-          <w:lang w:val="ru"/>
-        </w:rPr>
-        <w:t xml:space="preserve"> </w:t>
-      </w:r>
-      <w:r>
-        <w:rPr>
-          <w:lang w:val="ru"/>
-        </w:rPr>
-        <w:t xml:space="preserve">эссе, написанных людьми. Основание для решения — факты, источники и беседа с автором.</w:t>
-      </w:r>
-    </w:p>
-    <w:p>
-      <w:pPr>
-        <w:pStyle w:val="BodyText"/>
-      </w:pPr>
-      <w:r>
-        <w:rPr>
-          <w:b/>
-          <w:bCs/>
-          <w:lang w:val="ru"/>
-        </w:rPr>
-        <w:t xml:space="preserve">Как собрать агента, если проектов нет в вашем тарифе?</w:t>
-      </w:r>
-    </w:p>
-    <w:p>
-      <w:pPr>
-        <w:pStyle w:val="BodyText"/>
-      </w:pPr>
-      <w:r>
-        <w:rPr>
-          <w:lang w:val="ru"/>
-        </w:rPr>
-        <w:t xml:space="preserve">Новый чат → первым сообщением системный слой → приложить файлы → работать.</w:t>
-      </w:r>
-      <w:r>
-        <w:rPr>
-          <w:lang w:val="ru"/>
-        </w:rPr>
-        <w:t xml:space="preserve"> </w:t>
-      </w:r>
-      <w:r>
-        <w:rPr>
-          <w:lang w:val="ru"/>
-        </w:rPr>
-        <w:t xml:space="preserve">Системный слой хранить в своём файле и вставлять каждый раз.</w:t>
-      </w:r>
-    </w:p>
-    <w:p>
-      <w:pPr>
-        <w:pStyle w:val="BodyText"/>
-      </w:pPr>
-      <w:r>
-        <w:rPr>
-          <w:b/>
-          <w:bCs/>
-          <w:lang w:val="ru"/>
-        </w:rPr>
-        <w:t xml:space="preserve">Какой текстовый признак ИИ самый сильный и почему?</w:t>
-      </w:r>
-    </w:p>
-    <w:p>
-      <w:pPr>
-        <w:pStyle w:val="BodyText"/>
-      </w:pPr>
-      <w:r>
-        <w:rPr>
-          <w:lang w:val="ru"/>
-        </w:rPr>
-        <w:t xml:space="preserve">Источник, который не находится: выдуманную ссылку нельзя замаскировать правкой стиля.</w:t>
-      </w:r>
-      <w:r>
-        <w:rPr>
-          <w:lang w:val="ru"/>
-        </w:rPr>
-        <w:t xml:space="preserve"> </w:t>
-      </w:r>
-      <w:r>
-        <w:rPr>
-          <w:lang w:val="ru"/>
-        </w:rPr>
-        <w:t xml:space="preserve">Так же сильны реплики чата вроде «Конечно! Вот ваш текст».</w:t>
-      </w:r>
-    </w:p>
-    <w:p>
-      <w:pPr>
-        <w:pStyle w:val="BodyText"/>
-      </w:pPr>
-      <w:r>
-        <w:rPr>
-          <w:b/>
-          <w:bCs/>
-          <w:lang w:val="ru"/>
-        </w:rPr>
-        <w:t xml:space="preserve">Назовите три способа проверки без детектора.</w:t>
-      </w:r>
-    </w:p>
-    <w:p>
-      <w:pPr>
-        <w:pStyle w:val="BodyText"/>
-      </w:pPr>
-      <w:r>
-        <w:rPr>
-          <w:lang w:val="ru"/>
-        </w:rPr>
-        <w:t xml:space="preserve">Сравнить с прежними работами, проверить факты и источники, поговорить с автором.</w:t>
-      </w:r>
-    </w:p>
-    <w:p>
-      <w:pPr>
-        <w:pStyle w:val="BodyText"/>
-      </w:pPr>
-      <w:r>
-        <w:rPr>
-          <w:b/>
-          <w:bCs/>
-          <w:lang w:val="ru"/>
-        </w:rPr>
-        <w:t xml:space="preserve">Что должно быть в правилах использования ИИ для студентов?</w:t>
-      </w:r>
-    </w:p>
-    <w:p>
-      <w:pPr>
-        <w:pStyle w:val="BodyText"/>
-      </w:pPr>
-      <w:r>
-        <w:rPr>
-          <w:lang w:val="ru"/>
-        </w:rPr>
-        <w:t xml:space="preserve">Что разрешено, что запрещено, что — по согласованию, и как студент указывает, что</w:t>
-      </w:r>
-      <w:r>
-        <w:rPr>
-          <w:lang w:val="ru"/>
-        </w:rPr>
-        <w:t xml:space="preserve"> </w:t>
-      </w:r>
-      <w:r>
-        <w:rPr>
-          <w:lang w:val="ru"/>
-        </w:rPr>
-        <w:t xml:space="preserve">и как делал с ИИ.</w:t>
-      </w:r>
-    </w:p>
-    <w:p>
-      <w:pPr>
-        <w:pStyle w:val="BodyText"/>
-      </w:pPr>
-      <w:r>
-        <w:rPr>
-          <w:b/>
-          <w:bCs/>
-          <w:lang w:val="ru"/>
-        </w:rPr>
-        <w:t xml:space="preserve">Почему личный контекст и устная защита делают задание устойчивым?</w:t>
-      </w:r>
-    </w:p>
-    <w:p>
-      <w:pPr>
-        <w:pStyle w:val="BodyText"/>
-      </w:pPr>
-      <w:r>
-        <w:rPr>
-          <w:lang w:val="ru"/>
-        </w:rPr>
-        <w:t xml:space="preserve">Проверка идёт через процесс и живой разговор: чтобы защитить работу, нужно владеть темой,</w:t>
-      </w:r>
-      <w:r>
-        <w:rPr>
-          <w:lang w:val="ru"/>
-        </w:rPr>
-        <w:t xml:space="preserve"> </w:t>
-      </w:r>
-      <w:r>
-        <w:rPr>
-          <w:lang w:val="ru"/>
-        </w:rPr>
-        <w:t xml:space="preserve">кто бы ни помогал с текстом.</w:t>
-      </w:r>
-    </w:p>
-    <w:bookmarkEnd w:id="58"/>
-    <w:bookmarkStart w:id="59" w:name="istochniki"/>
-    <w:p>
-      <w:pPr>
-        <w:pStyle w:val="Heading2"/>
-      </w:pPr>
-      <w:r>
-        <w:rPr>
-          <w:lang w:val="ru"/>
-        </w:rPr>
-        <w:t xml:space="preserve">Источники</w:t>
+        <w:t xml:space="preserve">Карта смыслов своего курса.</w:t>
+      </w:r>
+      <w:r>
+        <w:rPr>
+          <w:lang w:val="ru"/>
+        </w:rPr>
+        <w:t xml:space="preserve"> </w:t>
+      </w:r>
+      <w:r>
+        <w:rPr>
+          <w:lang w:val="ru"/>
+        </w:rPr>
+        <w:t xml:space="preserve">Проведите интервью с агентом-смысловиком: промпт</w:t>
+      </w:r>
+      <w:r>
+        <w:rPr>
+          <w:lang w:val="ru"/>
+        </w:rPr>
+        <w:t xml:space="preserve"> </w:t>
+      </w:r>
+      <w:r>
+        <w:rPr>
+          <w:lang w:val="ru"/>
+        </w:rPr>
+        <w:t xml:space="preserve">«Агент-смысловик: интервью и карта смыслов курса», к нему — программа и одна-две лекции</w:t>
+      </w:r>
+      <w:r>
+        <w:rPr>
+          <w:lang w:val="ru"/>
+        </w:rPr>
+        <w:t xml:space="preserve"> </w:t>
+      </w:r>
+      <w:r>
+        <w:rPr>
+          <w:lang w:val="ru"/>
+        </w:rPr>
+        <w:t xml:space="preserve">без персональных данных. Поправьте карту и сохраните в файл. Нет часа на интервью —</w:t>
+      </w:r>
+      <w:r>
+        <w:rPr>
+          <w:lang w:val="ru"/>
+        </w:rPr>
+        <w:t xml:space="preserve"> </w:t>
+      </w:r>
+      <w:r>
+        <w:rPr>
+          <w:lang w:val="ru"/>
+        </w:rPr>
+        <w:t xml:space="preserve">извлеките карту из программы промптом «ИИ-смысловик» и допишите авторские</w:t>
+      </w:r>
+      <w:r>
+        <w:rPr>
+          <w:lang w:val="ru"/>
+        </w:rPr>
+        <w:t xml:space="preserve"> </w:t>
+      </w:r>
+      <w:r>
+        <w:rPr>
+          <w:lang w:val="ru"/>
+        </w:rPr>
+        <w:t xml:space="preserve">и студенческие смыслы сами. Так же можно собрать карту своей личной экспертизы.</w:t>
       </w:r>
     </w:p>
     <w:p>
@@ -6506,14 +10086,64 @@
         <w:pStyle w:val="Compact"/>
         <w:numPr>
           <w:ilvl w:val="0"/>
-          <w:numId w:val="1014"/>
+          <w:numId w:val="1017"/>
         </w:numPr>
       </w:pPr>
       <w:r>
         <w:rPr>
-          <w:lang w:val="ru"/>
-        </w:rPr>
-        <w:t xml:space="preserve">OpenAI. New AI classifier for indicating AI-written text. 2023. Архивная копия: https://web.archive.org/web/20230801010754/https://openai.com/blog/new-ai-classifier-for-indicating-ai-written-text</w:t>
+          <w:b/>
+          <w:bCs/>
+          <w:lang w:val="ru"/>
+        </w:rPr>
+        <w:t xml:space="preserve">Курс или тест по карте.</w:t>
+      </w:r>
+      <w:r>
+        <w:rPr>
+          <w:lang w:val="ru"/>
+        </w:rPr>
+        <w:t xml:space="preserve"> </w:t>
+      </w:r>
+      <w:r>
+        <w:rPr>
+          <w:lang w:val="ru"/>
+        </w:rPr>
+        <w:t xml:space="preserve">Приложите файл карты к новому чату и сделайте одно на выбор:</w:t>
+      </w:r>
+      <w:r>
+        <w:rPr>
+          <w:lang w:val="ru"/>
+        </w:rPr>
+        <w:t xml:space="preserve"> </w:t>
+      </w:r>
+      <w:r>
+        <w:rPr>
+          <w:lang w:val="ru"/>
+        </w:rPr>
+        <w:t xml:space="preserve">план нового курса для другой аудитории (промпт «Новый курс по карте смыслов») или тест</w:t>
+      </w:r>
+      <w:r>
+        <w:rPr>
+          <w:lang w:val="ru"/>
+        </w:rPr>
+        <w:t xml:space="preserve"> </w:t>
+      </w:r>
+      <w:r>
+        <w:rPr>
+          <w:lang w:val="ru"/>
+        </w:rPr>
+        <w:t xml:space="preserve">из 10 вопросов (промпт «Тест по карте смыслов»). Проверьте, что каждый модуль или вопрос</w:t>
+      </w:r>
+      <w:r>
+        <w:rPr>
+          <w:lang w:val="ru"/>
+        </w:rPr>
+        <w:t xml:space="preserve"> </w:t>
+      </w:r>
+      <w:r>
+        <w:rPr>
+          <w:lang w:val="ru"/>
+        </w:rPr>
+        <w:t xml:space="preserve">опирается на тезис карты, и разберите пометки «вне карты»: это кандидат в карту или лишнее.</w:t>
       </w:r>
     </w:p>
     <w:p>
@@ -6521,14 +10151,438 @@
         <w:pStyle w:val="Compact"/>
         <w:numPr>
           <w:ilvl w:val="0"/>
-          <w:numId w:val="1014"/>
+          <w:numId w:val="1017"/>
         </w:numPr>
       </w:pPr>
       <w:r>
         <w:rPr>
-          <w:lang w:val="ru"/>
-        </w:rPr>
-        <w:t xml:space="preserve">Liang W., Yuksekgonul M., Mao Y., Wu E., Zou J. GPT detectors are biased against non-native English writers. Patterns. 2023. https://doi.org/10.1016/j.patter.2023.100779</w:t>
+          <w:b/>
+          <w:bCs/>
+          <w:lang w:val="ru"/>
+        </w:rPr>
+        <w:t xml:space="preserve">По желанию:</w:t>
+      </w:r>
+      <w:r>
+        <w:rPr>
+          <w:lang w:val="ru"/>
+        </w:rPr>
+        <w:t xml:space="preserve"> </w:t>
+      </w:r>
+      <w:r>
+        <w:rPr>
+          <w:lang w:val="ru"/>
+        </w:rPr>
+        <w:t xml:space="preserve">упражнение из раздела 6 — сверьте с отчётами проект программы,</w:t>
+      </w:r>
+      <w:r>
+        <w:rPr>
+          <w:lang w:val="ru"/>
+        </w:rPr>
+        <w:t xml:space="preserve"> </w:t>
+      </w:r>
+      <w:r>
+        <w:rPr>
+          <w:lang w:val="ru"/>
+        </w:rPr>
+        <w:t xml:space="preserve">написанный ИИ, и соберите свою программу по предмету.</w:t>
+      </w:r>
+    </w:p>
+    <w:p>
+      <w:pPr>
+        <w:pStyle w:val="FirstParagraph"/>
+      </w:pPr>
+      <w:r>
+        <w:rPr>
+          <w:b/>
+          <w:bCs/>
+          <w:lang w:val="ru"/>
+        </w:rPr>
+        <w:t xml:space="preserve">Как понять, что получилось:</w:t>
+      </w:r>
+      <w:r>
+        <w:rPr>
+          <w:lang w:val="ru"/>
+        </w:rPr>
+        <w:t xml:space="preserve"> </w:t>
+      </w:r>
+      <w:r>
+        <w:rPr>
+          <w:lang w:val="ru"/>
+        </w:rPr>
+        <w:t xml:space="preserve">агент действительно отвечает по вашим материалам — видно по</w:t>
+      </w:r>
+      <w:r>
+        <w:rPr>
+          <w:lang w:val="ru"/>
+        </w:rPr>
+        <w:t xml:space="preserve"> </w:t>
+      </w:r>
+      <w:r>
+        <w:rPr>
+          <w:lang w:val="ru"/>
+        </w:rPr>
+        <w:t xml:space="preserve">сравнению; в разборе текста нет «процента ИИ», есть цитаты и вопросы; правила понятны</w:t>
+      </w:r>
+      <w:r>
+        <w:rPr>
+          <w:lang w:val="ru"/>
+        </w:rPr>
+        <w:t xml:space="preserve"> </w:t>
+      </w:r>
+      <w:r>
+        <w:rPr>
+          <w:lang w:val="ru"/>
+        </w:rPr>
+        <w:t xml:space="preserve">студенту; задание можно проверить беседой; в карте смыслов есть пометки «ответ» — то,</w:t>
+      </w:r>
+      <w:r>
+        <w:rPr>
+          <w:lang w:val="ru"/>
+        </w:rPr>
+        <w:t xml:space="preserve"> </w:t>
+      </w:r>
+      <w:r>
+        <w:rPr>
+          <w:lang w:val="ru"/>
+        </w:rPr>
+        <w:t xml:space="preserve">чего нет в ваших документах, а новый курс или тест ссылается на её тезисы.</w:t>
+      </w:r>
+    </w:p>
+    <w:bookmarkEnd w:id="64"/>
+    <w:bookmarkStart w:id="65" w:name="proverte-sebya"/>
+    <w:p>
+      <w:pPr>
+        <w:pStyle w:val="Heading2"/>
+      </w:pPr>
+      <w:r>
+        <w:rPr>
+          <w:lang w:val="ru"/>
+        </w:rPr>
+        <w:t xml:space="preserve">Проверьте себя</w:t>
+      </w:r>
+    </w:p>
+    <w:p>
+      <w:pPr>
+        <w:pStyle w:val="FirstParagraph"/>
+      </w:pPr>
+      <w:r>
+        <w:rPr>
+          <w:b/>
+          <w:bCs/>
+          <w:lang w:val="ru"/>
+        </w:rPr>
+        <w:t xml:space="preserve">Можно ли обвинить студента по результату детектора ИИ?</w:t>
+      </w:r>
+    </w:p>
+    <w:p>
+      <w:pPr>
+        <w:pStyle w:val="BodyText"/>
+      </w:pPr>
+      <w:r>
+        <w:rPr>
+          <w:lang w:val="ru"/>
+        </w:rPr>
+        <w:t xml:space="preserve">Нет. Детекторы заметно ошибаются: собственный классификатор OpenAI распознавал лишь 26 %</w:t>
+      </w:r>
+      <w:r>
+        <w:rPr>
+          <w:lang w:val="ru"/>
+        </w:rPr>
+        <w:t xml:space="preserve"> </w:t>
+      </w:r>
+      <w:r>
+        <w:rPr>
+          <w:lang w:val="ru"/>
+        </w:rPr>
+        <w:t xml:space="preserve">ИИ-текстов, а семь детекторов в исследовании Liang и др. пометили как ИИ в среднем 61,3 %</w:t>
+      </w:r>
+      <w:r>
+        <w:rPr>
+          <w:lang w:val="ru"/>
+        </w:rPr>
+        <w:t xml:space="preserve"> </w:t>
+      </w:r>
+      <w:r>
+        <w:rPr>
+          <w:lang w:val="ru"/>
+        </w:rPr>
+        <w:t xml:space="preserve">эссе, написанных людьми. Основание для решения — факты, источники и беседа с автором.</w:t>
+      </w:r>
+    </w:p>
+    <w:p>
+      <w:pPr>
+        <w:pStyle w:val="BodyText"/>
+      </w:pPr>
+      <w:r>
+        <w:rPr>
+          <w:b/>
+          <w:bCs/>
+          <w:lang w:val="ru"/>
+        </w:rPr>
+        <w:t xml:space="preserve">Как собрать агента, если проектов нет в вашем тарифе?</w:t>
+      </w:r>
+    </w:p>
+    <w:p>
+      <w:pPr>
+        <w:pStyle w:val="BodyText"/>
+      </w:pPr>
+      <w:r>
+        <w:rPr>
+          <w:lang w:val="ru"/>
+        </w:rPr>
+        <w:t xml:space="preserve">Новый чат → первым сообщением системный слой → приложить файлы → работать.</w:t>
+      </w:r>
+      <w:r>
+        <w:rPr>
+          <w:lang w:val="ru"/>
+        </w:rPr>
+        <w:t xml:space="preserve"> </w:t>
+      </w:r>
+      <w:r>
+        <w:rPr>
+          <w:lang w:val="ru"/>
+        </w:rPr>
+        <w:t xml:space="preserve">Системный слой хранить в своём файле и вставлять каждый раз.</w:t>
+      </w:r>
+    </w:p>
+    <w:p>
+      <w:pPr>
+        <w:pStyle w:val="BodyText"/>
+      </w:pPr>
+      <w:r>
+        <w:rPr>
+          <w:b/>
+          <w:bCs/>
+          <w:lang w:val="ru"/>
+        </w:rPr>
+        <w:t xml:space="preserve">Какой текстовый признак ИИ самый сильный и почему?</w:t>
+      </w:r>
+    </w:p>
+    <w:p>
+      <w:pPr>
+        <w:pStyle w:val="BodyText"/>
+      </w:pPr>
+      <w:r>
+        <w:rPr>
+          <w:lang w:val="ru"/>
+        </w:rPr>
+        <w:t xml:space="preserve">Источник, который не находится: выдуманную ссылку нельзя замаскировать правкой стиля.</w:t>
+      </w:r>
+      <w:r>
+        <w:rPr>
+          <w:lang w:val="ru"/>
+        </w:rPr>
+        <w:t xml:space="preserve"> </w:t>
+      </w:r>
+      <w:r>
+        <w:rPr>
+          <w:lang w:val="ru"/>
+        </w:rPr>
+        <w:t xml:space="preserve">Так же сильны реплики чата вроде «Конечно! Вот ваш текст».</w:t>
+      </w:r>
+    </w:p>
+    <w:p>
+      <w:pPr>
+        <w:pStyle w:val="BodyText"/>
+      </w:pPr>
+      <w:r>
+        <w:rPr>
+          <w:b/>
+          <w:bCs/>
+          <w:lang w:val="ru"/>
+        </w:rPr>
+        <w:t xml:space="preserve">Назовите три способа проверки без детектора.</w:t>
+      </w:r>
+    </w:p>
+    <w:p>
+      <w:pPr>
+        <w:pStyle w:val="BodyText"/>
+      </w:pPr>
+      <w:r>
+        <w:rPr>
+          <w:lang w:val="ru"/>
+        </w:rPr>
+        <w:t xml:space="preserve">Сравнить с прежними работами, проверить факты и источники, поговорить с автором.</w:t>
+      </w:r>
+    </w:p>
+    <w:p>
+      <w:pPr>
+        <w:pStyle w:val="BodyText"/>
+      </w:pPr>
+      <w:r>
+        <w:rPr>
+          <w:b/>
+          <w:bCs/>
+          <w:lang w:val="ru"/>
+        </w:rPr>
+        <w:t xml:space="preserve">Что должно быть в правилах использования ИИ для студентов?</w:t>
+      </w:r>
+    </w:p>
+    <w:p>
+      <w:pPr>
+        <w:pStyle w:val="BodyText"/>
+      </w:pPr>
+      <w:r>
+        <w:rPr>
+          <w:lang w:val="ru"/>
+        </w:rPr>
+        <w:t xml:space="preserve">Что разрешено, что запрещено, что — по согласованию, и как студент указывает, что</w:t>
+      </w:r>
+      <w:r>
+        <w:rPr>
+          <w:lang w:val="ru"/>
+        </w:rPr>
+        <w:t xml:space="preserve"> </w:t>
+      </w:r>
+      <w:r>
+        <w:rPr>
+          <w:lang w:val="ru"/>
+        </w:rPr>
+        <w:t xml:space="preserve">и как делал с ИИ.</w:t>
+      </w:r>
+    </w:p>
+    <w:p>
+      <w:pPr>
+        <w:pStyle w:val="BodyText"/>
+      </w:pPr>
+      <w:r>
+        <w:rPr>
+          <w:b/>
+          <w:bCs/>
+          <w:lang w:val="ru"/>
+        </w:rPr>
+        <w:t xml:space="preserve">Почему личный контекст и устная защита делают задание устойчивым?</w:t>
+      </w:r>
+    </w:p>
+    <w:p>
+      <w:pPr>
+        <w:pStyle w:val="BodyText"/>
+      </w:pPr>
+      <w:r>
+        <w:rPr>
+          <w:lang w:val="ru"/>
+        </w:rPr>
+        <w:t xml:space="preserve">Проверка идёт через процесс и живой разговор: чтобы защитить работу, нужно владеть темой,</w:t>
+      </w:r>
+      <w:r>
+        <w:rPr>
+          <w:lang w:val="ru"/>
+        </w:rPr>
+        <w:t xml:space="preserve"> </w:t>
+      </w:r>
+      <w:r>
+        <w:rPr>
+          <w:lang w:val="ru"/>
+        </w:rPr>
+        <w:t xml:space="preserve">кто бы ни помогал с текстом.</w:t>
+      </w:r>
+    </w:p>
+    <w:p>
+      <w:pPr>
+        <w:pStyle w:val="BodyText"/>
+      </w:pPr>
+      <w:r>
+        <w:rPr>
+          <w:b/>
+          <w:bCs/>
+          <w:lang w:val="ru"/>
+        </w:rPr>
+        <w:t xml:space="preserve">Какие шесть уровней у карты смыслов?</w:t>
+      </w:r>
+    </w:p>
+    <w:p>
+      <w:pPr>
+        <w:pStyle w:val="BodyText"/>
+      </w:pPr>
+      <w:r>
+        <w:rPr>
+          <w:lang w:val="ru"/>
+        </w:rPr>
+        <w:t xml:space="preserve">Рациональный, эмоциональный, авторский, студенческий (клиентский), контекстный, ценностный.</w:t>
+      </w:r>
+    </w:p>
+    <w:p>
+      <w:pPr>
+        <w:pStyle w:val="BodyText"/>
+      </w:pPr>
+      <w:r>
+        <w:rPr>
+          <w:b/>
+          <w:bCs/>
+          <w:lang w:val="ru"/>
+        </w:rPr>
+        <w:t xml:space="preserve">Чем агент-смысловик отличается от промпта «ИИ-смысловик»?</w:t>
+      </w:r>
+    </w:p>
+    <w:p>
+      <w:pPr>
+        <w:pStyle w:val="BodyText"/>
+      </w:pPr>
+      <w:r>
+        <w:rPr>
+          <w:lang w:val="ru"/>
+        </w:rPr>
+        <w:t xml:space="preserve">«ИИ-смысловик» извлекает карту из готового текста и видит только то, что в нём написано.</w:t>
+      </w:r>
+      <w:r>
+        <w:rPr>
+          <w:lang w:val="ru"/>
+        </w:rPr>
+        <w:t xml:space="preserve"> </w:t>
+      </w:r>
+      <w:r>
+        <w:rPr>
+          <w:lang w:val="ru"/>
+        </w:rPr>
+        <w:t xml:space="preserve">Агент-смысловик расспрашивает автора и сверяет ответы с материалами — так в карту попадает</w:t>
+      </w:r>
+      <w:r>
+        <w:rPr>
+          <w:lang w:val="ru"/>
+        </w:rPr>
+        <w:t xml:space="preserve"> </w:t>
+      </w:r>
+      <w:r>
+        <w:rPr>
+          <w:lang w:val="ru"/>
+        </w:rPr>
+        <w:t xml:space="preserve">то, чего нет в документах: зачем курс, где спотыкаются студенты, ваши слова.</w:t>
+      </w:r>
+    </w:p>
+    <w:bookmarkEnd w:id="65"/>
+    <w:bookmarkStart w:id="66" w:name="utochneniya"/>
+    <w:p>
+      <w:pPr>
+        <w:pStyle w:val="Heading2"/>
+      </w:pPr>
+      <w:r>
+        <w:rPr>
+          <w:lang w:val="ru"/>
+        </w:rPr>
+        <w:t xml:space="preserve">Что уточнено после записи видео</w:t>
+      </w:r>
+    </w:p>
+    <w:p>
+      <w:pPr>
+        <w:pStyle w:val="FirstParagraph"/>
+      </w:pPr>
+      <w:r>
+        <w:rPr>
+          <w:lang w:val="ru"/>
+        </w:rPr>
+        <w:t xml:space="preserve">Видео записано по слайдам; часть сведений после записи проверена и уточнена. Где видео</w:t>
+      </w:r>
+      <w:r>
+        <w:rPr>
+          <w:lang w:val="ru"/>
+        </w:rPr>
+        <w:t xml:space="preserve"> </w:t>
+      </w:r>
+      <w:r>
+        <w:rPr>
+          <w:lang w:val="ru"/>
+        </w:rPr>
+        <w:t xml:space="preserve">и конспект расходятся, опирайтесь на конспект.</w:t>
       </w:r>
     </w:p>
     <w:p>
@@ -6536,14 +10590,64 @@
         <w:pStyle w:val="Compact"/>
         <w:numPr>
           <w:ilvl w:val="0"/>
-          <w:numId w:val="1014"/>
+          <w:numId w:val="1018"/>
         </w:numPr>
       </w:pPr>
       <w:r>
         <w:rPr>
-          <w:lang w:val="ru"/>
-        </w:rPr>
-        <w:t xml:space="preserve">Weber-Wulff D. и др. Testing of detection tools for AI-generated text. International Journal for Educational Integrity. 2023. https://doi.org/10.1007/s40979-023-00146-z</w:t>
+          <w:b/>
+          <w:bCs/>
+          <w:lang w:val="ru"/>
+        </w:rPr>
+        <w:t xml:space="preserve">«Исследование» по FOREST в начале лекции</w:t>
+      </w:r>
+      <w:r>
+        <w:rPr>
+          <w:lang w:val="ru"/>
+        </w:rPr>
+        <w:t xml:space="preserve"> </w:t>
+      </w:r>
+      <w:r>
+        <w:rPr>
+          <w:lang w:val="ru"/>
+        </w:rPr>
+        <w:t xml:space="preserve">— это ответ ИИ: числа и примеры (MIT, Stepik,</w:t>
+      </w:r>
+      <w:r>
+        <w:rPr>
+          <w:lang w:val="ru"/>
+        </w:rPr>
+        <w:t xml:space="preserve"> </w:t>
+      </w:r>
+      <w:r>
+        <w:rPr>
+          <w:lang w:val="ru"/>
+        </w:rPr>
+        <w:t xml:space="preserve">Финляндия) не проверены. Вместо «более 60 % студентов и преподавателей» — проверенные данные</w:t>
+      </w:r>
+      <w:r>
+        <w:rPr>
+          <w:lang w:val="ru"/>
+        </w:rPr>
+        <w:t xml:space="preserve"> </w:t>
+      </w:r>
+      <w:r>
+        <w:rPr>
+          <w:lang w:val="ru"/>
+        </w:rPr>
+        <w:t xml:space="preserve">раздела 3: 86 % студентов (DEC, 2024), 61 % преподавателей хотя бы раз (DEC, 2025), 92 %</w:t>
+      </w:r>
+      <w:r>
+        <w:rPr>
+          <w:lang w:val="ru"/>
+        </w:rPr>
+        <w:t xml:space="preserve"> </w:t>
+      </w:r>
+      <w:r>
+        <w:rPr>
+          <w:lang w:val="ru"/>
+        </w:rPr>
+        <w:t xml:space="preserve">студентов в Великобритании (HEPI, 2025).</w:t>
       </w:r>
     </w:p>
     <w:p>
@@ -6551,14 +10655,28 @@
         <w:pStyle w:val="Compact"/>
         <w:numPr>
           <w:ilvl w:val="0"/>
-          <w:numId w:val="1014"/>
+          <w:numId w:val="1018"/>
         </w:numPr>
       </w:pPr>
       <w:r>
         <w:rPr>
-          <w:lang w:val="ru"/>
-        </w:rPr>
-        <w:t xml:space="preserve">Russell J., Karpinska M., Iyyer M. People who frequently use ChatGPT for writing tasks are accurate and robust detectors of AI-generated text. 2025. https://arxiv.org/abs/2501.15654 — насмотренный читатель против детекторов.</w:t>
+          <w:b/>
+          <w:bCs/>
+          <w:lang w:val="ru"/>
+        </w:rPr>
+        <w:t xml:space="preserve">Детектор и гуманизатор</w:t>
+      </w:r>
+      <w:r>
+        <w:rPr>
+          <w:lang w:val="ru"/>
+        </w:rPr>
+        <w:t xml:space="preserve"> </w:t>
+      </w:r>
+      <w:r>
+        <w:rPr>
+          <w:lang w:val="ru"/>
+        </w:rPr>
+        <w:t xml:space="preserve">показаны без оговорки. Детектор — не доказательство (раздел 3).</w:t>
       </w:r>
     </w:p>
     <w:p>
@@ -6566,14 +10684,40 @@
         <w:pStyle w:val="Compact"/>
         <w:numPr>
           <w:ilvl w:val="0"/>
-          <w:numId w:val="1014"/>
+          <w:numId w:val="1018"/>
         </w:numPr>
       </w:pPr>
       <w:r>
         <w:rPr>
-          <w:lang w:val="ru"/>
-        </w:rPr>
-        <w:t xml:space="preserve">Wikipedia: Signs of AI writing (WikiProject AI Cleanup). https://en.wikipedia.org/wiki/Wikipedia:Signs_of_AI_writing</w:t>
+          <w:b/>
+          <w:bCs/>
+          <w:lang w:val="ru"/>
+        </w:rPr>
+        <w:t xml:space="preserve">«ГигаЧат понимает русский язык и образовательную кухню лучше заморских»</w:t>
+      </w:r>
+      <w:r>
+        <w:rPr>
+          <w:lang w:val="ru"/>
+        </w:rPr>
+        <w:t xml:space="preserve"> </w:t>
+      </w:r>
+      <w:r>
+        <w:rPr>
+          <w:lang w:val="ru"/>
+        </w:rPr>
+        <w:t xml:space="preserve">— этого никто</w:t>
+      </w:r>
+      <w:r>
+        <w:rPr>
+          <w:lang w:val="ru"/>
+        </w:rPr>
+        <w:t xml:space="preserve"> </w:t>
+      </w:r>
+      <w:r>
+        <w:rPr>
+          <w:lang w:val="ru"/>
+        </w:rPr>
+        <w:t xml:space="preserve">не измерял.</w:t>
       </w:r>
     </w:p>
     <w:p>
@@ -6581,14 +10725,28 @@
         <w:pStyle w:val="Compact"/>
         <w:numPr>
           <w:ilvl w:val="0"/>
-          <w:numId w:val="1014"/>
+          <w:numId w:val="1018"/>
         </w:numPr>
       </w:pPr>
       <w:r>
         <w:rPr>
-          <w:lang w:val="ru"/>
-        </w:rPr>
-        <w:t xml:space="preserve">Кузьминов Я. И., Кручинская Е. В., Груздев И. А., Наумов А. А. Отстающие и опережающие: как студенты используют генеративный искусственный интеллект в образовательных целях // Высшее образование в России. 2025. Т. 34, № 6. С. 9–35. https://doi.org/10.31992/0869-3617-2025-34-6-9-35</w:t>
+          <w:b/>
+          <w:bCs/>
+          <w:lang w:val="ru"/>
+        </w:rPr>
+        <w:t xml:space="preserve">«Не только в строительстве»</w:t>
+      </w:r>
+      <w:r>
+        <w:rPr>
+          <w:lang w:val="ru"/>
+        </w:rPr>
+        <w:t xml:space="preserve"> </w:t>
+      </w:r>
+      <w:r>
+        <w:rPr>
+          <w:lang w:val="ru"/>
+        </w:rPr>
+        <w:t xml:space="preserve">— подпись осталась от курса для строителей.</w:t>
       </w:r>
     </w:p>
     <w:p>
@@ -6596,14 +10754,52 @@
         <w:pStyle w:val="Compact"/>
         <w:numPr>
           <w:ilvl w:val="0"/>
-          <w:numId w:val="1014"/>
+          <w:numId w:val="1018"/>
         </w:numPr>
       </w:pPr>
       <w:r>
         <w:rPr>
-          <w:lang w:val="ru"/>
-        </w:rPr>
-        <w:t xml:space="preserve">Digital Education Council. Global AI Student Survey 2024. https://www.digitaleducationcouncil.com/post/digital-education-council-global-ai-student-survey-2024</w:t>
+          <w:b/>
+          <w:bCs/>
+          <w:lang w:val="ru"/>
+        </w:rPr>
+        <w:t xml:space="preserve">«Академический ассистент» для Пространства.</w:t>
+      </w:r>
+      <w:r>
+        <w:rPr>
+          <w:lang w:val="ru"/>
+        </w:rPr>
+        <w:t xml:space="preserve"> </w:t>
+      </w:r>
+      <w:r>
+        <w:rPr>
+          <w:lang w:val="ru"/>
+        </w:rPr>
+        <w:t xml:space="preserve">В Perplexity пространства теперь называются</w:t>
+      </w:r>
+      <w:r>
+        <w:rPr>
+          <w:lang w:val="ru"/>
+        </w:rPr>
+        <w:t xml:space="preserve"> </w:t>
+      </w:r>
+      <w:r>
+        <w:rPr>
+          <w:lang w:val="ru"/>
+        </w:rPr>
+        <w:t xml:space="preserve">проектами и есть только в платных тарифах; бесплатно — системный слой первым сообщением</w:t>
+      </w:r>
+      <w:r>
+        <w:rPr>
+          <w:lang w:val="ru"/>
+        </w:rPr>
+        <w:t xml:space="preserve"> </w:t>
+      </w:r>
+      <w:r>
+        <w:rPr>
+          <w:lang w:val="ru"/>
+        </w:rPr>
+        <w:t xml:space="preserve">(раздел 1).</w:t>
       </w:r>
     </w:p>
     <w:p>
@@ -6611,14 +10807,40 @@
         <w:pStyle w:val="Compact"/>
         <w:numPr>
           <w:ilvl w:val="0"/>
-          <w:numId w:val="1014"/>
+          <w:numId w:val="1018"/>
         </w:numPr>
       </w:pPr>
       <w:r>
         <w:rPr>
-          <w:lang w:val="ru"/>
-        </w:rPr>
-        <w:t xml:space="preserve">Digital Education Council. Global AI Faculty Survey 2025. https://www.digitaleducationcouncil.com/post/digital-education-council-global-ai-faculty-survey</w:t>
+          <w:b/>
+          <w:bCs/>
+          <w:lang w:val="ru"/>
+        </w:rPr>
+        <w:t xml:space="preserve">Карта курса «для ChatGPT, GigaChat и др.»</w:t>
+      </w:r>
+      <w:r>
+        <w:rPr>
+          <w:lang w:val="ru"/>
+        </w:rPr>
+        <w:t xml:space="preserve"> </w:t>
+      </w:r>
+      <w:r>
+        <w:rPr>
+          <w:lang w:val="ru"/>
+        </w:rPr>
+        <w:t xml:space="preserve">Россия не входит в официальный список стран</w:t>
+      </w:r>
+      <w:r>
+        <w:rPr>
+          <w:lang w:val="ru"/>
+        </w:rPr>
+        <w:t xml:space="preserve"> </w:t>
+      </w:r>
+      <w:r>
+        <w:rPr>
+          <w:lang w:val="ru"/>
+        </w:rPr>
+        <w:t xml:space="preserve">OpenAI; курс построен на бесплатных сервисах, доступных из России.</w:t>
       </w:r>
     </w:p>
     <w:p>
@@ -6626,14 +10848,40 @@
         <w:pStyle w:val="Compact"/>
         <w:numPr>
           <w:ilvl w:val="0"/>
-          <w:numId w:val="1014"/>
+          <w:numId w:val="1018"/>
         </w:numPr>
       </w:pPr>
       <w:r>
         <w:rPr>
-          <w:lang w:val="ru"/>
-        </w:rPr>
-        <w:t xml:space="preserve">Freeman J. HEPI / Kortext Student Generative AI Survey 2025. https://www.hepi.ac.uk/wp-content/uploads/2025/02/HEPI-Kortext-Student-Generative-AI-Survey-2025.pdf</w:t>
+          <w:b/>
+          <w:bCs/>
+          <w:lang w:val="ru"/>
+        </w:rPr>
+        <w:t xml:space="preserve">Файлы future-of-work.pdf и hai_ai_index_report_2025.pdf</w:t>
+      </w:r>
+      <w:r>
+        <w:rPr>
+          <w:lang w:val="ru"/>
+        </w:rPr>
+        <w:t xml:space="preserve"> </w:t>
+      </w:r>
+      <w:r>
+        <w:rPr>
+          <w:lang w:val="ru"/>
+        </w:rPr>
+        <w:t xml:space="preserve">— ссылки на оба отчёта</w:t>
+      </w:r>
+      <w:r>
+        <w:rPr>
+          <w:lang w:val="ru"/>
+        </w:rPr>
+        <w:t xml:space="preserve"> </w:t>
+      </w:r>
+      <w:r>
+        <w:rPr>
+          <w:lang w:val="ru"/>
+        </w:rPr>
+        <w:t xml:space="preserve">в разделе 6.</w:t>
       </w:r>
     </w:p>
     <w:p>
@@ -6641,14 +10889,64 @@
         <w:pStyle w:val="Compact"/>
         <w:numPr>
           <w:ilvl w:val="0"/>
-          <w:numId w:val="1014"/>
+          <w:numId w:val="1018"/>
         </w:numPr>
       </w:pPr>
       <w:r>
         <w:rPr>
-          <w:lang w:val="ru"/>
-        </w:rPr>
-        <w:t xml:space="preserve">Stanford HAI. AI Index Report 2026. https://hai.stanford.edu/ai-index/2026-ai-index-report</w:t>
+          <w:b/>
+          <w:bCs/>
+          <w:lang w:val="ru"/>
+        </w:rPr>
+        <w:t xml:space="preserve">«Главный вывод» по статье Future of Work.</w:t>
+      </w:r>
+      <w:r>
+        <w:rPr>
+          <w:lang w:val="ru"/>
+        </w:rPr>
+        <w:t xml:space="preserve"> </w:t>
+      </w:r>
+      <w:r>
+        <w:rPr>
+          <w:lang w:val="ru"/>
+        </w:rPr>
+        <w:t xml:space="preserve">Точнее так: чаще всего работники хотят</w:t>
+      </w:r>
+      <w:r>
+        <w:rPr>
+          <w:lang w:val="ru"/>
+        </w:rPr>
+        <w:t xml:space="preserve"> </w:t>
+      </w:r>
+      <w:r>
+        <w:rPr>
+          <w:lang w:val="ru"/>
+        </w:rPr>
+        <w:t xml:space="preserve">уровень H3 — равное партнёрство (45,2 % профессий); больше участия, чем считают нужным</w:t>
+      </w:r>
+      <w:r>
+        <w:rPr>
+          <w:lang w:val="ru"/>
+        </w:rPr>
+        <w:t xml:space="preserve"> </w:t>
+      </w:r>
+      <w:r>
+        <w:rPr>
+          <w:lang w:val="ru"/>
+        </w:rPr>
+        <w:t xml:space="preserve">эксперты, — в 47,5 % задач, то есть меньше чем в половине. О «конфликтах и массовом</w:t>
+      </w:r>
+      <w:r>
+        <w:rPr>
+          <w:lang w:val="ru"/>
+        </w:rPr>
+        <w:t xml:space="preserve"> </w:t>
+      </w:r>
+      <w:r>
+        <w:rPr>
+          <w:lang w:val="ru"/>
+        </w:rPr>
+        <w:t xml:space="preserve">переобучении» в статье не говорится (раздел 6).</w:t>
       </w:r>
     </w:p>
     <w:p>
@@ -6656,14 +10954,40 @@
         <w:pStyle w:val="Compact"/>
         <w:numPr>
           <w:ilvl w:val="0"/>
-          <w:numId w:val="1014"/>
+          <w:numId w:val="1018"/>
         </w:numPr>
       </w:pPr>
       <w:r>
         <w:rPr>
-          <w:lang w:val="ru"/>
-        </w:rPr>
-        <w:t xml:space="preserve">Shao Y. и др. Future of Work with AI Agents. 2025. https://arxiv.org/abs/2506.06576</w:t>
+          <w:b/>
+          <w:bCs/>
+          <w:lang w:val="ru"/>
+        </w:rPr>
+        <w:t xml:space="preserve">«Бонус. Нейроиллюстрации и навыки».</w:t>
+      </w:r>
+      <w:r>
+        <w:rPr>
+          <w:lang w:val="ru"/>
+        </w:rPr>
+        <w:t xml:space="preserve"> </w:t>
+      </w:r>
+      <w:r>
+        <w:rPr>
+          <w:lang w:val="ru"/>
+        </w:rPr>
+        <w:t xml:space="preserve">Бонусных уроков два: первый — навыки, второй —</w:t>
+      </w:r>
+      <w:r>
+        <w:rPr>
+          <w:lang w:val="ru"/>
+        </w:rPr>
+        <w:t xml:space="preserve"> </w:t>
+      </w:r>
+      <w:r>
+        <w:rPr>
+          <w:lang w:val="ru"/>
+        </w:rPr>
+        <w:t xml:space="preserve">нейроиллюстрации.</w:t>
       </w:r>
     </w:p>
     <w:p>
@@ -6671,17 +10995,305 @@
         <w:pStyle w:val="Compact"/>
         <w:numPr>
           <w:ilvl w:val="0"/>
-          <w:numId w:val="1014"/>
+          <w:numId w:val="1018"/>
         </w:numPr>
       </w:pPr>
       <w:r>
         <w:rPr>
+          <w:b/>
+          <w:bCs/>
+          <w:lang w:val="ru"/>
+        </w:rPr>
+        <w:t xml:space="preserve">Адрес и тест.</w:t>
+      </w:r>
+      <w:r>
+        <w:rPr>
+          <w:lang w:val="ru"/>
+        </w:rPr>
+        <w:t xml:space="preserve"> </w:t>
+      </w:r>
+      <w:r>
+        <w:rPr>
+          <w:lang w:val="ru"/>
+        </w:rPr>
+        <w:t xml:space="preserve">У сайта два адреса — основной на GitHub Pages и второй на Vercel</w:t>
+      </w:r>
+      <w:r>
+        <w:rPr>
+          <w:lang w:val="ru"/>
+        </w:rPr>
+        <w:t xml:space="preserve"> </w:t>
+      </w:r>
+      <w:r>
+        <w:rPr>
+          <w:lang w:val="ru"/>
+        </w:rPr>
+        <w:t xml:space="preserve">(страница «О курсе»). Зачёт — итоговый тест на сайте НГУ; на сайте курса — тесты</w:t>
+      </w:r>
+      <w:r>
+        <w:rPr>
+          <w:lang w:val="ru"/>
+        </w:rPr>
+        <w:t xml:space="preserve"> </w:t>
+      </w:r>
+      <w:r>
+        <w:rPr>
+          <w:lang w:val="ru"/>
+        </w:rPr>
+        <w:t xml:space="preserve">для самопроверки.</w:t>
+      </w:r>
+    </w:p>
+    <w:bookmarkEnd w:id="66"/>
+    <w:bookmarkStart w:id="67" w:name="istochniki"/>
+    <w:p>
+      <w:pPr>
+        <w:pStyle w:val="Heading2"/>
+      </w:pPr>
+      <w:r>
+        <w:rPr>
+          <w:lang w:val="ru"/>
+        </w:rPr>
+        <w:t xml:space="preserve">Источники</w:t>
+      </w:r>
+    </w:p>
+    <w:p>
+      <w:pPr>
+        <w:pStyle w:val="Compact"/>
+        <w:numPr>
+          <w:ilvl w:val="0"/>
+          <w:numId w:val="1019"/>
+        </w:numPr>
+      </w:pPr>
+      <w:r>
+        <w:rPr>
+          <w:lang w:val="ru"/>
+        </w:rPr>
+        <w:t xml:space="preserve">OpenAI. New AI classifier for indicating AI-written text. 2023. Архивная копия: https://web.archive.org/web/20230801010754/https://openai.com/blog/new-ai-classifier-for-indicating-ai-written-text</w:t>
+      </w:r>
+    </w:p>
+    <w:p>
+      <w:pPr>
+        <w:pStyle w:val="Compact"/>
+        <w:numPr>
+          <w:ilvl w:val="0"/>
+          <w:numId w:val="1019"/>
+        </w:numPr>
+      </w:pPr>
+      <w:r>
+        <w:rPr>
+          <w:lang w:val="ru"/>
+        </w:rPr>
+        <w:t xml:space="preserve">Liang W., Yuksekgonul M., Mao Y., Wu E., Zou J. GPT detectors are biased against non-native English writers. Patterns. 2023. https://doi.org/10.1016/j.patter.2023.100779</w:t>
+      </w:r>
+    </w:p>
+    <w:p>
+      <w:pPr>
+        <w:pStyle w:val="Compact"/>
+        <w:numPr>
+          <w:ilvl w:val="0"/>
+          <w:numId w:val="1019"/>
+        </w:numPr>
+      </w:pPr>
+      <w:r>
+        <w:rPr>
+          <w:lang w:val="ru"/>
+        </w:rPr>
+        <w:t xml:space="preserve">Weber-Wulff D. и др. Testing of detection tools for AI-generated text. International Journal for Educational Integrity. 2023. https://doi.org/10.1007/s40979-023-00146-z</w:t>
+      </w:r>
+    </w:p>
+    <w:p>
+      <w:pPr>
+        <w:pStyle w:val="Compact"/>
+        <w:numPr>
+          <w:ilvl w:val="0"/>
+          <w:numId w:val="1019"/>
+        </w:numPr>
+      </w:pPr>
+      <w:r>
+        <w:rPr>
+          <w:lang w:val="ru"/>
+        </w:rPr>
+        <w:t xml:space="preserve">Russell J., Karpinska M., Iyyer M. People who frequently use ChatGPT for writing tasks are accurate and robust detectors of AI-generated text. 2025. https://arxiv.org/abs/2501.15654 — насмотренный читатель против детекторов.</w:t>
+      </w:r>
+    </w:p>
+    <w:p>
+      <w:pPr>
+        <w:pStyle w:val="Compact"/>
+        <w:numPr>
+          <w:ilvl w:val="0"/>
+          <w:numId w:val="1019"/>
+        </w:numPr>
+      </w:pPr>
+      <w:r>
+        <w:rPr>
+          <w:lang w:val="ru"/>
+        </w:rPr>
+        <w:t xml:space="preserve">Wikipedia: Signs of AI writing (WikiProject AI Cleanup). https://en.wikipedia.org/wiki/Wikipedia:Signs_of_AI_writing</w:t>
+      </w:r>
+    </w:p>
+    <w:p>
+      <w:pPr>
+        <w:pStyle w:val="Compact"/>
+        <w:numPr>
+          <w:ilvl w:val="0"/>
+          <w:numId w:val="1019"/>
+        </w:numPr>
+      </w:pPr>
+      <w:r>
+        <w:rPr>
+          <w:lang w:val="ru"/>
+        </w:rPr>
+        <w:t xml:space="preserve">Кузьминов Я. И., Кручинская Е. В., Груздев И. А., Наумов А. А. Отстающие и опережающие: как студенты используют генеративный искусственный интеллект в образовательных целях // Высшее образование в России. 2025. Т. 34, № 6. С. 9–35. https://doi.org/10.31992/0869-3617-2025-34-6-9-35</w:t>
+      </w:r>
+    </w:p>
+    <w:p>
+      <w:pPr>
+        <w:pStyle w:val="Compact"/>
+        <w:numPr>
+          <w:ilvl w:val="0"/>
+          <w:numId w:val="1019"/>
+        </w:numPr>
+      </w:pPr>
+      <w:r>
+        <w:rPr>
+          <w:lang w:val="ru"/>
+        </w:rPr>
+        <w:t xml:space="preserve">Digital Education Council. Global AI Student Survey 2024. https://www.digitaleducationcouncil.com/post/digital-education-council-global-ai-student-survey-2024</w:t>
+      </w:r>
+    </w:p>
+    <w:p>
+      <w:pPr>
+        <w:pStyle w:val="Compact"/>
+        <w:numPr>
+          <w:ilvl w:val="0"/>
+          <w:numId w:val="1019"/>
+        </w:numPr>
+      </w:pPr>
+      <w:r>
+        <w:rPr>
+          <w:lang w:val="ru"/>
+        </w:rPr>
+        <w:t xml:space="preserve">Digital Education Council. Global AI Faculty Survey 2025. https://www.digitaleducationcouncil.com/post/digital-education-council-global-ai-faculty-survey</w:t>
+      </w:r>
+    </w:p>
+    <w:p>
+      <w:pPr>
+        <w:pStyle w:val="Compact"/>
+        <w:numPr>
+          <w:ilvl w:val="0"/>
+          <w:numId w:val="1019"/>
+        </w:numPr>
+      </w:pPr>
+      <w:r>
+        <w:rPr>
+          <w:lang w:val="ru"/>
+        </w:rPr>
+        <w:t xml:space="preserve">Freeman J. HEPI / Kortext Student Generative AI Survey 2025. https://www.hepi.ac.uk/wp-content/uploads/2025/02/HEPI-Kortext-Student-Generative-AI-Survey-2025.pdf</w:t>
+      </w:r>
+    </w:p>
+    <w:p>
+      <w:pPr>
+        <w:pStyle w:val="Compact"/>
+        <w:numPr>
+          <w:ilvl w:val="0"/>
+          <w:numId w:val="1019"/>
+        </w:numPr>
+      </w:pPr>
+      <w:r>
+        <w:rPr>
+          <w:lang w:val="ru"/>
+        </w:rPr>
+        <w:t xml:space="preserve">Stanford HAI. AI Index Report 2026. https://hai.stanford.edu/ai-index/2026-ai-index-report</w:t>
+      </w:r>
+    </w:p>
+    <w:p>
+      <w:pPr>
+        <w:pStyle w:val="Compact"/>
+        <w:numPr>
+          <w:ilvl w:val="0"/>
+          <w:numId w:val="1019"/>
+        </w:numPr>
+      </w:pPr>
+      <w:r>
+        <w:rPr>
+          <w:lang w:val="ru"/>
+        </w:rPr>
+        <w:t xml:space="preserve">Shao Y. и др. Future of Work with AI Agents. 2025. https://arxiv.org/abs/2506.06576</w:t>
+      </w:r>
+    </w:p>
+    <w:p>
+      <w:pPr>
+        <w:pStyle w:val="Compact"/>
+        <w:numPr>
+          <w:ilvl w:val="0"/>
+          <w:numId w:val="1019"/>
+        </w:numPr>
+      </w:pPr>
+      <w:r>
+        <w:rPr>
           <w:lang w:val="ru"/>
         </w:rPr>
         <w:t xml:space="preserve">Maybin S. Busting the attention span myth. BBC. 2017. https://www.bbc.com/news/health-38896790</w:t>
       </w:r>
     </w:p>
-    <w:bookmarkEnd w:id="59"/>
+    <w:p>
+      <w:pPr>
+        <w:pStyle w:val="Compact"/>
+        <w:numPr>
+          <w:ilvl w:val="0"/>
+          <w:numId w:val="1019"/>
+        </w:numPr>
+      </w:pPr>
+      <w:r>
+        <w:rPr>
+          <w:lang w:val="ru"/>
+        </w:rPr>
+        <w:t xml:space="preserve">Wiggins G., McTighe J. Understanding by Design. 2-е изд., расширенное. ASCD, 2005. ISBN 978-1-4166-0035-0. https://www.ascd.org/books/understanding-by-design-expanded-2nd-edition — обратное проектирование курса.</w:t>
+      </w:r>
+    </w:p>
+    <w:p>
+      <w:pPr>
+        <w:pStyle w:val="Compact"/>
+        <w:numPr>
+          <w:ilvl w:val="0"/>
+          <w:numId w:val="1019"/>
+        </w:numPr>
+      </w:pPr>
+      <w:r>
+        <w:rPr>
+          <w:lang w:val="ru"/>
+        </w:rPr>
+        <w:t xml:space="preserve">Инструменты:</w:t>
+      </w:r>
+      <w:r>
+        <w:rPr>
+          <w:lang w:val="ru"/>
+        </w:rPr>
+        <w:t xml:space="preserve"> </w:t>
+      </w:r>
+      <w:hyperlink r:id="rId43">
+        <w:r>
+          <w:rPr>
+            <w:rStyle w:val="Hyperlink"/>
+            <w:lang w:val="ru"/>
+          </w:rPr>
+          <w:t xml:space="preserve">Xmind</w:t>
+        </w:r>
+      </w:hyperlink>
+      <w:r>
+        <w:rPr>
+          <w:lang w:val="ru"/>
+        </w:rPr>
+        <w:t xml:space="preserve"> </w:t>
+      </w:r>
+      <w:r>
+        <w:rPr>
+          <w:lang w:val="ru"/>
+        </w:rPr>
+        <w:t xml:space="preserve">— нарисовать карту смыслов.</w:t>
+      </w:r>
+    </w:p>
+    <w:bookmarkEnd w:id="67"/>
     <w:sectPr>
       <w:footnotePr>
         <w:numRestart w:val="eachSect"/>
@@ -7146,15 +11758,6 @@
     <w:abstractNumId w:val="991"/>
   </w:num>
   <w:num w:numId="1010">
-    <w:abstractNumId w:val="991"/>
-  </w:num>
-  <w:num w:numId="1011">
-    <w:abstractNumId w:val="991"/>
-  </w:num>
-  <w:num w:numId="1012">
-    <w:abstractNumId w:val="991"/>
-  </w:num>
-  <w:num w:numId="1013">
     <w:abstractNumId w:val="99411"/>
     <w:lvlOverride w:ilvl="0">
       <w:startOverride w:val="1"/>
@@ -7184,7 +11787,112 @@
       <w:startOverride w:val="1"/>
     </w:lvlOverride>
   </w:num>
+  <w:num w:numId="1011">
+    <w:abstractNumId w:val="99411"/>
+    <w:lvlOverride w:ilvl="0">
+      <w:startOverride w:val="1"/>
+    </w:lvlOverride>
+    <w:lvlOverride w:ilvl="1">
+      <w:startOverride w:val="1"/>
+    </w:lvlOverride>
+    <w:lvlOverride w:ilvl="2">
+      <w:startOverride w:val="1"/>
+    </w:lvlOverride>
+    <w:lvlOverride w:ilvl="3">
+      <w:startOverride w:val="1"/>
+    </w:lvlOverride>
+    <w:lvlOverride w:ilvl="4">
+      <w:startOverride w:val="1"/>
+    </w:lvlOverride>
+    <w:lvlOverride w:ilvl="5">
+      <w:startOverride w:val="1"/>
+    </w:lvlOverride>
+    <w:lvlOverride w:ilvl="6">
+      <w:startOverride w:val="1"/>
+    </w:lvlOverride>
+    <w:lvlOverride w:ilvl="7">
+      <w:startOverride w:val="1"/>
+    </w:lvlOverride>
+    <w:lvlOverride w:ilvl="8">
+      <w:startOverride w:val="1"/>
+    </w:lvlOverride>
+  </w:num>
+  <w:num w:numId="1012">
+    <w:abstractNumId w:val="99411"/>
+    <w:lvlOverride w:ilvl="0">
+      <w:startOverride w:val="1"/>
+    </w:lvlOverride>
+    <w:lvlOverride w:ilvl="1">
+      <w:startOverride w:val="1"/>
+    </w:lvlOverride>
+    <w:lvlOverride w:ilvl="2">
+      <w:startOverride w:val="1"/>
+    </w:lvlOverride>
+    <w:lvlOverride w:ilvl="3">
+      <w:startOverride w:val="1"/>
+    </w:lvlOverride>
+    <w:lvlOverride w:ilvl="4">
+      <w:startOverride w:val="1"/>
+    </w:lvlOverride>
+    <w:lvlOverride w:ilvl="5">
+      <w:startOverride w:val="1"/>
+    </w:lvlOverride>
+    <w:lvlOverride w:ilvl="6">
+      <w:startOverride w:val="1"/>
+    </w:lvlOverride>
+    <w:lvlOverride w:ilvl="7">
+      <w:startOverride w:val="1"/>
+    </w:lvlOverride>
+    <w:lvlOverride w:ilvl="8">
+      <w:startOverride w:val="1"/>
+    </w:lvlOverride>
+  </w:num>
+  <w:num w:numId="1013">
+    <w:abstractNumId w:val="991"/>
+  </w:num>
   <w:num w:numId="1014">
+    <w:abstractNumId w:val="991"/>
+  </w:num>
+  <w:num w:numId="1015">
+    <w:abstractNumId w:val="991"/>
+  </w:num>
+  <w:num w:numId="1016">
+    <w:abstractNumId w:val="991"/>
+  </w:num>
+  <w:num w:numId="1017">
+    <w:abstractNumId w:val="99411"/>
+    <w:lvlOverride w:ilvl="0">
+      <w:startOverride w:val="1"/>
+    </w:lvlOverride>
+    <w:lvlOverride w:ilvl="1">
+      <w:startOverride w:val="1"/>
+    </w:lvlOverride>
+    <w:lvlOverride w:ilvl="2">
+      <w:startOverride w:val="1"/>
+    </w:lvlOverride>
+    <w:lvlOverride w:ilvl="3">
+      <w:startOverride w:val="1"/>
+    </w:lvlOverride>
+    <w:lvlOverride w:ilvl="4">
+      <w:startOverride w:val="1"/>
+    </w:lvlOverride>
+    <w:lvlOverride w:ilvl="5">
+      <w:startOverride w:val="1"/>
+    </w:lvlOverride>
+    <w:lvlOverride w:ilvl="6">
+      <w:startOverride w:val="1"/>
+    </w:lvlOverride>
+    <w:lvlOverride w:ilvl="7">
+      <w:startOverride w:val="1"/>
+    </w:lvlOverride>
+    <w:lvlOverride w:ilvl="8">
+      <w:startOverride w:val="1"/>
+    </w:lvlOverride>
+  </w:num>
+  <w:num w:numId="1018">
+    <w:abstractNumId w:val="991"/>
+  </w:num>
+  <w:num w:numId="1019">
     <w:abstractNumId w:val="991"/>
   </w:num>
 </w:numbering>

--- a/site/files/konspekt-lekciya-3.docx
+++ b/site/files/konspekt-lekciya-3.docx
@@ -517,7 +517,7 @@
               <w:rPr>
                 <w:lang w:val="ru"/>
               </w:rPr>
-              <w:t xml:space="preserve">папка с инструкцией, файлами и чатами; в Perplexity — «проекты» (до 2026 года «пространства»), только в платных тарифах</w:t>
+              <w:t xml:space="preserve">папка с инструкцией, файлами и чатами; в Perplexity — «проекты» (до 2026 года «пространства»), только в платных тарифах. В GigaChat «Проекты» — только папки для файлов и чатов, без инструкции: системный слой там — первым сообщением</w:t>
             </w:r>
           </w:p>
         </w:tc>

--- a/site/files/konspekt-lekciya-3.docx
+++ b/site/files/konspekt-lekciya-3.docx
@@ -3292,6 +3292,50 @@
           </w:p>
         </w:tc>
       </w:tr>
+      <w:tr>
+        <w:tc>
+          <w:tcPr/>
+          <w:p>
+            <w:pPr>
+              <w:pStyle w:val="Compact"/>
+            </w:pPr>
+            <w:r>
+              <w:rPr>
+                <w:lang w:val="ru"/>
+              </w:rPr>
+              <w:t xml:space="preserve">поиск материалов и разбор задачи на вопросы — источники студент открывает и читает сам</w:t>
+            </w:r>
+          </w:p>
+        </w:tc>
+        <w:tc>
+          <w:tcPr/>
+          <w:p>
+            <w:pPr>
+              <w:pStyle w:val="Compact"/>
+            </w:pPr>
+            <w:r>
+              <w:rPr>
+                <w:lang w:val="ru"/>
+              </w:rPr>
+              <w:t xml:space="preserve">ссылаться на источник, который сам не открыл и не прочитал</w:t>
+            </w:r>
+          </w:p>
+        </w:tc>
+        <w:tc>
+          <w:tcPr/>
+          <w:p>
+            <w:pPr>
+              <w:pStyle w:val="Compact"/>
+            </w:pPr>
+            <w:r>
+              <w:rPr>
+                <w:lang w:val="ru"/>
+              </w:rPr>
+              <w:t xml:space="preserve">—</w:t>
+            </w:r>
+          </w:p>
+        </w:tc>
+      </w:tr>
     </w:tbl>
     <w:bookmarkEnd w:id="33"/>
     <w:bookmarkStart w:id="34" w:name="задания-которые-трудно-сдать-нейросетью"/>
@@ -3643,6 +3687,95 @@
           <w:lang w:val="ru"/>
         </w:rPr>
         <w:t xml:space="preserve">Черновики и версии работ за семестр: видно, как росло понимание.</w:t>
+      </w:r>
+    </w:p>
+    <w:p>
+      <w:pPr>
+        <w:pStyle w:val="Compact"/>
+        <w:numPr>
+          <w:ilvl w:val="0"/>
+          <w:numId w:val="1006"/>
+        </w:numPr>
+      </w:pPr>
+      <w:r>
+        <w:rPr>
+          <w:b/>
+          <w:bCs/>
+          <w:lang w:val="ru"/>
+        </w:rPr>
+        <w:t xml:space="preserve">Своё решение и чужие подходы.</w:t>
+      </w:r>
+      <w:r>
+        <w:rPr>
+          <w:lang w:val="ru"/>
+        </w:rPr>
+        <w:t xml:space="preserve"> </w:t>
+      </w:r>
+      <w:r>
+        <w:rPr>
+          <w:lang w:val="ru"/>
+        </w:rPr>
+        <w:t xml:space="preserve">Студент решает задачу по методичке курса, а потом с ИИ</w:t>
+      </w:r>
+      <w:r>
+        <w:rPr>
+          <w:lang w:val="ru"/>
+        </w:rPr>
+        <w:t xml:space="preserve"> </w:t>
+      </w:r>
+      <w:r>
+        <w:rPr>
+          <w:lang w:val="ru"/>
+        </w:rPr>
+        <w:t xml:space="preserve">ищет, как такие задачи решают в статьях других стран и научных школ, и сравнивает подходы</w:t>
+      </w:r>
+      <w:r>
+        <w:rPr>
+          <w:lang w:val="ru"/>
+        </w:rPr>
+        <w:t xml:space="preserve"> </w:t>
+      </w:r>
+      <w:r>
+        <w:rPr>
+          <w:lang w:val="ru"/>
+        </w:rPr>
+        <w:t xml:space="preserve">со ссылками — промпт «Альтернативные решения задачи: что пишут в мире». На беседе он</w:t>
+      </w:r>
+      <w:r>
+        <w:rPr>
+          <w:lang w:val="ru"/>
+        </w:rPr>
+        <w:t xml:space="preserve"> </w:t>
+      </w:r>
+      <w:r>
+        <w:rPr>
+          <w:lang w:val="ru"/>
+        </w:rPr>
+        <w:t xml:space="preserve">объясняет, где метод курса сильнее, а где слабее. Преподаватель же получает от группы</w:t>
+      </w:r>
+      <w:r>
+        <w:rPr>
+          <w:lang w:val="ru"/>
+        </w:rPr>
+        <w:t xml:space="preserve"> </w:t>
+      </w:r>
+      <w:r>
+        <w:rPr>
+          <w:lang w:val="ru"/>
+        </w:rPr>
+        <w:t xml:space="preserve">подборку свежих подходов к своей теме — материал, на поиск которого у него самого</w:t>
+      </w:r>
+      <w:r>
+        <w:rPr>
+          <w:lang w:val="ru"/>
+        </w:rPr>
+        <w:t xml:space="preserve"> </w:t>
+      </w:r>
+      <w:r>
+        <w:rPr>
+          <w:lang w:val="ru"/>
+        </w:rPr>
+        <w:t xml:space="preserve">ушли бы недели.</w:t>
       </w:r>
     </w:p>
     <w:bookmarkEnd w:id="34"/>
@@ -3727,7 +3860,7 @@
               <w:rPr>
                 <w:lang w:val="ru"/>
               </w:rPr>
-              <w:t xml:space="preserve">минимально: учимся писать и рассуждать сами</w:t>
+              <w:t xml:space="preserve">минимально: учимся писать и рассуждать сами; ИИ — для поиска материалов и плана задачи, тексты и выводы — свои</w:t>
             </w:r>
           </w:p>
         </w:tc>
@@ -3814,6 +3947,115 @@
           <w:lang w:val="ru"/>
         </w:rPr>
         <w:t xml:space="preserve">в итоговых проектах — прозрачен, с объяснением каждого этапа.</w:t>
+      </w:r>
+    </w:p>
+    <w:p>
+      <w:pPr>
+        <w:pStyle w:val="BodyText"/>
+      </w:pPr>
+      <w:r>
+        <w:rPr>
+          <w:b/>
+          <w:bCs/>
+          <w:lang w:val="ru"/>
+        </w:rPr>
+        <w:t xml:space="preserve">Поиск — на любом курсе.</w:t>
+      </w:r>
+      <w:r>
+        <w:rPr>
+          <w:lang w:val="ru"/>
+        </w:rPr>
+        <w:t xml:space="preserve"> </w:t>
+      </w:r>
+      <w:r>
+        <w:rPr>
+          <w:lang w:val="ru"/>
+        </w:rPr>
+        <w:t xml:space="preserve">С включённым поиском ИИ заменяет первый проход по поисковику</w:t>
+      </w:r>
+      <w:r>
+        <w:rPr>
+          <w:lang w:val="ru"/>
+        </w:rPr>
+        <w:t xml:space="preserve"> </w:t>
+      </w:r>
+      <w:r>
+        <w:rPr>
+          <w:lang w:val="ru"/>
+        </w:rPr>
+        <w:t xml:space="preserve">и просмотр десятков страниц: за минуты раскладывает задачу студента на вопросы и подбирает</w:t>
+      </w:r>
+      <w:r>
+        <w:rPr>
+          <w:lang w:val="ru"/>
+        </w:rPr>
+        <w:t xml:space="preserve"> </w:t>
+      </w:r>
+      <w:r>
+        <w:rPr>
+          <w:lang w:val="ru"/>
+        </w:rPr>
+        <w:t xml:space="preserve">материалы со ссылками. Дальше студент проверяет, что источники существуют и говорят то,</w:t>
+      </w:r>
+      <w:r>
+        <w:rPr>
+          <w:lang w:val="ru"/>
+        </w:rPr>
+        <w:t xml:space="preserve"> </w:t>
+      </w:r>
+      <w:r>
+        <w:rPr>
+          <w:lang w:val="ru"/>
+        </w:rPr>
+        <w:t xml:space="preserve">что им приписано (лекция 1, раздел 8), — и идёт по ссылкам изучать их сам. ИИ экономит время</w:t>
+      </w:r>
+      <w:r>
+        <w:rPr>
+          <w:lang w:val="ru"/>
+        </w:rPr>
+        <w:t xml:space="preserve"> </w:t>
+      </w:r>
+      <w:r>
+        <w:rPr>
+          <w:lang w:val="ru"/>
+        </w:rPr>
+        <w:t xml:space="preserve">на поиске, а читать, думать и писать студенту по-прежнему приходится самому. Такой режим</w:t>
+      </w:r>
+      <w:r>
+        <w:rPr>
+          <w:lang w:val="ru"/>
+        </w:rPr>
+        <w:t xml:space="preserve"> </w:t>
+      </w:r>
+      <w:r>
+        <w:rPr>
+          <w:lang w:val="ru"/>
+        </w:rPr>
+        <w:t xml:space="preserve">разумно разрешить даже на первом курсе — промпт «Поиск материалов и план задачи для студента»</w:t>
+      </w:r>
+      <w:r>
+        <w:rPr>
+          <w:lang w:val="ru"/>
+        </w:rPr>
+        <w:t xml:space="preserve"> </w:t>
+      </w:r>
+      <w:r>
+        <w:rPr>
+          <w:lang w:val="ru"/>
+        </w:rPr>
+        <w:t xml:space="preserve">можно раздать вместе с правилами курса. Старшим курсам дайте больше свободы: задачу — по</w:t>
+      </w:r>
+      <w:r>
+        <w:rPr>
+          <w:lang w:val="ru"/>
+        </w:rPr>
+        <w:t xml:space="preserve"> </w:t>
+      </w:r>
+      <w:r>
+        <w:rPr>
+          <w:lang w:val="ru"/>
+        </w:rPr>
+        <w:t xml:space="preserve">методичке, а альтернативные решения — по статьям из других стран (задание 9 в списке выше).</w:t>
       </w:r>
     </w:p>
     <w:bookmarkEnd w:id="35"/>
@@ -8421,6 +8663,160 @@
           <w:bCs/>
           <w:lang w:val="ru"/>
         </w:rPr>
+        <w:t xml:space="preserve">Промпт: Поиск материалов и план задачи для студента — без готового текста.</w:t>
+      </w:r>
+      <w:r>
+        <w:rPr>
+          <w:lang w:val="ru"/>
+        </w:rPr>
+        <w:t xml:space="preserve"> </w:t>
+      </w:r>
+      <w:r>
+        <w:rPr>
+          <w:lang w:val="ru"/>
+        </w:rPr>
+        <w:t xml:space="preserve">Когда: раздайте студентам вместе с правилами курса; поиск в сервисе должен быть включён.</w:t>
+      </w:r>
+    </w:p>
+    <w:p>
+      <w:pPr>
+        <w:pStyle w:val="SourceCode"/>
+      </w:pPr>
+      <w:r>
+        <w:rPr>
+          <w:rStyle w:val="VerbatimChar"/>
+          <w:lang w:val="ru"/>
+        </w:rPr>
+        <w:t xml:space="preserve">Я студент [КУРС], у меня задание: [ТЕКСТ ЗАДАНИЯ]. Готовый текст за меня не пиши.</w:t>
+      </w:r>
+      <w:r>
+        <w:br/>
+      </w:r>
+      <w:r>
+        <w:rPr>
+          <w:rStyle w:val="VerbatimChar"/>
+          <w:lang w:val="ru"/>
+        </w:rPr>
+        <w:t xml:space="preserve">1. Разложи задачу на 4–6 вопросов, на которые мне нужно ответить, — в том порядке, в каком их удобно решать.</w:t>
+      </w:r>
+      <w:r>
+        <w:br/>
+      </w:r>
+      <w:r>
+        <w:rPr>
+          <w:rStyle w:val="VerbatimChar"/>
+          <w:lang w:val="ru"/>
+        </w:rPr>
+        <w:t xml:space="preserve">2. К каждому вопросу найди поиском 2–3 источника: учебник, статью, официальный документ или надёжный сайт. Для каждого — название, автор, год, ссылка (DOI или URL) и одна строка: что в нём искать.</w:t>
+      </w:r>
+      <w:r>
+        <w:br/>
+      </w:r>
+      <w:r>
+        <w:rPr>
+          <w:rStyle w:val="VerbatimChar"/>
+          <w:lang w:val="ru"/>
+        </w:rPr>
+        <w:t xml:space="preserve">3. Указывай только источники, которые ты нашёл поиском; если не уверен, что источник существует, так и напиши — не придумывай.</w:t>
+      </w:r>
+      <w:r>
+        <w:br/>
+      </w:r>
+      <w:r>
+        <w:rPr>
+          <w:rStyle w:val="VerbatimChar"/>
+          <w:lang w:val="ru"/>
+        </w:rPr>
+        <w:t xml:space="preserve">4. В конце напомни, что мне проверить самому: открыть каждую ссылку и убедиться, что источник говорит то, что ты ему приписал.</w:t>
+      </w:r>
+    </w:p>
+    <w:p>
+      <w:pPr>
+        <w:pStyle w:val="FirstParagraph"/>
+      </w:pPr>
+      <w:r>
+        <w:rPr>
+          <w:b/>
+          <w:bCs/>
+          <w:lang w:val="ru"/>
+        </w:rPr>
+        <w:t xml:space="preserve">Промпт: Альтернативные решения задачи: что пишут в мире.</w:t>
+      </w:r>
+      <w:r>
+        <w:rPr>
+          <w:lang w:val="ru"/>
+        </w:rPr>
+        <w:t xml:space="preserve"> </w:t>
+      </w:r>
+      <w:r>
+        <w:rPr>
+          <w:lang w:val="ru"/>
+        </w:rPr>
+        <w:t xml:space="preserve">Когда: задача решена по методичке курса — найти и сравнить другие подходы; поиск должен быть включён.</w:t>
+      </w:r>
+    </w:p>
+    <w:p>
+      <w:pPr>
+        <w:pStyle w:val="SourceCode"/>
+      </w:pPr>
+      <w:r>
+        <w:rPr>
+          <w:rStyle w:val="VerbatimChar"/>
+          <w:lang w:val="ru"/>
+        </w:rPr>
+        <w:t xml:space="preserve">Я студент [КУРС]. Задачу «[УСЛОВИЕ]» я решил по методичке курса: [МОЙ МЕТОД КОРОТКО]. Помоги найти альтернативы — решение за меня не пиши.</w:t>
+      </w:r>
+      <w:r>
+        <w:br/>
+      </w:r>
+      <w:r>
+        <w:rPr>
+          <w:rStyle w:val="VerbatimChar"/>
+          <w:lang w:val="ru"/>
+        </w:rPr>
+        <w:t xml:space="preserve">1. Найди поиском 3–5 работ из разных стран и научных школ — статьи, учебники, отчёты, — где такие задачи решают другими методами. Для каждой: автор, год, страна, ссылка (DOI или URL), суть метода в двух предложениях.</w:t>
+      </w:r>
+      <w:r>
+        <w:br/>
+      </w:r>
+      <w:r>
+        <w:rPr>
+          <w:rStyle w:val="VerbatimChar"/>
+          <w:lang w:val="ru"/>
+        </w:rPr>
+        <w:t xml:space="preserve">2. Сравни таблицей: метод — когда он лучше метода из методички — когда хуже — что нужно, чтобы его применить.</w:t>
+      </w:r>
+      <w:r>
+        <w:br/>
+      </w:r>
+      <w:r>
+        <w:rPr>
+          <w:rStyle w:val="VerbatimChar"/>
+          <w:lang w:val="ru"/>
+        </w:rPr>
+        <w:t xml:space="preserve">3. Указывай только работы, найденные поиском; если не уверен, что работа существует, так и напиши — не придумывай.</w:t>
+      </w:r>
+      <w:r>
+        <w:br/>
+      </w:r>
+      <w:r>
+        <w:rPr>
+          <w:rStyle w:val="VerbatimChar"/>
+          <w:lang w:val="ru"/>
+        </w:rPr>
+        <w:t xml:space="preserve">4. В конце — три вопроса, на которые мне стоит ответить самому, сравнивая подходы.</w:t>
+      </w:r>
+    </w:p>
+    <w:p>
+      <w:pPr>
+        <w:pStyle w:val="FirstParagraph"/>
+      </w:pPr>
+      <w:r>
+        <w:rPr>
+          <w:b/>
+          <w:bCs/>
+          <w:lang w:val="ru"/>
+        </w:rPr>
         <w:t xml:space="preserve">Промпт: Задание, которое трудно «сдать нейросетью».</w:t>
       </w:r>
       <w:r>
@@ -10439,6 +10835,42 @@
           <w:lang w:val="ru"/>
         </w:rPr>
         <w:t xml:space="preserve">и как делал с ИИ.</w:t>
+      </w:r>
+    </w:p>
+    <w:p>
+      <w:pPr>
+        <w:pStyle w:val="BodyText"/>
+      </w:pPr>
+      <w:r>
+        <w:rPr>
+          <w:b/>
+          <w:bCs/>
+          <w:lang w:val="ru"/>
+        </w:rPr>
+        <w:t xml:space="preserve">Можно ли первокурснику пользоваться ИИ?</w:t>
+      </w:r>
+    </w:p>
+    <w:p>
+      <w:pPr>
+        <w:pStyle w:val="BodyText"/>
+      </w:pPr>
+      <w:r>
+        <w:rPr>
+          <w:lang w:val="ru"/>
+        </w:rPr>
+        <w:t xml:space="preserve">Для поиска и плана — да: ИИ раскладывает задачу на вопросы и подбирает источники со ссылками,</w:t>
+      </w:r>
+      <w:r>
+        <w:rPr>
+          <w:lang w:val="ru"/>
+        </w:rPr>
+        <w:t xml:space="preserve"> </w:t>
+      </w:r>
+      <w:r>
+        <w:rPr>
+          <w:lang w:val="ru"/>
+        </w:rPr>
+        <w:t xml:space="preserve">а студент проверяет, что они существуют, и читает их сам. Тексты и выводы — свои.</w:t>
       </w:r>
     </w:p>
     <w:p>
